--- a/assets/spy3-whitepaper.docx
+++ b/assets/spy3-whitepaper.docx
@@ -29,20 +29,10 @@
         <w:rPr>
           <w:sz w:val="20"/>
           <w:szCs w:val="20"/>
-          <w:lang w:val="de-DE"/>
-        </w:rPr>
-      </w:pPr>
-      <w:r>
-        <w:rPr>
-          <w:lang w:val="de-DE"/>
-        </w:rPr>
-        <w:t>Denis Keller,</w:t>
-      </w:r>
-      <w:r>
-        <w:rPr>
-          <w:lang w:val="de-DE"/>
-        </w:rPr>
-        <w:t xml:space="preserve"> </w:t>
+        </w:rPr>
+      </w:pPr>
+      <w:r>
+        <w:t xml:space="preserve">Denis Keller, </w:t>
       </w:r>
       <w:hyperlink r:id="rId7" w:history="1">
         <w:r>
@@ -50,7 +40,6 @@
             <w:rStyle w:val="Hyperlink"/>
             <w:color w:val="0D0D0D"/>
             <w:u w:val="none"/>
-            <w:lang w:val="de-DE"/>
           </w:rPr>
           <w:t>dk@sintro.eu</w:t>
         </w:r>
@@ -59,7 +48,6 @@
         <w:rPr>
           <w:sz w:val="20"/>
           <w:szCs w:val="20"/>
-          <w:lang w:val="de-DE"/>
         </w:rPr>
         <w:t xml:space="preserve"> </w:t>
       </w:r>
@@ -1068,14 +1056,14 @@
         <w:rPr>
           <w:lang w:val="en-GB"/>
         </w:rPr>
-        <w:t xml:space="preserve"> evidence that </w:t>
+        <w:t xml:space="preserve"> evidence that historical asset returns can predict the cross section of future </w:t>
       </w:r>
       <w:r>
         <w:rPr>
           <w:lang w:val="en-GB"/>
         </w:rPr>
         <w:lastRenderedPageBreak/>
-        <w:t>historical asset returns can predict the cross section of future asset returns to a certain extent (e.g., De Bondt &amp; Thaler, 1987; Jegadeesh &amp; Titman, 1993; Fama &amp; French, 2012; Israel &amp; Moskowitz, 2013). Research broadly divides the explanations as either risk based, or non-risk based. According to Ang</w:t>
+        <w:t>asset returns to a certain extent (e.g., De Bondt &amp; Thaler, 1987; Jegadeesh &amp; Titman, 1993; Fama &amp; French, 2012; Israel &amp; Moskowitz, 2013). Research broadly divides the explanations as either risk based, or non-risk based. According to Ang</w:t>
       </w:r>
       <w:r>
         <w:rPr>
@@ -1187,21 +1175,7 @@
         <w:rPr>
           <w:lang w:val="en-GB"/>
         </w:rPr>
-        <w:t>. These findings argue that the EMH cannot be valid since it ignores irrational and emotional behaviour (</w:t>
-      </w:r>
-      <w:proofErr w:type="spellStart"/>
-      <w:r>
-        <w:rPr>
-          <w:lang w:val="en-GB"/>
-        </w:rPr>
-        <w:t>Asness</w:t>
-      </w:r>
-      <w:proofErr w:type="spellEnd"/>
-      <w:r>
-        <w:rPr>
-          <w:lang w:val="en-GB"/>
-        </w:rPr>
-        <w:t>, 2014). Due to psychological hurdles and limited information-processing capabilities, market participants have only bounded rationality (Thaler, 2008). One prominent example of such a heuristic is the disposition effect</w:t>
+        <w:t>. These findings argue that the EMH cannot be valid since it ignores irrational and emotional behaviour (Asness, 2014). Due to psychological hurdles and limited information-processing capabilities, market participants have only bounded rationality (Thaler, 2008). One prominent example of such a heuristic is the disposition effect</w:t>
       </w:r>
       <w:r>
         <w:rPr>
@@ -1402,21 +1376,7 @@
         <w:rPr>
           <w:lang w:val="en-GB"/>
         </w:rPr>
-        <w:t xml:space="preserve">, even though the EMH assumes that all investors are rational, </w:t>
-      </w:r>
-      <w:proofErr w:type="gramStart"/>
-      <w:r>
-        <w:rPr>
-          <w:lang w:val="en-GB"/>
-        </w:rPr>
-        <w:t>in reality investors</w:t>
-      </w:r>
-      <w:proofErr w:type="gramEnd"/>
-      <w:r>
-        <w:rPr>
-          <w:lang w:val="en-GB"/>
-        </w:rPr>
-        <w:t xml:space="preserve"> are subject to their own psychological biases, such as the status quo bias, in which people fall into lazy decision making and prefer not to change the situation even if market conditions changed and adjustment</w:t>
+        <w:t>, even though the EMH assumes that all investors are rational, in reality investors are subject to their own psychological biases, such as the status quo bias, in which people fall into lazy decision making and prefer not to change the situation even if market conditions changed and adjustment</w:t>
       </w:r>
       <w:r>
         <w:rPr>
@@ -1740,12 +1700,10 @@
         <w:pStyle w:val="berschrift2"/>
       </w:pPr>
       <w:bookmarkStart w:id="1" w:name="_Toc122008198"/>
-      <w:proofErr w:type="spellStart"/>
       <w:r>
         <w:t>Backtesting</w:t>
       </w:r>
       <w:bookmarkEnd w:id="1"/>
-      <w:proofErr w:type="spellEnd"/>
     </w:p>
     <w:p>
       <w:pPr>
@@ -1759,21 +1717,7 @@
         <w:rPr>
           <w:lang w:val="en-GB"/>
         </w:rPr>
-        <w:t xml:space="preserve">An important part of developing a systematic trading strategy, involves </w:t>
-      </w:r>
-      <w:proofErr w:type="spellStart"/>
-      <w:r>
-        <w:rPr>
-          <w:lang w:val="en-GB"/>
-        </w:rPr>
-        <w:t>backtesting</w:t>
-      </w:r>
-      <w:proofErr w:type="spellEnd"/>
-      <w:r>
-        <w:rPr>
-          <w:lang w:val="en-GB"/>
-        </w:rPr>
-        <w:t>, which is the process of studying the behaviour of a</w:t>
+        <w:t>An important part of developing a systematic trading strategy, involves backtesting, which is the process of studying the behaviour of a</w:t>
       </w:r>
       <w:r>
         <w:rPr>
@@ -1797,16 +1741,8 @@
         <w:rPr>
           <w:lang w:val="en-GB"/>
         </w:rPr>
-        <w:t xml:space="preserve">he underlying idea of </w:t>
-      </w:r>
-      <w:proofErr w:type="spellStart"/>
-      <w:r>
-        <w:rPr>
-          <w:lang w:val="en-GB"/>
-        </w:rPr>
-        <w:t>backtesting</w:t>
-      </w:r>
-      <w:proofErr w:type="spellEnd"/>
+        <w:t>he underlying idea of backtesting</w:t>
+      </w:r>
       <w:r>
         <w:rPr>
           <w:lang w:val="en-GB"/>
@@ -1829,21 +1765,7 @@
         <w:rPr>
           <w:lang w:val="en-GB"/>
         </w:rPr>
-        <w:t xml:space="preserve"> strategy that performed well in the past is likely to do so again in the future, and vice versa.  There are several statistical biases that need special attention in the process of developing a viable </w:t>
-      </w:r>
-      <w:proofErr w:type="spellStart"/>
-      <w:r>
-        <w:rPr>
-          <w:lang w:val="en-GB"/>
-        </w:rPr>
-        <w:t>backtesting</w:t>
-      </w:r>
-      <w:proofErr w:type="spellEnd"/>
-      <w:r>
-        <w:rPr>
-          <w:lang w:val="en-GB"/>
-        </w:rPr>
-        <w:t xml:space="preserve">. Survivorship bias, look-ahead bias, and data snooping are the most common ones. </w:t>
+        <w:t xml:space="preserve"> strategy that performed well in the past is likely to do so again in the future, and vice versa.  There are several statistical biases that need special attention in the process of developing a viable backtesting. Survivorship bias, look-ahead bias, and data snooping are the most common ones. </w:t>
       </w:r>
       <w:r>
         <w:rPr>
@@ -1900,7 +1822,6 @@
         </w:rPr>
         <w:t xml:space="preserve"> Although historical data does not guarantee future performance, it helps to evaluate a strategy and to understand its performance in different periods and market events. The level of confidence depends on the stability of the </w:t>
       </w:r>
-      <w:proofErr w:type="spellStart"/>
       <w:r>
         <w:rPr>
           <w:lang w:val="en-GB"/>
@@ -1911,14 +1832,7 @@
         <w:rPr>
           <w:lang w:val="en-GB"/>
         </w:rPr>
-        <w:t>test</w:t>
-      </w:r>
-      <w:proofErr w:type="spellEnd"/>
-      <w:r>
-        <w:rPr>
-          <w:lang w:val="en-GB"/>
-        </w:rPr>
-        <w:t xml:space="preserve"> result</w:t>
+        <w:t>test result</w:t>
       </w:r>
       <w:r>
         <w:rPr>
@@ -1990,51 +1904,14 @@
         <w:pStyle w:val="Text"/>
       </w:pPr>
       <w:r>
-        <w:t>Value-at-Risk (</w:t>
-      </w:r>
-      <w:proofErr w:type="spellStart"/>
-      <w:r>
-        <w:t>VaR</w:t>
-      </w:r>
-      <w:proofErr w:type="spellEnd"/>
-      <w:r>
-        <w:t xml:space="preserve">) is the </w:t>
-      </w:r>
-      <w:proofErr w:type="gramStart"/>
-      <w:r>
-        <w:t>most commonly used</w:t>
-      </w:r>
-      <w:proofErr w:type="gramEnd"/>
-      <w:r>
-        <w:t xml:space="preserve"> statistics to indicate the downside risk of a financial asset over a given period based on its historical. </w:t>
-      </w:r>
-      <w:proofErr w:type="spellStart"/>
-      <w:r>
-        <w:t>VaR</w:t>
-      </w:r>
-      <w:proofErr w:type="spellEnd"/>
-      <w:r>
-        <w:t xml:space="preserve"> is a measure of potential loss </w:t>
+        <w:t xml:space="preserve">Value-at-Risk (VaR) is the most commonly used statistics to indicate the downside risk of a financial asset over a given period based on its historical. </w:t>
+      </w:r>
+      <w:r>
+        <w:t xml:space="preserve">VaR is a measure of potential loss </w:t>
       </w:r>
       <w:r>
         <w:lastRenderedPageBreak/>
-        <w:t xml:space="preserve">over a given </w:t>
-      </w:r>
-      <w:proofErr w:type="gramStart"/>
-      <w:r>
-        <w:t>time period</w:t>
-      </w:r>
-      <w:proofErr w:type="gramEnd"/>
-      <w:r>
-        <w:t xml:space="preserve"> and represents the 1-α %-percentile loss. The SPY3 model calculates the daily </w:t>
-      </w:r>
-      <w:proofErr w:type="spellStart"/>
-      <w:r>
-        <w:t>VaR</w:t>
-      </w:r>
-      <w:proofErr w:type="spellEnd"/>
-      <w:r>
-        <w:t xml:space="preserve"> with a 99% confidence level and a </w:t>
+        <w:t xml:space="preserve">over a given time period and represents the 1-α %-percentile loss. The SPY3 model calculates the daily VaR with a 99% confidence level and a </w:t>
       </w:r>
       <w:r>
         <w:t>9</w:t>
@@ -2046,29 +1923,13 @@
         <w:t>If</w:t>
       </w:r>
       <w:r>
-        <w:t xml:space="preserve"> the daily 99% </w:t>
-      </w:r>
-      <w:proofErr w:type="spellStart"/>
-      <w:r>
-        <w:t>VaR</w:t>
-      </w:r>
-      <w:proofErr w:type="spellEnd"/>
-      <w:r>
-        <w:t xml:space="preserve"> remains below 2%, </w:t>
+        <w:t xml:space="preserve"> the daily 99% VaR remains below 2%, </w:t>
       </w:r>
       <w:r>
         <w:t>the model signals</w:t>
       </w:r>
       <w:r>
-        <w:t xml:space="preserve"> risk-on. Conversely, a </w:t>
-      </w:r>
-      <w:proofErr w:type="spellStart"/>
-      <w:r>
-        <w:t>VaR</w:t>
-      </w:r>
-      <w:proofErr w:type="spellEnd"/>
-      <w:r>
-        <w:t xml:space="preserve"> above 5% serves as </w:t>
+        <w:t xml:space="preserve"> risk-on. Conversely, a VaR above 5% serves as </w:t>
       </w:r>
       <w:r>
         <w:t>our</w:t>
@@ -2137,13 +1998,8 @@
       <w:r>
         <w:t xml:space="preserve">35-day and 200-day. The model detects upward trends </w:t>
       </w:r>
-      <w:proofErr w:type="gramStart"/>
-      <w:r>
-        <w:t>as long as</w:t>
-      </w:r>
-      <w:proofErr w:type="gramEnd"/>
-      <w:r>
-        <w:t xml:space="preserve"> the short-dated</w:t>
+      <w:r>
+        <w:t>as long as the short-dated</w:t>
       </w:r>
       <w:r>
         <w:t xml:space="preserve"> </w:t>
@@ -2263,21 +2119,13 @@
         <w:t>model</w:t>
       </w:r>
       <w:r>
-        <w:t xml:space="preserve"> </w:t>
-      </w:r>
-      <w:proofErr w:type="gramStart"/>
-      <w:r>
-        <w:t xml:space="preserve">is </w:t>
+        <w:t xml:space="preserve"> is </w:t>
       </w:r>
       <w:r>
         <w:t>able</w:t>
       </w:r>
       <w:r>
-        <w:t xml:space="preserve"> to</w:t>
-      </w:r>
-      <w:proofErr w:type="gramEnd"/>
-      <w:r>
-        <w:t xml:space="preserve"> </w:t>
+        <w:t xml:space="preserve"> to </w:t>
       </w:r>
       <w:r>
         <w:t xml:space="preserve">capture </w:t>
@@ -2612,15 +2460,7 @@
         <w:t xml:space="preserve">most </w:t>
       </w:r>
       <w:r>
-        <w:t xml:space="preserve">quantitative investment strategies look very opaque from the outside and resemble a black box, </w:t>
-      </w:r>
-      <w:proofErr w:type="gramStart"/>
-      <w:r>
-        <w:t>in reality these</w:t>
-      </w:r>
-      <w:proofErr w:type="gramEnd"/>
-      <w:r>
-        <w:t xml:space="preserve"> models can be very transparent and </w:t>
+        <w:t xml:space="preserve">quantitative investment strategies look very opaque from the outside and resemble a black box, in reality these models can be very transparent and </w:t>
       </w:r>
       <w:r>
         <w:t>easily understandable</w:t>
@@ -2653,40 +2493,22 @@
         <w:t xml:space="preserve"> already </w:t>
       </w:r>
       <w:r>
-        <w:t xml:space="preserve">beats </w:t>
-      </w:r>
-      <w:proofErr w:type="gramStart"/>
-      <w:r>
-        <w:t>the</w:t>
+        <w:t>beats the</w:t>
       </w:r>
       <w:r>
         <w:t xml:space="preserve"> </w:t>
       </w:r>
       <w:r>
-        <w:t>S</w:t>
-      </w:r>
-      <w:proofErr w:type="gramEnd"/>
-      <w:r>
-        <w:t>&amp;P500</w:t>
+        <w:t>S&amp;P500</w:t>
       </w:r>
       <w:r>
         <w:t xml:space="preserve"> by both, limiting risk and generating steady excess return. </w:t>
       </w:r>
-      <w:proofErr w:type="gramStart"/>
       <w:r>
         <w:t>In regard to</w:t>
       </w:r>
-      <w:proofErr w:type="gramEnd"/>
-      <w:r>
-        <w:t xml:space="preserve"> </w:t>
-      </w:r>
-      <w:proofErr w:type="spellStart"/>
-      <w:r>
-        <w:t>backtesting</w:t>
-      </w:r>
-      <w:proofErr w:type="spellEnd"/>
-      <w:r>
-        <w:t xml:space="preserve">, </w:t>
+      <w:r>
+        <w:t xml:space="preserve"> backtesting, </w:t>
       </w:r>
       <w:r>
         <w:t xml:space="preserve">we </w:t>
@@ -2832,7 +2654,17 @@
           <w:sz w:val="18"/>
           <w:szCs w:val="18"/>
         </w:rPr>
-        <w:t>Harvey, C., R. (2021), “Why Is Systematic Investing Important?”, Journal of Systematic Investing, 2-6</w:t>
+        <w:t xml:space="preserve">Harvey, C., R. (2021), “Why Is Systematic Investing Important?”, </w:t>
+      </w:r>
+      <w:r>
+        <w:rPr>
+          <w:bCs/>
+          <w:i/>
+          <w:iCs/>
+          <w:sz w:val="18"/>
+          <w:szCs w:val="18"/>
+        </w:rPr>
+        <w:t>Journal of Systematic Investing, 2-6</w:t>
       </w:r>
       <w:r>
         <w:rPr>
@@ -2886,7 +2718,15 @@
         <w:rPr>
           <w:lang w:val="en-GB"/>
         </w:rPr>
-        <w:t>Markowitz, H. (1959), “Portfolio Selection: Efficient Diversification of Investments”, Vol. 16, John Wiley New York</w:t>
+        <w:t xml:space="preserve">Markowitz, H. (1959), “Portfolio Selection: Efficient Diversification of Investments”, Vol. 16, </w:t>
+      </w:r>
+      <w:r>
+        <w:rPr>
+          <w:i/>
+          <w:iCs/>
+          <w:lang w:val="en-GB"/>
+        </w:rPr>
+        <w:t>John Wiley New York</w:t>
       </w:r>
     </w:p>
     <w:p>
@@ -2900,7 +2740,15 @@
         <w:rPr>
           <w:lang w:val="en-GB"/>
         </w:rPr>
-        <w:t>Bodie, Z., Kane, A. and Marcus, A. J. (2014), “Investments”, 10th edition, McGraw-Hill Education.</w:t>
+        <w:t xml:space="preserve">Bodie, Z., Kane, A. and Marcus, A. J. (2014), </w:t>
+      </w:r>
+      <w:r>
+        <w:rPr>
+          <w:i/>
+          <w:iCs/>
+          <w:lang w:val="en-GB"/>
+        </w:rPr>
+        <w:t>“Investments”, 10th edition, McGraw-Hill Education.</w:t>
       </w:r>
     </w:p>
     <w:p>
@@ -2914,7 +2762,7 @@
         <w:rPr>
           <w:lang w:val="en-GB"/>
         </w:rPr>
-        <w:t xml:space="preserve">Treynor, J. (1962), “Toward a Theory of Market Value of Risky Assets”, </w:t>
+        <w:t>Treynor, J. (1962), “Toward a Theory of Market Value of Risky Assets”</w:t>
       </w:r>
     </w:p>
     <w:p>
@@ -2928,7 +2776,23 @@
         <w:rPr>
           <w:lang w:val="en-GB"/>
         </w:rPr>
-        <w:t>De Bondt, W. F. and Thaler, R. (1985), „Does the Stock Market Overreact?”, The Journal</w:t>
+        <w:t xml:space="preserve">De Bondt, W. F. and Thaler, R. (1985), „Does the Stock Market Overreact?”, </w:t>
+      </w:r>
+      <w:r>
+        <w:rPr>
+          <w:i/>
+          <w:iCs/>
+          <w:lang w:val="en-GB"/>
+        </w:rPr>
+        <w:t>The Journal</w:t>
+      </w:r>
+      <w:r>
+        <w:rPr>
+          <w:i/>
+          <w:iCs/>
+          <w:lang w:val="en-GB"/>
+        </w:rPr>
+        <w:t xml:space="preserve"> of Finance</w:t>
       </w:r>
     </w:p>
     <w:p>
@@ -3022,19 +2886,11 @@
           <w:lang w:val="en-GB"/>
         </w:rPr>
       </w:pPr>
-      <w:proofErr w:type="spellStart"/>
-      <w:r>
-        <w:rPr>
-          <w:lang w:val="en-GB"/>
-        </w:rPr>
-        <w:t>Asness</w:t>
-      </w:r>
-      <w:proofErr w:type="spellEnd"/>
-      <w:r>
-        <w:rPr>
-          <w:lang w:val="en-GB"/>
-        </w:rPr>
-        <w:t xml:space="preserve">, C., Moskowitz, T. J. and Pedersen, L. H. (2013), „Value and Momentum Everywhere”, </w:t>
+      <w:r>
+        <w:rPr>
+          <w:lang w:val="en-GB"/>
+        </w:rPr>
+        <w:t xml:space="preserve">Asness, C., Moskowitz, T. J. and Pedersen, L. H. (2013), „Value and Momentum Everywhere”, </w:t>
       </w:r>
       <w:r>
         <w:rPr>
@@ -3062,7 +2918,15 @@
         <w:rPr>
           <w:lang w:val="en-GB"/>
         </w:rPr>
-        <w:t>Barroso, P., Santa-Clara, P. (2012), “Momentum has its moments”, Journal of Financial Economics, Vol. 116, No. 1, 111-120</w:t>
+        <w:t xml:space="preserve">Barroso, P., Santa-Clara, P. (2012), “Momentum has its moments”, </w:t>
+      </w:r>
+      <w:r>
+        <w:rPr>
+          <w:i/>
+          <w:iCs/>
+          <w:lang w:val="en-GB"/>
+        </w:rPr>
+        <w:t>Journal of Financial Economics, Vol. 116, No. 1, 111-120</w:t>
       </w:r>
     </w:p>
     <w:p>
@@ -3090,7 +2954,15 @@
         <w:rPr>
           <w:lang w:val="en-GB"/>
         </w:rPr>
-        <w:t xml:space="preserve"> 11(03), 3–12 </w:t>
+        <w:t xml:space="preserve"> </w:t>
+      </w:r>
+      <w:r>
+        <w:rPr>
+          <w:i/>
+          <w:iCs/>
+          <w:lang w:val="en-GB"/>
+        </w:rPr>
+        <w:t xml:space="preserve">11(03), 3–12 </w:t>
       </w:r>
     </w:p>
     <w:p>
@@ -4125,6 +3997,50 @@
     <w:lsdException w:name="Subtitle" w:qFormat="1"/>
     <w:lsdException w:name="Strong" w:qFormat="1"/>
     <w:lsdException w:name="Emphasis" w:qFormat="1"/>
+    <w:lsdException w:name="Normal Table" w:semiHidden="1" w:unhideWhenUsed="1"/>
+    <w:lsdException w:name="Table Simple 1" w:semiHidden="1" w:unhideWhenUsed="1"/>
+    <w:lsdException w:name="Table Simple 2" w:semiHidden="1" w:unhideWhenUsed="1"/>
+    <w:lsdException w:name="Table Simple 3" w:semiHidden="1" w:unhideWhenUsed="1"/>
+    <w:lsdException w:name="Table Classic 1" w:semiHidden="1" w:unhideWhenUsed="1"/>
+    <w:lsdException w:name="Table Classic 2" w:semiHidden="1" w:unhideWhenUsed="1"/>
+    <w:lsdException w:name="Table Classic 3" w:semiHidden="1" w:unhideWhenUsed="1"/>
+    <w:lsdException w:name="Table Classic 4" w:semiHidden="1" w:unhideWhenUsed="1"/>
+    <w:lsdException w:name="Table Colorful 1" w:semiHidden="1" w:unhideWhenUsed="1"/>
+    <w:lsdException w:name="Table Colorful 2" w:semiHidden="1" w:unhideWhenUsed="1"/>
+    <w:lsdException w:name="Table Colorful 3" w:semiHidden="1" w:unhideWhenUsed="1"/>
+    <w:lsdException w:name="Table Columns 1" w:semiHidden="1" w:unhideWhenUsed="1"/>
+    <w:lsdException w:name="Table Columns 2" w:semiHidden="1" w:unhideWhenUsed="1"/>
+    <w:lsdException w:name="Table Columns 3" w:semiHidden="1" w:unhideWhenUsed="1"/>
+    <w:lsdException w:name="Table Columns 4" w:semiHidden="1" w:unhideWhenUsed="1"/>
+    <w:lsdException w:name="Table Columns 5" w:semiHidden="1" w:unhideWhenUsed="1"/>
+    <w:lsdException w:name="Table Grid 1" w:semiHidden="1" w:unhideWhenUsed="1"/>
+    <w:lsdException w:name="Table Grid 2" w:semiHidden="1" w:unhideWhenUsed="1"/>
+    <w:lsdException w:name="Table Grid 3" w:semiHidden="1" w:unhideWhenUsed="1"/>
+    <w:lsdException w:name="Table Grid 4" w:semiHidden="1" w:unhideWhenUsed="1"/>
+    <w:lsdException w:name="Table Grid 5" w:semiHidden="1" w:unhideWhenUsed="1"/>
+    <w:lsdException w:name="Table Grid 6" w:semiHidden="1" w:unhideWhenUsed="1"/>
+    <w:lsdException w:name="Table Grid 7" w:semiHidden="1" w:unhideWhenUsed="1"/>
+    <w:lsdException w:name="Table Grid 8" w:semiHidden="1" w:unhideWhenUsed="1"/>
+    <w:lsdException w:name="Table List 1" w:semiHidden="1" w:unhideWhenUsed="1"/>
+    <w:lsdException w:name="Table List 2" w:semiHidden="1" w:unhideWhenUsed="1"/>
+    <w:lsdException w:name="Table List 3" w:semiHidden="1" w:unhideWhenUsed="1"/>
+    <w:lsdException w:name="Table List 4" w:semiHidden="1" w:unhideWhenUsed="1"/>
+    <w:lsdException w:name="Table List 5" w:semiHidden="1" w:unhideWhenUsed="1"/>
+    <w:lsdException w:name="Table List 6" w:semiHidden="1" w:unhideWhenUsed="1"/>
+    <w:lsdException w:name="Table List 7" w:semiHidden="1" w:unhideWhenUsed="1"/>
+    <w:lsdException w:name="Table List 8" w:semiHidden="1" w:unhideWhenUsed="1"/>
+    <w:lsdException w:name="Table 3D effects 1" w:semiHidden="1" w:unhideWhenUsed="1"/>
+    <w:lsdException w:name="Table 3D effects 2" w:semiHidden="1" w:unhideWhenUsed="1"/>
+    <w:lsdException w:name="Table 3D effects 3" w:semiHidden="1" w:unhideWhenUsed="1"/>
+    <w:lsdException w:name="Table Contemporary" w:semiHidden="1" w:unhideWhenUsed="1"/>
+    <w:lsdException w:name="Table Elegant" w:semiHidden="1" w:unhideWhenUsed="1"/>
+    <w:lsdException w:name="Table Professional" w:semiHidden="1" w:unhideWhenUsed="1"/>
+    <w:lsdException w:name="Table Subtle 1" w:semiHidden="1" w:unhideWhenUsed="1"/>
+    <w:lsdException w:name="Table Subtle 2" w:semiHidden="1" w:unhideWhenUsed="1"/>
+    <w:lsdException w:name="Table Web 1" w:semiHidden="1" w:unhideWhenUsed="1"/>
+    <w:lsdException w:name="Table Web 2" w:semiHidden="1" w:unhideWhenUsed="1"/>
+    <w:lsdException w:name="Table Web 3" w:semiHidden="1" w:unhideWhenUsed="1"/>
+    <w:lsdException w:name="Table Theme" w:semiHidden="1" w:unhideWhenUsed="1"/>
     <w:lsdException w:name="Placeholder Text" w:semiHidden="1" w:uiPriority="99"/>
     <w:lsdException w:name="No Spacing" w:uiPriority="1" w:qFormat="1"/>
     <w:lsdException w:name="Light Shading" w:uiPriority="60"/>
@@ -4529,11 +4445,15 @@
   </w:style>
   <w:style w:type="character" w:default="1" w:styleId="Absatz-Standardschriftart">
     <w:name w:val="Default Paragraph Font"/>
+    <w:uiPriority w:val="1"/>
     <w:semiHidden/>
+    <w:unhideWhenUsed/>
   </w:style>
   <w:style w:type="table" w:default="1" w:styleId="NormaleTabelle">
     <w:name w:val="Normal Table"/>
+    <w:uiPriority w:val="99"/>
     <w:semiHidden/>
+    <w:unhideWhenUsed/>
     <w:tblPr>
       <w:tblInd w:w="0" w:type="dxa"/>
       <w:tblCellMar>
@@ -4546,7 +4466,9 @@
   </w:style>
   <w:style w:type="numbering" w:default="1" w:styleId="KeineListe">
     <w:name w:val="No List"/>
+    <w:uiPriority w:val="99"/>
     <w:semiHidden/>
+    <w:unhideWhenUsed/>
   </w:style>
   <w:style w:type="paragraph" w:customStyle="1" w:styleId="Abstract">
     <w:name w:val="Abstract"/>

--- a/assets/spy3-whitepaper.docx
+++ b/assets/spy3-whitepaper.docx
@@ -591,13 +591,37 @@
         <w:rPr>
           <w:lang w:val="en-GB"/>
         </w:rPr>
-        <w:t xml:space="preserve">with the objective of maximizing an investors Sharpe ratio. </w:t>
-      </w:r>
-      <w:r>
-        <w:rPr>
-          <w:lang w:val="en-GB"/>
-        </w:rPr>
-        <w:t xml:space="preserve">Previous research in the field of quantitative finance has lagged in providing an easily replicable investment approach to investors. Furthermore, research has not fully explored how to </w:t>
+        <w:t xml:space="preserve">with the objective of maximizing </w:t>
+      </w:r>
+      <w:r>
+        <w:rPr>
+          <w:lang w:val="en-GB"/>
+        </w:rPr>
+        <w:t>the</w:t>
+      </w:r>
+      <w:r>
+        <w:rPr>
+          <w:lang w:val="en-GB"/>
+        </w:rPr>
+        <w:t xml:space="preserve"> Sharpe ratio. </w:t>
+      </w:r>
+      <w:r>
+        <w:rPr>
+          <w:lang w:val="en-GB"/>
+        </w:rPr>
+        <w:t xml:space="preserve">Previous research in the field of quantitative finance has lagged in providing an easily replicable investment approach to investors. </w:t>
+      </w:r>
+      <w:r>
+        <w:rPr>
+          <w:lang w:val="en-GB"/>
+        </w:rPr>
+        <w:t>Additionally</w:t>
+      </w:r>
+      <w:r>
+        <w:rPr>
+          <w:lang w:val="en-GB"/>
+        </w:rPr>
+        <w:t xml:space="preserve">, research has not fully explored how to </w:t>
       </w:r>
       <w:r>
         <w:rPr>

--- a/assets/spy3-whitepaper.docx
+++ b/assets/spy3-whitepaper.docx
@@ -1199,7 +1199,21 @@
         <w:rPr>
           <w:lang w:val="en-GB"/>
         </w:rPr>
-        <w:t>. These findings argue that the EMH cannot be valid since it ignores irrational and emotional behaviour (Asness, 2014). Due to psychological hurdles and limited information-processing capabilities, market participants have only bounded rationality (Thaler, 2008). One prominent example of such a heuristic is the disposition effect</w:t>
+        <w:t>. These findings argue that the EMH cannot be valid since it ignores irrational and emotional behaviour (</w:t>
+      </w:r>
+      <w:proofErr w:type="spellStart"/>
+      <w:r>
+        <w:rPr>
+          <w:lang w:val="en-GB"/>
+        </w:rPr>
+        <w:t>Asness</w:t>
+      </w:r>
+      <w:proofErr w:type="spellEnd"/>
+      <w:r>
+        <w:rPr>
+          <w:lang w:val="en-GB"/>
+        </w:rPr>
+        <w:t>, 2014). Due to psychological hurdles and limited information-processing capabilities, market participants have only bounded rationality (Thaler, 2008). One prominent example of such a heuristic is the disposition effect</w:t>
       </w:r>
       <w:r>
         <w:rPr>
@@ -1400,7 +1414,21 @@
         <w:rPr>
           <w:lang w:val="en-GB"/>
         </w:rPr>
-        <w:t>, even though the EMH assumes that all investors are rational, in reality investors are subject to their own psychological biases, such as the status quo bias, in which people fall into lazy decision making and prefer not to change the situation even if market conditions changed and adjustment</w:t>
+        <w:t xml:space="preserve">, even though the EMH assumes that all investors are rational, </w:t>
+      </w:r>
+      <w:proofErr w:type="gramStart"/>
+      <w:r>
+        <w:rPr>
+          <w:lang w:val="en-GB"/>
+        </w:rPr>
+        <w:t>in reality investors</w:t>
+      </w:r>
+      <w:proofErr w:type="gramEnd"/>
+      <w:r>
+        <w:rPr>
+          <w:lang w:val="en-GB"/>
+        </w:rPr>
+        <w:t xml:space="preserve"> are subject to their own psychological biases, such as the status quo bias, in which people fall into lazy decision making and prefer not to change the situation even if market conditions changed and adjustment</w:t>
       </w:r>
       <w:r>
         <w:rPr>
@@ -1554,7 +1582,19 @@
         <w:rPr>
           <w:lang w:val="en-GB"/>
         </w:rPr>
-        <w:t>alpha, or at least a higher risk-reward, must inevitably go beyond beta, and</w:t>
+        <w:t>alpha, or at least a higher risk</w:t>
+      </w:r>
+      <w:r>
+        <w:rPr>
+          <w:lang w:val="en-GB"/>
+        </w:rPr>
+        <w:t>/</w:t>
+      </w:r>
+      <w:r>
+        <w:rPr>
+          <w:lang w:val="en-GB"/>
+        </w:rPr>
+        <w:t>reward, must inevitably go beyond beta, and</w:t>
       </w:r>
       <w:r>
         <w:rPr>
@@ -1724,10 +1764,12 @@
         <w:pStyle w:val="berschrift2"/>
       </w:pPr>
       <w:bookmarkStart w:id="1" w:name="_Toc122008198"/>
+      <w:proofErr w:type="spellStart"/>
       <w:r>
         <w:t>Backtesting</w:t>
       </w:r>
       <w:bookmarkEnd w:id="1"/>
+      <w:proofErr w:type="spellEnd"/>
     </w:p>
     <w:p>
       <w:pPr>
@@ -1741,7 +1783,21 @@
         <w:rPr>
           <w:lang w:val="en-GB"/>
         </w:rPr>
-        <w:t>An important part of developing a systematic trading strategy, involves backtesting, which is the process of studying the behaviour of a</w:t>
+        <w:t xml:space="preserve">An important part of developing a systematic trading strategy, involves </w:t>
+      </w:r>
+      <w:proofErr w:type="spellStart"/>
+      <w:r>
+        <w:rPr>
+          <w:lang w:val="en-GB"/>
+        </w:rPr>
+        <w:t>backtesting</w:t>
+      </w:r>
+      <w:proofErr w:type="spellEnd"/>
+      <w:r>
+        <w:rPr>
+          <w:lang w:val="en-GB"/>
+        </w:rPr>
+        <w:t>, which is the process of studying the behaviour of a</w:t>
       </w:r>
       <w:r>
         <w:rPr>
@@ -1765,8 +1821,16 @@
         <w:rPr>
           <w:lang w:val="en-GB"/>
         </w:rPr>
-        <w:t>he underlying idea of backtesting</w:t>
-      </w:r>
+        <w:t xml:space="preserve">he underlying idea of </w:t>
+      </w:r>
+      <w:proofErr w:type="spellStart"/>
+      <w:r>
+        <w:rPr>
+          <w:lang w:val="en-GB"/>
+        </w:rPr>
+        <w:t>backtesting</w:t>
+      </w:r>
+      <w:proofErr w:type="spellEnd"/>
       <w:r>
         <w:rPr>
           <w:lang w:val="en-GB"/>
@@ -1789,7 +1853,21 @@
         <w:rPr>
           <w:lang w:val="en-GB"/>
         </w:rPr>
-        <w:t xml:space="preserve"> strategy that performed well in the past is likely to do so again in the future, and vice versa.  There are several statistical biases that need special attention in the process of developing a viable backtesting. Survivorship bias, look-ahead bias, and data snooping are the most common ones. </w:t>
+        <w:t xml:space="preserve"> strategy that performed well in the past is likely to do so again in the future, and vice versa.  There are several statistical biases that need special attention in the process of developing a viable </w:t>
+      </w:r>
+      <w:proofErr w:type="spellStart"/>
+      <w:r>
+        <w:rPr>
+          <w:lang w:val="en-GB"/>
+        </w:rPr>
+        <w:t>backtesting</w:t>
+      </w:r>
+      <w:proofErr w:type="spellEnd"/>
+      <w:r>
+        <w:rPr>
+          <w:lang w:val="en-GB"/>
+        </w:rPr>
+        <w:t xml:space="preserve">. Survivorship bias, look-ahead bias, and data snooping are the most common ones. </w:t>
       </w:r>
       <w:r>
         <w:rPr>
@@ -1824,7 +1902,19 @@
         <w:rPr>
           <w:lang w:val="en-GB"/>
         </w:rPr>
-        <w:t xml:space="preserve">). When strategies rely solely on historical performance data without proof of similar results in the future, they are </w:t>
+        <w:t xml:space="preserve">). When strategies rely solely on historical </w:t>
+      </w:r>
+      <w:r>
+        <w:rPr>
+          <w:lang w:val="en-GB"/>
+        </w:rPr>
+        <w:t>price</w:t>
+      </w:r>
+      <w:r>
+        <w:rPr>
+          <w:lang w:val="en-GB"/>
+        </w:rPr>
+        <w:t xml:space="preserve"> data without proof of similar results in the future, they are </w:t>
       </w:r>
       <w:r>
         <w:rPr>
@@ -1844,8 +1934,9 @@
         <w:rPr>
           <w:lang w:val="en-GB"/>
         </w:rPr>
-        <w:t xml:space="preserve"> Although historical data does not guarantee future performance, it helps to evaluate a strategy and to understand its performance in different periods and market events. The level of confidence depends on the stability of the </w:t>
-      </w:r>
+        <w:t xml:space="preserve"> Although historical data does not guarantee future performance, it helps to evaluate a strategy and to understand its performance in different periods. The level of confidence depends on the stability of the </w:t>
+      </w:r>
+      <w:proofErr w:type="spellStart"/>
       <w:r>
         <w:rPr>
           <w:lang w:val="en-GB"/>
@@ -1856,7 +1947,14 @@
         <w:rPr>
           <w:lang w:val="en-GB"/>
         </w:rPr>
-        <w:t>test result</w:t>
+        <w:t>test</w:t>
+      </w:r>
+      <w:proofErr w:type="spellEnd"/>
+      <w:r>
+        <w:rPr>
+          <w:lang w:val="en-GB"/>
+        </w:rPr>
+        <w:t xml:space="preserve"> result</w:t>
       </w:r>
       <w:r>
         <w:rPr>
@@ -1917,9 +2015,63 @@
     </w:p>
     <w:p>
       <w:pPr>
+        <w:ind w:firstLine="144"/>
+        <w:jc w:val="both"/>
+      </w:pPr>
+      <w:r>
+        <w:t xml:space="preserve">Although many finance theories and models assume that stock returns follow a normal distribution, </w:t>
+      </w:r>
+      <w:proofErr w:type="gramStart"/>
+      <w:r>
+        <w:t>in reality</w:t>
+      </w:r>
+      <w:r>
+        <w:t>,</w:t>
+      </w:r>
+      <w:r>
+        <w:t xml:space="preserve"> </w:t>
+      </w:r>
+      <w:r>
+        <w:t>these</w:t>
+      </w:r>
+      <w:proofErr w:type="gramEnd"/>
+      <w:r>
+        <w:t xml:space="preserve"> returns are </w:t>
+      </w:r>
+      <w:r>
+        <w:t xml:space="preserve">usually </w:t>
+      </w:r>
+      <w:r>
+        <w:t xml:space="preserve">skewed. They rise steadily and </w:t>
+      </w:r>
+      <w:r>
+        <w:t>slowly</w:t>
+      </w:r>
+      <w:r>
+        <w:t xml:space="preserve"> but</w:t>
+      </w:r>
+      <w:r>
+        <w:t xml:space="preserve"> fall quickly and rapidly. The negative </w:t>
+      </w:r>
+      <w:r>
+        <w:t>skew</w:t>
+      </w:r>
+      <w:r>
+        <w:t>ness</w:t>
+      </w:r>
+      <w:r>
+        <w:t xml:space="preserve"> </w:t>
+      </w:r>
+      <w:r>
+        <w:t>indicates that an investor can expect frequent small gains and few large losses, so-called fat-tails.</w:t>
+      </w:r>
+    </w:p>
+    <w:p>
+      <w:pPr>
         <w:pStyle w:val="berschrift2"/>
       </w:pPr>
       <w:r>
+        <w:lastRenderedPageBreak/>
         <w:t>Risk Management</w:t>
       </w:r>
     </w:p>
@@ -1928,14 +2080,47 @@
         <w:pStyle w:val="Text"/>
       </w:pPr>
       <w:r>
-        <w:t xml:space="preserve">Value-at-Risk (VaR) is the most commonly used statistics to indicate the downside risk of a financial asset over a given period based on its historical. </w:t>
-      </w:r>
-      <w:r>
-        <w:t xml:space="preserve">VaR is a measure of potential loss </w:t>
-      </w:r>
-      <w:r>
-        <w:lastRenderedPageBreak/>
-        <w:t xml:space="preserve">over a given time period and represents the 1-α %-percentile loss. The SPY3 model calculates the daily VaR with a 99% confidence level and a </w:t>
+        <w:t>Value-at-Risk (</w:t>
+      </w:r>
+      <w:proofErr w:type="spellStart"/>
+      <w:r>
+        <w:t>VaR</w:t>
+      </w:r>
+      <w:proofErr w:type="spellEnd"/>
+      <w:r>
+        <w:t xml:space="preserve">) is the </w:t>
+      </w:r>
+      <w:proofErr w:type="gramStart"/>
+      <w:r>
+        <w:t>most commonly used</w:t>
+      </w:r>
+      <w:proofErr w:type="gramEnd"/>
+      <w:r>
+        <w:t xml:space="preserve"> statistics to indicate the downside risk of a financial asset over a given period based on its historical. </w:t>
+      </w:r>
+      <w:proofErr w:type="spellStart"/>
+      <w:r>
+        <w:t>VaR</w:t>
+      </w:r>
+      <w:proofErr w:type="spellEnd"/>
+      <w:r>
+        <w:t xml:space="preserve"> is a measure of potential loss over a given </w:t>
+      </w:r>
+      <w:proofErr w:type="gramStart"/>
+      <w:r>
+        <w:t>time period</w:t>
+      </w:r>
+      <w:proofErr w:type="gramEnd"/>
+      <w:r>
+        <w:t xml:space="preserve"> and represents the 1-α %-percentile loss. The SPY3 model calculates the daily </w:t>
+      </w:r>
+      <w:proofErr w:type="spellStart"/>
+      <w:r>
+        <w:t>VaR</w:t>
+      </w:r>
+      <w:proofErr w:type="spellEnd"/>
+      <w:r>
+        <w:t xml:space="preserve"> with a 99% confidence level and a </w:t>
       </w:r>
       <w:r>
         <w:t>9</w:t>
@@ -1947,25 +2132,49 @@
         <w:t>If</w:t>
       </w:r>
       <w:r>
-        <w:t xml:space="preserve"> the daily 99% VaR remains below 2%, </w:t>
+        <w:t xml:space="preserve"> the daily 99% </w:t>
+      </w:r>
+      <w:proofErr w:type="spellStart"/>
+      <w:r>
+        <w:t>VaR</w:t>
+      </w:r>
+      <w:proofErr w:type="spellEnd"/>
+      <w:r>
+        <w:t xml:space="preserve"> remains below 2%, </w:t>
       </w:r>
       <w:r>
         <w:t>the model signals</w:t>
       </w:r>
       <w:r>
-        <w:t xml:space="preserve"> risk-on. Conversely, a VaR above 5% serves as </w:t>
+        <w:t xml:space="preserve"> risk-on. Conversely, a </w:t>
+      </w:r>
+      <w:proofErr w:type="spellStart"/>
+      <w:r>
+        <w:t>VaR</w:t>
+      </w:r>
+      <w:proofErr w:type="spellEnd"/>
+      <w:r>
+        <w:t xml:space="preserve"> above 5% serves as </w:t>
       </w:r>
       <w:r>
         <w:t>our</w:t>
       </w:r>
       <w:r>
-        <w:t xml:space="preserve"> risk threshold that prevents the model from investing in the</w:t>
+        <w:t xml:space="preserve"> risk threshold that prevents the model from investing in </w:t>
+      </w:r>
+      <w:proofErr w:type="gramStart"/>
+      <w:r>
+        <w:t>the</w:t>
       </w:r>
       <w:r>
         <w:t xml:space="preserve"> </w:t>
       </w:r>
       <w:r>
-        <w:t xml:space="preserve">S&amp;P500, as it signals a </w:t>
+        <w:t>S</w:t>
+      </w:r>
+      <w:proofErr w:type="gramEnd"/>
+      <w:r>
+        <w:t xml:space="preserve">&amp;P500, as it signals a </w:t>
       </w:r>
       <w:r>
         <w:t xml:space="preserve">relatively </w:t>
@@ -1974,7 +2183,13 @@
         <w:t xml:space="preserve">unfavorable </w:t>
       </w:r>
       <w:r>
-        <w:t xml:space="preserve">risk-reward ratio </w:t>
+        <w:t>risk</w:t>
+      </w:r>
+      <w:r>
+        <w:t>/</w:t>
+      </w:r>
+      <w:r>
+        <w:t xml:space="preserve">reward ratio </w:t>
       </w:r>
       <w:r>
         <w:t>for equity investments</w:t>
@@ -2022,8 +2237,13 @@
       <w:r>
         <w:t xml:space="preserve">35-day and 200-day. The model detects upward trends </w:t>
       </w:r>
-      <w:r>
-        <w:t>as long as the short-dated</w:t>
+      <w:proofErr w:type="gramStart"/>
+      <w:r>
+        <w:t>as long as</w:t>
+      </w:r>
+      <w:proofErr w:type="gramEnd"/>
+      <w:r>
+        <w:t xml:space="preserve"> the short-dated</w:t>
       </w:r>
       <w:r>
         <w:t xml:space="preserve"> </w:t>
@@ -2143,13 +2363,21 @@
         <w:t>model</w:t>
       </w:r>
       <w:r>
-        <w:t xml:space="preserve"> is </w:t>
+        <w:t xml:space="preserve"> </w:t>
+      </w:r>
+      <w:proofErr w:type="gramStart"/>
+      <w:r>
+        <w:t xml:space="preserve">is </w:t>
       </w:r>
       <w:r>
         <w:t>able</w:t>
       </w:r>
       <w:r>
-        <w:t xml:space="preserve"> to </w:t>
+        <w:t xml:space="preserve"> to</w:t>
+      </w:r>
+      <w:proofErr w:type="gramEnd"/>
+      <w:r>
+        <w:t xml:space="preserve"> </w:t>
       </w:r>
       <w:r>
         <w:t xml:space="preserve">capture </w:t>
@@ -2237,7 +2465,7 @@
           <w:noProof/>
         </w:rPr>
         <w:drawing>
-          <wp:inline distT="0" distB="0" distL="0" distR="0" wp14:anchorId="309745ED" wp14:editId="4782547F">
+          <wp:inline distT="0" distB="0" distL="0" distR="0" wp14:anchorId="309745ED" wp14:editId="70DE9F5D">
             <wp:extent cx="3200400" cy="2583180"/>
             <wp:effectExtent l="0" t="0" r="0" b="0"/>
             <wp:docPr id="3" name="Grafik 1"/>
@@ -2285,30 +2513,6 @@
           </wp:inline>
         </w:drawing>
       </w:r>
-    </w:p>
-    <w:p>
-      <w:pPr>
-        <w:pStyle w:val="Text"/>
-        <w:ind w:firstLine="0"/>
-      </w:pPr>
-    </w:p>
-    <w:p>
-      <w:pPr>
-        <w:pStyle w:val="Text"/>
-        <w:ind w:firstLine="0"/>
-      </w:pPr>
-    </w:p>
-    <w:p>
-      <w:pPr>
-        <w:pStyle w:val="Text"/>
-        <w:ind w:firstLine="0"/>
-      </w:pPr>
-    </w:p>
-    <w:p>
-      <w:pPr>
-        <w:pStyle w:val="Text"/>
-        <w:ind w:firstLine="0"/>
-      </w:pPr>
     </w:p>
     <w:p>
       <w:pPr>
@@ -2484,7 +2688,15 @@
         <w:t xml:space="preserve">most </w:t>
       </w:r>
       <w:r>
-        <w:t xml:space="preserve">quantitative investment strategies look very opaque from the outside and resemble a black box, in reality these models can be very transparent and </w:t>
+        <w:t xml:space="preserve">quantitative investment strategies look very opaque from the outside and resemble a black box, </w:t>
+      </w:r>
+      <w:proofErr w:type="gramStart"/>
+      <w:r>
+        <w:t>in reality these</w:t>
+      </w:r>
+      <w:proofErr w:type="gramEnd"/>
+      <w:r>
+        <w:t xml:space="preserve"> models can be very transparent and </w:t>
       </w:r>
       <w:r>
         <w:t>easily understandable</w:t>
@@ -2517,22 +2729,40 @@
         <w:t xml:space="preserve"> already </w:t>
       </w:r>
       <w:r>
-        <w:t>beats the</w:t>
+        <w:t xml:space="preserve">beats </w:t>
+      </w:r>
+      <w:proofErr w:type="gramStart"/>
+      <w:r>
+        <w:t>the</w:t>
       </w:r>
       <w:r>
         <w:t xml:space="preserve"> </w:t>
       </w:r>
       <w:r>
-        <w:t>S&amp;P500</w:t>
+        <w:t>S</w:t>
+      </w:r>
+      <w:proofErr w:type="gramEnd"/>
+      <w:r>
+        <w:t>&amp;P500</w:t>
       </w:r>
       <w:r>
         <w:t xml:space="preserve"> by both, limiting risk and generating steady excess return. </w:t>
       </w:r>
+      <w:proofErr w:type="gramStart"/>
       <w:r>
         <w:t>In regard to</w:t>
       </w:r>
-      <w:r>
-        <w:t xml:space="preserve"> backtesting, </w:t>
+      <w:proofErr w:type="gramEnd"/>
+      <w:r>
+        <w:t xml:space="preserve"> </w:t>
+      </w:r>
+      <w:proofErr w:type="spellStart"/>
+      <w:r>
+        <w:t>backtesting</w:t>
+      </w:r>
+      <w:proofErr w:type="spellEnd"/>
+      <w:r>
+        <w:t xml:space="preserve">, </w:t>
       </w:r>
       <w:r>
         <w:t xml:space="preserve">we </w:t>
@@ -2910,11 +3140,19 @@
           <w:lang w:val="en-GB"/>
         </w:rPr>
       </w:pPr>
-      <w:r>
-        <w:rPr>
-          <w:lang w:val="en-GB"/>
-        </w:rPr>
-        <w:t xml:space="preserve">Asness, C., Moskowitz, T. J. and Pedersen, L. H. (2013), „Value and Momentum Everywhere”, </w:t>
+      <w:proofErr w:type="spellStart"/>
+      <w:r>
+        <w:rPr>
+          <w:lang w:val="en-GB"/>
+        </w:rPr>
+        <w:t>Asness</w:t>
+      </w:r>
+      <w:proofErr w:type="spellEnd"/>
+      <w:r>
+        <w:rPr>
+          <w:lang w:val="en-GB"/>
+        </w:rPr>
+        <w:t xml:space="preserve">, C., Moskowitz, T. J. and Pedersen, L. H. (2013), „Value and Momentum Everywhere”, </w:t>
       </w:r>
       <w:r>
         <w:rPr>
@@ -3215,7 +3453,7 @@
           <wp:extent cx="1066800" cy="533400"/>
           <wp:effectExtent l="0" t="0" r="0" b="0"/>
           <wp:wrapSquare wrapText="bothSides"/>
-          <wp:docPr id="4" name="Bild 4"/>
+          <wp:docPr id="1544536041" name="Bild 4"/>
           <wp:cNvGraphicFramePr>
             <a:graphicFrameLocks xmlns:a="http://schemas.openxmlformats.org/drawingml/2006/main" noChangeAspect="1"/>
           </wp:cNvGraphicFramePr>
@@ -3452,7 +3690,7 @@
           <wp:extent cx="1541780" cy="452120"/>
           <wp:effectExtent l="0" t="0" r="0" b="0"/>
           <wp:wrapNone/>
-          <wp:docPr id="6" name="Bild 6"/>
+          <wp:docPr id="1425825544" name="Bild 6"/>
           <wp:cNvGraphicFramePr>
             <a:graphicFrameLocks xmlns:a="http://schemas.openxmlformats.org/drawingml/2006/main" noChangeAspect="1"/>
           </wp:cNvGraphicFramePr>

--- a/assets/spy3-whitepaper.docx
+++ b/assets/spy3-whitepaper.docx
@@ -1199,21 +1199,7 @@
         <w:rPr>
           <w:lang w:val="en-GB"/>
         </w:rPr>
-        <w:t>. These findings argue that the EMH cannot be valid since it ignores irrational and emotional behaviour (</w:t>
-      </w:r>
-      <w:proofErr w:type="spellStart"/>
-      <w:r>
-        <w:rPr>
-          <w:lang w:val="en-GB"/>
-        </w:rPr>
-        <w:t>Asness</w:t>
-      </w:r>
-      <w:proofErr w:type="spellEnd"/>
-      <w:r>
-        <w:rPr>
-          <w:lang w:val="en-GB"/>
-        </w:rPr>
-        <w:t>, 2014). Due to psychological hurdles and limited information-processing capabilities, market participants have only bounded rationality (Thaler, 2008). One prominent example of such a heuristic is the disposition effect</w:t>
+        <w:t>. These findings argue that the EMH cannot be valid since it ignores irrational and emotional behaviour (Asness, 2014). Due to psychological hurdles and limited information-processing capabilities, market participants have only bounded rationality (Thaler, 2008). One prominent example of such a heuristic is the disposition effect</w:t>
       </w:r>
       <w:r>
         <w:rPr>
@@ -1228,6 +1214,66 @@
           <w:lang w:val="en-GB"/>
         </w:rPr>
         <w:t xml:space="preserve">which states that people prefer to maintain the status quo and are reluctant to part with assets that have lost value (Burton &amp; Shah, 2013). </w:t>
+      </w:r>
+      <w:r>
+        <w:rPr>
+          <w:lang w:val="en-GB"/>
+        </w:rPr>
+        <w:t xml:space="preserve">Despite the growing evidence </w:t>
+      </w:r>
+      <w:r>
+        <w:rPr>
+          <w:lang w:val="en-GB"/>
+        </w:rPr>
+        <w:t>for</w:t>
+      </w:r>
+      <w:r>
+        <w:rPr>
+          <w:lang w:val="en-GB"/>
+        </w:rPr>
+        <w:t xml:space="preserve"> </w:t>
+      </w:r>
+      <w:r>
+        <w:rPr>
+          <w:lang w:val="en-GB"/>
+        </w:rPr>
+        <w:t>behavioural</w:t>
+      </w:r>
+      <w:r>
+        <w:rPr>
+          <w:lang w:val="en-GB"/>
+        </w:rPr>
+        <w:t xml:space="preserve"> finance, </w:t>
+      </w:r>
+      <w:r>
+        <w:rPr>
+          <w:lang w:val="en-GB"/>
+        </w:rPr>
+        <w:t xml:space="preserve">traditional </w:t>
+      </w:r>
+      <w:r>
+        <w:rPr>
+          <w:lang w:val="en-GB"/>
+        </w:rPr>
+        <w:t xml:space="preserve">academia still largely emphasizes rational models, </w:t>
+      </w:r>
+      <w:r>
+        <w:t>ignoring</w:t>
+      </w:r>
+      <w:r>
+        <w:t xml:space="preserve"> cognitive </w:t>
+      </w:r>
+      <w:r>
+        <w:t xml:space="preserve">and emotional </w:t>
+      </w:r>
+      <w:r>
+        <w:t>biases</w:t>
+      </w:r>
+      <w:r>
+        <w:t xml:space="preserve"> </w:t>
+      </w:r>
+      <w:r>
+        <w:t>in decision-making.</w:t>
       </w:r>
     </w:p>
     <w:p>
@@ -1414,21 +1460,7 @@
         <w:rPr>
           <w:lang w:val="en-GB"/>
         </w:rPr>
-        <w:t xml:space="preserve">, even though the EMH assumes that all investors are rational, </w:t>
-      </w:r>
-      <w:proofErr w:type="gramStart"/>
-      <w:r>
-        <w:rPr>
-          <w:lang w:val="en-GB"/>
-        </w:rPr>
-        <w:t>in reality investors</w:t>
-      </w:r>
-      <w:proofErr w:type="gramEnd"/>
-      <w:r>
-        <w:rPr>
-          <w:lang w:val="en-GB"/>
-        </w:rPr>
-        <w:t xml:space="preserve"> are subject to their own psychological biases, such as the status quo bias, in which people fall into lazy decision making and prefer not to change the situation even if market conditions changed and adjustment</w:t>
+        <w:t>, even though the EMH assumes that all investors are rational, in reality investors are subject to their own psychological biases, such as the status quo bias, in which people fall into lazy decision making and prefer not to change the situation even if market conditions changed and adjustment</w:t>
       </w:r>
       <w:r>
         <w:rPr>
@@ -1764,12 +1796,10 @@
         <w:pStyle w:val="berschrift2"/>
       </w:pPr>
       <w:bookmarkStart w:id="1" w:name="_Toc122008198"/>
-      <w:proofErr w:type="spellStart"/>
       <w:r>
         <w:t>Backtesting</w:t>
       </w:r>
       <w:bookmarkEnd w:id="1"/>
-      <w:proofErr w:type="spellEnd"/>
     </w:p>
     <w:p>
       <w:pPr>
@@ -1783,21 +1813,7 @@
         <w:rPr>
           <w:lang w:val="en-GB"/>
         </w:rPr>
-        <w:t xml:space="preserve">An important part of developing a systematic trading strategy, involves </w:t>
-      </w:r>
-      <w:proofErr w:type="spellStart"/>
-      <w:r>
-        <w:rPr>
-          <w:lang w:val="en-GB"/>
-        </w:rPr>
-        <w:t>backtesting</w:t>
-      </w:r>
-      <w:proofErr w:type="spellEnd"/>
-      <w:r>
-        <w:rPr>
-          <w:lang w:val="en-GB"/>
-        </w:rPr>
-        <w:t>, which is the process of studying the behaviour of a</w:t>
+        <w:t>An important part of developing a systematic trading strategy, involves backtesting, which is the process of studying the behaviour of a</w:t>
       </w:r>
       <w:r>
         <w:rPr>
@@ -1821,16 +1837,8 @@
         <w:rPr>
           <w:lang w:val="en-GB"/>
         </w:rPr>
-        <w:t xml:space="preserve">he underlying idea of </w:t>
-      </w:r>
-      <w:proofErr w:type="spellStart"/>
-      <w:r>
-        <w:rPr>
-          <w:lang w:val="en-GB"/>
-        </w:rPr>
-        <w:t>backtesting</w:t>
-      </w:r>
-      <w:proofErr w:type="spellEnd"/>
+        <w:t>he underlying idea of backtesting</w:t>
+      </w:r>
       <w:r>
         <w:rPr>
           <w:lang w:val="en-GB"/>
@@ -1853,21 +1861,7 @@
         <w:rPr>
           <w:lang w:val="en-GB"/>
         </w:rPr>
-        <w:t xml:space="preserve"> strategy that performed well in the past is likely to do so again in the future, and vice versa.  There are several statistical biases that need special attention in the process of developing a viable </w:t>
-      </w:r>
-      <w:proofErr w:type="spellStart"/>
-      <w:r>
-        <w:rPr>
-          <w:lang w:val="en-GB"/>
-        </w:rPr>
-        <w:t>backtesting</w:t>
-      </w:r>
-      <w:proofErr w:type="spellEnd"/>
-      <w:r>
-        <w:rPr>
-          <w:lang w:val="en-GB"/>
-        </w:rPr>
-        <w:t xml:space="preserve">. Survivorship bias, look-ahead bias, and data snooping are the most common ones. </w:t>
+        <w:t xml:space="preserve"> strategy that performed well in the past is likely to do so again in the future, and vice versa.  There are several statistical biases that need special attention in the process of developing a viable backtesting. Survivorship bias, look-ahead bias, and data snooping are the most common ones. </w:t>
       </w:r>
       <w:r>
         <w:rPr>
@@ -1936,7 +1930,6 @@
         </w:rPr>
         <w:t xml:space="preserve"> Although historical data does not guarantee future performance, it helps to evaluate a strategy and to understand its performance in different periods. The level of confidence depends on the stability of the </w:t>
       </w:r>
-      <w:proofErr w:type="spellStart"/>
       <w:r>
         <w:rPr>
           <w:lang w:val="en-GB"/>
@@ -1947,14 +1940,7 @@
         <w:rPr>
           <w:lang w:val="en-GB"/>
         </w:rPr>
-        <w:t>test</w:t>
-      </w:r>
-      <w:proofErr w:type="spellEnd"/>
-      <w:r>
-        <w:rPr>
-          <w:lang w:val="en-GB"/>
-        </w:rPr>
-        <w:t xml:space="preserve"> result</w:t>
+        <w:t>test result</w:t>
       </w:r>
       <w:r>
         <w:rPr>
@@ -2021,7 +2007,6 @@
       <w:r>
         <w:t xml:space="preserve">Although many finance theories and models assume that stock returns follow a normal distribution, </w:t>
       </w:r>
-      <w:proofErr w:type="gramStart"/>
       <w:r>
         <w:t>in reality</w:t>
       </w:r>
@@ -2032,11 +2017,7 @@
         <w:t xml:space="preserve"> </w:t>
       </w:r>
       <w:r>
-        <w:t>these</w:t>
-      </w:r>
-      <w:proofErr w:type="gramEnd"/>
-      <w:r>
-        <w:t xml:space="preserve"> returns are </w:t>
+        <w:t xml:space="preserve">these returns are </w:t>
       </w:r>
       <w:r>
         <w:t xml:space="preserve">usually </w:t>
@@ -2080,47 +2061,16 @@
         <w:pStyle w:val="Text"/>
       </w:pPr>
       <w:r>
-        <w:t>Value-at-Risk (</w:t>
-      </w:r>
-      <w:proofErr w:type="spellStart"/>
-      <w:r>
-        <w:t>VaR</w:t>
-      </w:r>
-      <w:proofErr w:type="spellEnd"/>
-      <w:r>
-        <w:t xml:space="preserve">) is the </w:t>
-      </w:r>
-      <w:proofErr w:type="gramStart"/>
-      <w:r>
-        <w:t>most commonly used</w:t>
-      </w:r>
-      <w:proofErr w:type="gramEnd"/>
-      <w:r>
-        <w:t xml:space="preserve"> statistics to indicate the downside risk of a financial asset over a given period based on its historical. </w:t>
-      </w:r>
-      <w:proofErr w:type="spellStart"/>
-      <w:r>
-        <w:t>VaR</w:t>
-      </w:r>
-      <w:proofErr w:type="spellEnd"/>
-      <w:r>
-        <w:t xml:space="preserve"> is a measure of potential loss over a given </w:t>
-      </w:r>
-      <w:proofErr w:type="gramStart"/>
-      <w:r>
-        <w:t>time period</w:t>
-      </w:r>
-      <w:proofErr w:type="gramEnd"/>
-      <w:r>
-        <w:t xml:space="preserve"> and represents the 1-α %-percentile loss. The SPY3 model calculates the daily </w:t>
-      </w:r>
-      <w:proofErr w:type="spellStart"/>
-      <w:r>
-        <w:t>VaR</w:t>
-      </w:r>
-      <w:proofErr w:type="spellEnd"/>
-      <w:r>
-        <w:t xml:space="preserve"> with a 99% confidence level and a </w:t>
+        <w:t xml:space="preserve">Value-at-Risk (VaR) is the most commonly used statistics to </w:t>
+      </w:r>
+      <w:r>
+        <w:t>assess</w:t>
+      </w:r>
+      <w:r>
+        <w:t xml:space="preserve"> the downside risk of a financial asset over a given period based on its historical. </w:t>
+      </w:r>
+      <w:r>
+        <w:t xml:space="preserve">VaR is a measure of potential loss over a given time period and represents the 1-α %-percentile loss. The SPY3 model calculates the daily VaR with a 99% confidence level and a </w:t>
       </w:r>
       <w:r>
         <w:t>9</w:t>
@@ -2132,49 +2082,25 @@
         <w:t>If</w:t>
       </w:r>
       <w:r>
-        <w:t xml:space="preserve"> the daily 99% </w:t>
-      </w:r>
-      <w:proofErr w:type="spellStart"/>
-      <w:r>
-        <w:t>VaR</w:t>
-      </w:r>
-      <w:proofErr w:type="spellEnd"/>
-      <w:r>
-        <w:t xml:space="preserve"> remains below 2%, </w:t>
+        <w:t xml:space="preserve"> the daily 99% VaR remains below 2%, </w:t>
       </w:r>
       <w:r>
         <w:t>the model signals</w:t>
       </w:r>
       <w:r>
-        <w:t xml:space="preserve"> risk-on. Conversely, a </w:t>
-      </w:r>
-      <w:proofErr w:type="spellStart"/>
-      <w:r>
-        <w:t>VaR</w:t>
-      </w:r>
-      <w:proofErr w:type="spellEnd"/>
-      <w:r>
-        <w:t xml:space="preserve"> above 5% serves as </w:t>
+        <w:t xml:space="preserve"> risk-on. Conversely, a VaR above 5% serves as </w:t>
       </w:r>
       <w:r>
         <w:t>our</w:t>
       </w:r>
       <w:r>
-        <w:t xml:space="preserve"> risk threshold that prevents the model from investing in </w:t>
-      </w:r>
-      <w:proofErr w:type="gramStart"/>
-      <w:r>
-        <w:t>the</w:t>
+        <w:t xml:space="preserve"> risk threshold that prevents the model from investing in the</w:t>
       </w:r>
       <w:r>
         <w:t xml:space="preserve"> </w:t>
       </w:r>
       <w:r>
-        <w:t>S</w:t>
-      </w:r>
-      <w:proofErr w:type="gramEnd"/>
-      <w:r>
-        <w:t xml:space="preserve">&amp;P500, as it signals a </w:t>
+        <w:t xml:space="preserve">S&amp;P500, as it signals a </w:t>
       </w:r>
       <w:r>
         <w:t xml:space="preserve">relatively </w:t>
@@ -2237,13 +2163,8 @@
       <w:r>
         <w:t xml:space="preserve">35-day and 200-day. The model detects upward trends </w:t>
       </w:r>
-      <w:proofErr w:type="gramStart"/>
-      <w:r>
-        <w:t>as long as</w:t>
-      </w:r>
-      <w:proofErr w:type="gramEnd"/>
-      <w:r>
-        <w:t xml:space="preserve"> the short-dated</w:t>
+      <w:r>
+        <w:t>as long as the short-dated</w:t>
       </w:r>
       <w:r>
         <w:t xml:space="preserve"> </w:t>
@@ -2363,21 +2284,13 @@
         <w:t>model</w:t>
       </w:r>
       <w:r>
-        <w:t xml:space="preserve"> </w:t>
-      </w:r>
-      <w:proofErr w:type="gramStart"/>
-      <w:r>
-        <w:t xml:space="preserve">is </w:t>
+        <w:t xml:space="preserve"> is </w:t>
       </w:r>
       <w:r>
         <w:t>able</w:t>
       </w:r>
       <w:r>
-        <w:t xml:space="preserve"> to</w:t>
-      </w:r>
-      <w:proofErr w:type="gramEnd"/>
-      <w:r>
-        <w:t xml:space="preserve"> </w:t>
+        <w:t xml:space="preserve"> to </w:t>
       </w:r>
       <w:r>
         <w:t xml:space="preserve">capture </w:t>
@@ -2688,15 +2601,7 @@
         <w:t xml:space="preserve">most </w:t>
       </w:r>
       <w:r>
-        <w:t xml:space="preserve">quantitative investment strategies look very opaque from the outside and resemble a black box, </w:t>
-      </w:r>
-      <w:proofErr w:type="gramStart"/>
-      <w:r>
-        <w:t>in reality these</w:t>
-      </w:r>
-      <w:proofErr w:type="gramEnd"/>
-      <w:r>
-        <w:t xml:space="preserve"> models can be very transparent and </w:t>
+        <w:t xml:space="preserve">quantitative investment strategies look very opaque from the outside and resemble a black box, in reality these models can be very transparent and </w:t>
       </w:r>
       <w:r>
         <w:t>easily understandable</w:t>
@@ -2729,40 +2634,22 @@
         <w:t xml:space="preserve"> already </w:t>
       </w:r>
       <w:r>
-        <w:t xml:space="preserve">beats </w:t>
-      </w:r>
-      <w:proofErr w:type="gramStart"/>
-      <w:r>
-        <w:t>the</w:t>
+        <w:t>beats the</w:t>
       </w:r>
       <w:r>
         <w:t xml:space="preserve"> </w:t>
       </w:r>
       <w:r>
-        <w:t>S</w:t>
-      </w:r>
-      <w:proofErr w:type="gramEnd"/>
-      <w:r>
-        <w:t>&amp;P500</w:t>
+        <w:t>S&amp;P500</w:t>
       </w:r>
       <w:r>
         <w:t xml:space="preserve"> by both, limiting risk and generating steady excess return. </w:t>
       </w:r>
-      <w:proofErr w:type="gramStart"/>
       <w:r>
         <w:t>In regard to</w:t>
       </w:r>
-      <w:proofErr w:type="gramEnd"/>
-      <w:r>
-        <w:t xml:space="preserve"> </w:t>
-      </w:r>
-      <w:proofErr w:type="spellStart"/>
-      <w:r>
-        <w:t>backtesting</w:t>
-      </w:r>
-      <w:proofErr w:type="spellEnd"/>
-      <w:r>
-        <w:t xml:space="preserve">, </w:t>
+      <w:r>
+        <w:t xml:space="preserve"> backtesting, </w:t>
       </w:r>
       <w:r>
         <w:t xml:space="preserve">we </w:t>
@@ -3140,19 +3027,11 @@
           <w:lang w:val="en-GB"/>
         </w:rPr>
       </w:pPr>
-      <w:proofErr w:type="spellStart"/>
-      <w:r>
-        <w:rPr>
-          <w:lang w:val="en-GB"/>
-        </w:rPr>
-        <w:t>Asness</w:t>
-      </w:r>
-      <w:proofErr w:type="spellEnd"/>
-      <w:r>
-        <w:rPr>
-          <w:lang w:val="en-GB"/>
-        </w:rPr>
-        <w:t xml:space="preserve">, C., Moskowitz, T. J. and Pedersen, L. H. (2013), „Value and Momentum Everywhere”, </w:t>
+      <w:r>
+        <w:rPr>
+          <w:lang w:val="en-GB"/>
+        </w:rPr>
+        <w:t xml:space="preserve">Asness, C., Moskowitz, T. J. and Pedersen, L. H. (2013), „Value and Momentum Everywhere”, </w:t>
       </w:r>
       <w:r>
         <w:rPr>
@@ -4708,7 +4587,6 @@
   <w:style w:type="character" w:default="1" w:styleId="Absatz-Standardschriftart">
     <w:name w:val="Default Paragraph Font"/>
     <w:uiPriority w:val="1"/>
-    <w:semiHidden/>
     <w:unhideWhenUsed/>
   </w:style>
   <w:style w:type="table" w:default="1" w:styleId="NormaleTabelle">

--- a/assets/spy3-whitepaper.docx
+++ b/assets/spy3-whitepaper.docx
@@ -318,7 +318,19 @@
         <w:rPr>
           <w:i/>
         </w:rPr>
-        <w:t>provides an easy replicable model which</w:t>
+        <w:t>provides an eas</w:t>
+      </w:r>
+      <w:r>
+        <w:rPr>
+          <w:i/>
+        </w:rPr>
+        <w:t>il</w:t>
+      </w:r>
+      <w:r>
+        <w:rPr>
+          <w:i/>
+        </w:rPr>
+        <w:t>y replicable model which</w:t>
       </w:r>
       <w:r>
         <w:rPr>
@@ -354,7 +366,19 @@
         <w:rPr>
           <w:i/>
         </w:rPr>
-        <w:t xml:space="preserve"> compared to</w:t>
+        <w:t xml:space="preserve"> </w:t>
+      </w:r>
+      <w:r>
+        <w:rPr>
+          <w:i/>
+        </w:rPr>
+        <w:t xml:space="preserve">relative </w:t>
+      </w:r>
+      <w:r>
+        <w:rPr>
+          <w:i/>
+        </w:rPr>
+        <w:t>to</w:t>
       </w:r>
       <w:r>
         <w:rPr>
@@ -561,7 +585,37 @@
         <w:rPr>
           <w:lang w:val="en-GB"/>
         </w:rPr>
-        <w:t xml:space="preserve">Over the past decades, systematic investment strategies have grown to be a force in the portfolio selection process of institutional investors (Harvey, 2021). With the emerge of technology, new quantitative strategies gaining popularity among investors due to their cost efficiencies, lack of </w:t>
+        <w:t xml:space="preserve">Over the past decades, systematic investment strategies have grown to be a force in the portfolio selection process of institutional investors (Harvey, 2021). With the </w:t>
+      </w:r>
+      <w:r>
+        <w:rPr>
+          <w:lang w:val="en-GB"/>
+        </w:rPr>
+        <w:t>rise</w:t>
+      </w:r>
+      <w:r>
+        <w:rPr>
+          <w:lang w:val="en-GB"/>
+        </w:rPr>
+        <w:t xml:space="preserve"> </w:t>
+      </w:r>
+      <w:r>
+        <w:rPr>
+          <w:lang w:val="en-GB"/>
+        </w:rPr>
+        <w:t xml:space="preserve">of technology, new quantitative strategies </w:t>
+      </w:r>
+      <w:r>
+        <w:rPr>
+          <w:lang w:val="en-GB"/>
+        </w:rPr>
+        <w:t xml:space="preserve">are </w:t>
+      </w:r>
+      <w:r>
+        <w:rPr>
+          <w:lang w:val="en-GB"/>
+        </w:rPr>
+        <w:t xml:space="preserve">gaining popularity among investors due to their cost efficiencies, lack of </w:t>
       </w:r>
       <w:r>
         <w:rPr>
@@ -633,7 +687,19 @@
         <w:rPr>
           <w:lang w:val="en-GB"/>
         </w:rPr>
-        <w:t xml:space="preserve"> from the momentum puzzle while </w:t>
+        <w:t xml:space="preserve"> </w:t>
+      </w:r>
+      <w:r>
+        <w:rPr>
+          <w:lang w:val="en-GB"/>
+        </w:rPr>
+        <w:t>on</w:t>
+      </w:r>
+      <w:r>
+        <w:rPr>
+          <w:lang w:val="en-GB"/>
+        </w:rPr>
+        <w:t xml:space="preserve"> the momentum puzzle while </w:t>
       </w:r>
       <w:r>
         <w:rPr>
@@ -718,7 +784,13 @@
         <w:t>our</w:t>
       </w:r>
       <w:r>
-        <w:t xml:space="preserve"> systematic approach and therefore, a passive investment strategy that is implemented with index funds (ETF) should be the better option.</w:t>
+        <w:t xml:space="preserve"> systematic approach and therefore, a passive investment strategy that is implemented with index funds (ETF</w:t>
+      </w:r>
+      <w:r>
+        <w:t>s</w:t>
+      </w:r>
+      <w:r>
+        <w:t>) should be the better option.</w:t>
       </w:r>
       <w:r>
         <w:t xml:space="preserve"> </w:t>
@@ -1199,7 +1271,21 @@
         <w:rPr>
           <w:lang w:val="en-GB"/>
         </w:rPr>
-        <w:t>. These findings argue that the EMH cannot be valid since it ignores irrational and emotional behaviour (Asness, 2014). Due to psychological hurdles and limited information-processing capabilities, market participants have only bounded rationality (Thaler, 2008). One prominent example of such a heuristic is the disposition effect</w:t>
+        <w:t>. These findings argue that the EMH cannot be valid since it ignores irrational and emotional behaviour (</w:t>
+      </w:r>
+      <w:proofErr w:type="spellStart"/>
+      <w:r>
+        <w:rPr>
+          <w:lang w:val="en-GB"/>
+        </w:rPr>
+        <w:t>Asness</w:t>
+      </w:r>
+      <w:proofErr w:type="spellEnd"/>
+      <w:r>
+        <w:rPr>
+          <w:lang w:val="en-GB"/>
+        </w:rPr>
+        <w:t>, 2014). Due to psychological hurdles and limited information-processing capabilities, market participants have only bounded rationality (Thaler, 2008). One prominent example of such a heuristic is the disposition effect</w:t>
       </w:r>
       <w:r>
         <w:rPr>
@@ -1237,13 +1323,7 @@
         <w:rPr>
           <w:lang w:val="en-GB"/>
         </w:rPr>
-        <w:t>behavioural</w:t>
-      </w:r>
-      <w:r>
-        <w:rPr>
-          <w:lang w:val="en-GB"/>
-        </w:rPr>
-        <w:t xml:space="preserve"> finance, </w:t>
+        <w:t xml:space="preserve">behavioural finance, </w:t>
       </w:r>
       <w:r>
         <w:rPr>
@@ -1460,7 +1540,21 @@
         <w:rPr>
           <w:lang w:val="en-GB"/>
         </w:rPr>
-        <w:t>, even though the EMH assumes that all investors are rational, in reality investors are subject to their own psychological biases, such as the status quo bias, in which people fall into lazy decision making and prefer not to change the situation even if market conditions changed and adjustment</w:t>
+        <w:t xml:space="preserve">, even though the EMH assumes that all investors are rational, </w:t>
+      </w:r>
+      <w:proofErr w:type="gramStart"/>
+      <w:r>
+        <w:rPr>
+          <w:lang w:val="en-GB"/>
+        </w:rPr>
+        <w:t>in reality investors</w:t>
+      </w:r>
+      <w:proofErr w:type="gramEnd"/>
+      <w:r>
+        <w:rPr>
+          <w:lang w:val="en-GB"/>
+        </w:rPr>
+        <w:t xml:space="preserve"> are subject to their own psychological biases, such as the status quo bias, in which people fall into lazy decision making and prefer not to change the situation even if market conditions changed and adjustment</w:t>
       </w:r>
       <w:r>
         <w:rPr>
@@ -1796,10 +1890,12 @@
         <w:pStyle w:val="berschrift2"/>
       </w:pPr>
       <w:bookmarkStart w:id="1" w:name="_Toc122008198"/>
+      <w:proofErr w:type="spellStart"/>
       <w:r>
         <w:t>Backtesting</w:t>
       </w:r>
       <w:bookmarkEnd w:id="1"/>
+      <w:proofErr w:type="spellEnd"/>
     </w:p>
     <w:p>
       <w:pPr>
@@ -1813,7 +1909,21 @@
         <w:rPr>
           <w:lang w:val="en-GB"/>
         </w:rPr>
-        <w:t>An important part of developing a systematic trading strategy, involves backtesting, which is the process of studying the behaviour of a</w:t>
+        <w:t xml:space="preserve">An important part of developing a systematic trading strategy, involves </w:t>
+      </w:r>
+      <w:proofErr w:type="spellStart"/>
+      <w:r>
+        <w:rPr>
+          <w:lang w:val="en-GB"/>
+        </w:rPr>
+        <w:t>backtesting</w:t>
+      </w:r>
+      <w:proofErr w:type="spellEnd"/>
+      <w:r>
+        <w:rPr>
+          <w:lang w:val="en-GB"/>
+        </w:rPr>
+        <w:t>, which is the process of studying the behaviour of a</w:t>
       </w:r>
       <w:r>
         <w:rPr>
@@ -1837,8 +1947,16 @@
         <w:rPr>
           <w:lang w:val="en-GB"/>
         </w:rPr>
-        <w:t>he underlying idea of backtesting</w:t>
-      </w:r>
+        <w:t xml:space="preserve">he underlying idea of </w:t>
+      </w:r>
+      <w:proofErr w:type="spellStart"/>
+      <w:r>
+        <w:rPr>
+          <w:lang w:val="en-GB"/>
+        </w:rPr>
+        <w:t>backtesting</w:t>
+      </w:r>
+      <w:proofErr w:type="spellEnd"/>
       <w:r>
         <w:rPr>
           <w:lang w:val="en-GB"/>
@@ -1861,7 +1979,21 @@
         <w:rPr>
           <w:lang w:val="en-GB"/>
         </w:rPr>
-        <w:t xml:space="preserve"> strategy that performed well in the past is likely to do so again in the future, and vice versa.  There are several statistical biases that need special attention in the process of developing a viable backtesting. Survivorship bias, look-ahead bias, and data snooping are the most common ones. </w:t>
+        <w:t xml:space="preserve"> strategy that performed well in the past is likely to do so again in the future, and vice versa.  There are several statistical biases that need special attention in the process of developing a viable </w:t>
+      </w:r>
+      <w:proofErr w:type="spellStart"/>
+      <w:r>
+        <w:rPr>
+          <w:lang w:val="en-GB"/>
+        </w:rPr>
+        <w:t>backtesting</w:t>
+      </w:r>
+      <w:proofErr w:type="spellEnd"/>
+      <w:r>
+        <w:rPr>
+          <w:lang w:val="en-GB"/>
+        </w:rPr>
+        <w:t xml:space="preserve">. Survivorship bias, look-ahead bias, and data snooping are the most common ones. </w:t>
       </w:r>
       <w:r>
         <w:rPr>
@@ -1930,6 +2062,7 @@
         </w:rPr>
         <w:t xml:space="preserve"> Although historical data does not guarantee future performance, it helps to evaluate a strategy and to understand its performance in different periods. The level of confidence depends on the stability of the </w:t>
       </w:r>
+      <w:proofErr w:type="spellStart"/>
       <w:r>
         <w:rPr>
           <w:lang w:val="en-GB"/>
@@ -1940,7 +2073,14 @@
         <w:rPr>
           <w:lang w:val="en-GB"/>
         </w:rPr>
-        <w:t>test result</w:t>
+        <w:t>test</w:t>
+      </w:r>
+      <w:proofErr w:type="spellEnd"/>
+      <w:r>
+        <w:rPr>
+          <w:lang w:val="en-GB"/>
+        </w:rPr>
+        <w:t xml:space="preserve"> result</w:t>
       </w:r>
       <w:r>
         <w:rPr>
@@ -2007,6 +2147,7 @@
       <w:r>
         <w:t xml:space="preserve">Although many finance theories and models assume that stock returns follow a normal distribution, </w:t>
       </w:r>
+      <w:proofErr w:type="gramStart"/>
       <w:r>
         <w:t>in reality</w:t>
       </w:r>
@@ -2017,7 +2158,11 @@
         <w:t xml:space="preserve"> </w:t>
       </w:r>
       <w:r>
-        <w:t xml:space="preserve">these returns are </w:t>
+        <w:t>these</w:t>
+      </w:r>
+      <w:proofErr w:type="gramEnd"/>
+      <w:r>
+        <w:t xml:space="preserve"> returns are </w:t>
       </w:r>
       <w:r>
         <w:t xml:space="preserve">usually </w:t>
@@ -2061,7 +2206,23 @@
         <w:pStyle w:val="Text"/>
       </w:pPr>
       <w:r>
-        <w:t xml:space="preserve">Value-at-Risk (VaR) is the most commonly used statistics to </w:t>
+        <w:t>Value-at-Risk (</w:t>
+      </w:r>
+      <w:proofErr w:type="spellStart"/>
+      <w:r>
+        <w:t>VaR</w:t>
+      </w:r>
+      <w:proofErr w:type="spellEnd"/>
+      <w:r>
+        <w:t xml:space="preserve">) is the </w:t>
+      </w:r>
+      <w:proofErr w:type="gramStart"/>
+      <w:r>
+        <w:t>most commonly used</w:t>
+      </w:r>
+      <w:proofErr w:type="gramEnd"/>
+      <w:r>
+        <w:t xml:space="preserve"> statistics to </w:t>
       </w:r>
       <w:r>
         <w:t>assess</w:t>
@@ -2069,8 +2230,29 @@
       <w:r>
         <w:t xml:space="preserve"> the downside risk of a financial asset over a given period based on its historical. </w:t>
       </w:r>
-      <w:r>
-        <w:t xml:space="preserve">VaR is a measure of potential loss over a given time period and represents the 1-α %-percentile loss. The SPY3 model calculates the daily VaR with a 99% confidence level and a </w:t>
+      <w:proofErr w:type="spellStart"/>
+      <w:r>
+        <w:t>VaR</w:t>
+      </w:r>
+      <w:proofErr w:type="spellEnd"/>
+      <w:r>
+        <w:t xml:space="preserve"> is a measure of potential loss over a given </w:t>
+      </w:r>
+      <w:proofErr w:type="gramStart"/>
+      <w:r>
+        <w:t>time period</w:t>
+      </w:r>
+      <w:proofErr w:type="gramEnd"/>
+      <w:r>
+        <w:t xml:space="preserve"> and represents the 1-α %-percentile loss. The SPY3 model calculates the daily </w:t>
+      </w:r>
+      <w:proofErr w:type="spellStart"/>
+      <w:r>
+        <w:t>VaR</w:t>
+      </w:r>
+      <w:proofErr w:type="spellEnd"/>
+      <w:r>
+        <w:t xml:space="preserve"> with a 99% confidence level and a </w:t>
       </w:r>
       <w:r>
         <w:t>9</w:t>
@@ -2082,25 +2264,49 @@
         <w:t>If</w:t>
       </w:r>
       <w:r>
-        <w:t xml:space="preserve"> the daily 99% VaR remains below 2%, </w:t>
+        <w:t xml:space="preserve"> the daily 99% </w:t>
+      </w:r>
+      <w:proofErr w:type="spellStart"/>
+      <w:r>
+        <w:t>VaR</w:t>
+      </w:r>
+      <w:proofErr w:type="spellEnd"/>
+      <w:r>
+        <w:t xml:space="preserve"> remains below 2%, </w:t>
       </w:r>
       <w:r>
         <w:t>the model signals</w:t>
       </w:r>
       <w:r>
-        <w:t xml:space="preserve"> risk-on. Conversely, a VaR above 5% serves as </w:t>
+        <w:t xml:space="preserve"> risk-on. Conversely, a </w:t>
+      </w:r>
+      <w:proofErr w:type="spellStart"/>
+      <w:r>
+        <w:t>VaR</w:t>
+      </w:r>
+      <w:proofErr w:type="spellEnd"/>
+      <w:r>
+        <w:t xml:space="preserve"> above 5% serves as </w:t>
       </w:r>
       <w:r>
         <w:t>our</w:t>
       </w:r>
       <w:r>
-        <w:t xml:space="preserve"> risk threshold that prevents the model from investing in the</w:t>
+        <w:t xml:space="preserve"> risk threshold that prevents the model from investing in </w:t>
+      </w:r>
+      <w:proofErr w:type="gramStart"/>
+      <w:r>
+        <w:t>the</w:t>
       </w:r>
       <w:r>
         <w:t xml:space="preserve"> </w:t>
       </w:r>
       <w:r>
-        <w:t xml:space="preserve">S&amp;P500, as it signals a </w:t>
+        <w:t>S</w:t>
+      </w:r>
+      <w:proofErr w:type="gramEnd"/>
+      <w:r>
+        <w:t xml:space="preserve">&amp;P500, as it signals a </w:t>
       </w:r>
       <w:r>
         <w:t xml:space="preserve">relatively </w:t>
@@ -2163,8 +2369,13 @@
       <w:r>
         <w:t xml:space="preserve">35-day and 200-day. The model detects upward trends </w:t>
       </w:r>
-      <w:r>
-        <w:t>as long as the short-dated</w:t>
+      <w:proofErr w:type="gramStart"/>
+      <w:r>
+        <w:t>as long as</w:t>
+      </w:r>
+      <w:proofErr w:type="gramEnd"/>
+      <w:r>
+        <w:t xml:space="preserve"> the short-dated</w:t>
       </w:r>
       <w:r>
         <w:t xml:space="preserve"> </w:t>
@@ -2284,13 +2495,21 @@
         <w:t>model</w:t>
       </w:r>
       <w:r>
-        <w:t xml:space="preserve"> is </w:t>
+        <w:t xml:space="preserve"> </w:t>
+      </w:r>
+      <w:proofErr w:type="gramStart"/>
+      <w:r>
+        <w:t xml:space="preserve">is </w:t>
       </w:r>
       <w:r>
         <w:t>able</w:t>
       </w:r>
       <w:r>
-        <w:t xml:space="preserve"> to </w:t>
+        <w:t xml:space="preserve"> to</w:t>
+      </w:r>
+      <w:proofErr w:type="gramEnd"/>
+      <w:r>
+        <w:t xml:space="preserve"> </w:t>
       </w:r>
       <w:r>
         <w:t xml:space="preserve">capture </w:t>
@@ -2601,7 +2820,15 @@
         <w:t xml:space="preserve">most </w:t>
       </w:r>
       <w:r>
-        <w:t xml:space="preserve">quantitative investment strategies look very opaque from the outside and resemble a black box, in reality these models can be very transparent and </w:t>
+        <w:t xml:space="preserve">quantitative investment strategies look very opaque from the outside and resemble a black box, </w:t>
+      </w:r>
+      <w:proofErr w:type="gramStart"/>
+      <w:r>
+        <w:t>in reality these</w:t>
+      </w:r>
+      <w:proofErr w:type="gramEnd"/>
+      <w:r>
+        <w:t xml:space="preserve"> models can be very transparent and </w:t>
       </w:r>
       <w:r>
         <w:t>easily understandable</w:t>
@@ -2634,22 +2861,40 @@
         <w:t xml:space="preserve"> already </w:t>
       </w:r>
       <w:r>
-        <w:t>beats the</w:t>
+        <w:t xml:space="preserve">beats </w:t>
+      </w:r>
+      <w:proofErr w:type="gramStart"/>
+      <w:r>
+        <w:t>the</w:t>
       </w:r>
       <w:r>
         <w:t xml:space="preserve"> </w:t>
       </w:r>
       <w:r>
-        <w:t>S&amp;P500</w:t>
+        <w:t>S</w:t>
+      </w:r>
+      <w:proofErr w:type="gramEnd"/>
+      <w:r>
+        <w:t>&amp;P500</w:t>
       </w:r>
       <w:r>
         <w:t xml:space="preserve"> by both, limiting risk and generating steady excess return. </w:t>
       </w:r>
+      <w:proofErr w:type="gramStart"/>
       <w:r>
         <w:t>In regard to</w:t>
       </w:r>
-      <w:r>
-        <w:t xml:space="preserve"> backtesting, </w:t>
+      <w:proofErr w:type="gramEnd"/>
+      <w:r>
+        <w:t xml:space="preserve"> </w:t>
+      </w:r>
+      <w:proofErr w:type="spellStart"/>
+      <w:r>
+        <w:t>backtesting</w:t>
+      </w:r>
+      <w:proofErr w:type="spellEnd"/>
+      <w:r>
+        <w:t xml:space="preserve">, </w:t>
       </w:r>
       <w:r>
         <w:t xml:space="preserve">we </w:t>
@@ -3027,11 +3272,19 @@
           <w:lang w:val="en-GB"/>
         </w:rPr>
       </w:pPr>
-      <w:r>
-        <w:rPr>
-          <w:lang w:val="en-GB"/>
-        </w:rPr>
-        <w:t xml:space="preserve">Asness, C., Moskowitz, T. J. and Pedersen, L. H. (2013), „Value and Momentum Everywhere”, </w:t>
+      <w:proofErr w:type="spellStart"/>
+      <w:r>
+        <w:rPr>
+          <w:lang w:val="en-GB"/>
+        </w:rPr>
+        <w:t>Asness</w:t>
+      </w:r>
+      <w:proofErr w:type="spellEnd"/>
+      <w:r>
+        <w:rPr>
+          <w:lang w:val="en-GB"/>
+        </w:rPr>
+        <w:t xml:space="preserve">, C., Moskowitz, T. J. and Pedersen, L. H. (2013), „Value and Momentum Everywhere”, </w:t>
       </w:r>
       <w:r>
         <w:rPr>
@@ -4587,6 +4840,7 @@
   <w:style w:type="character" w:default="1" w:styleId="Absatz-Standardschriftart">
     <w:name w:val="Default Paragraph Font"/>
     <w:uiPriority w:val="1"/>
+    <w:semiHidden/>
     <w:unhideWhenUsed/>
   </w:style>
   <w:style w:type="table" w:default="1" w:styleId="NormaleTabelle">

--- a/assets/spy3-whitepaper.docx
+++ b/assets/spy3-whitepaper.docx
@@ -2228,7 +2228,19 @@
         <w:t>assess</w:t>
       </w:r>
       <w:r>
-        <w:t xml:space="preserve"> the downside risk of a financial asset over a given period based on its historical. </w:t>
+        <w:t xml:space="preserve"> the downside risk of a financial asset over a given period based on its historical</w:t>
+      </w:r>
+      <w:r>
+        <w:t xml:space="preserve"> </w:t>
+      </w:r>
+      <w:r>
+        <w:rPr>
+          <w:lang w:val="en-GB"/>
+        </w:rPr>
+        <w:t>volatility</w:t>
+      </w:r>
+      <w:r>
+        <w:t xml:space="preserve">. </w:t>
       </w:r>
       <w:proofErr w:type="spellStart"/>
       <w:r>
@@ -2597,10 +2609,10 @@
           <w:noProof/>
         </w:rPr>
         <w:drawing>
-          <wp:inline distT="0" distB="0" distL="0" distR="0" wp14:anchorId="309745ED" wp14:editId="70DE9F5D">
-            <wp:extent cx="3200400" cy="2583180"/>
-            <wp:effectExtent l="0" t="0" r="0" b="0"/>
-            <wp:docPr id="3" name="Grafik 1"/>
+          <wp:inline distT="0" distB="0" distL="0" distR="0" wp14:anchorId="75C10C75" wp14:editId="579B7947">
+            <wp:extent cx="3195320" cy="2578735"/>
+            <wp:effectExtent l="0" t="0" r="5080" b="0"/>
+            <wp:docPr id="1686697057" name="Grafik 1" descr="Ein Bild, das Text, Screenshot, Zahl, Schrift enthält.&#10;&#10;KI-generierte Inhalte können fehlerhaft sein."/>
             <wp:cNvGraphicFramePr>
               <a:graphicFrameLocks xmlns:a="http://schemas.openxmlformats.org/drawingml/2006/main" noChangeAspect="1"/>
             </wp:cNvGraphicFramePr>
@@ -2608,36 +2620,23 @@
               <a:graphicData uri="http://schemas.openxmlformats.org/drawingml/2006/picture">
                 <pic:pic xmlns:pic="http://schemas.openxmlformats.org/drawingml/2006/picture">
                   <pic:nvPicPr>
-                    <pic:cNvPr id="0" name="Grafik 1"/>
-                    <pic:cNvPicPr>
-                      <a:picLocks noChangeAspect="1" noChangeArrowheads="1"/>
-                    </pic:cNvPicPr>
+                    <pic:cNvPr id="1686697057" name="Grafik 1" descr="Ein Bild, das Text, Screenshot, Zahl, Schrift enthält.&#10;&#10;KI-generierte Inhalte können fehlerhaft sein."/>
+                    <pic:cNvPicPr/>
                   </pic:nvPicPr>
                   <pic:blipFill>
-                    <a:blip r:embed="rId8">
-                      <a:extLst>
-                        <a:ext uri="{28A0092B-C50C-407E-A947-70E740481C1C}">
-                          <a14:useLocalDpi xmlns:a14="http://schemas.microsoft.com/office/drawing/2010/main" val="0"/>
-                        </a:ext>
-                      </a:extLst>
-                    </a:blip>
-                    <a:srcRect/>
+                    <a:blip r:embed="rId8"/>
                     <a:stretch>
                       <a:fillRect/>
                     </a:stretch>
                   </pic:blipFill>
-                  <pic:spPr bwMode="auto">
+                  <pic:spPr>
                     <a:xfrm>
                       <a:off x="0" y="0"/>
-                      <a:ext cx="3200400" cy="2583180"/>
+                      <a:ext cx="3195320" cy="2578735"/>
                     </a:xfrm>
                     <a:prstGeom prst="rect">
                       <a:avLst/>
                     </a:prstGeom>
-                    <a:noFill/>
-                    <a:ln>
-                      <a:noFill/>
-                    </a:ln>
                   </pic:spPr>
                 </pic:pic>
               </a:graphicData>

--- a/assets/spy3-whitepaper.docx
+++ b/assets/spy3-whitepaper.docx
@@ -1786,7 +1786,31 @@
         <w:rPr>
           <w:lang w:val="en-GB"/>
         </w:rPr>
-        <w:t xml:space="preserve"> to the EMH, only occur randomly. According to a study by Standard &amp; Poor's (SPIVA Report, 2021), which examined more than 25,000 active funds over a 10-year period, </w:t>
+        <w:t xml:space="preserve"> to the EMH, only occur </w:t>
+      </w:r>
+      <w:r>
+        <w:rPr>
+          <w:lang w:val="en-GB"/>
+        </w:rPr>
+        <w:t>“</w:t>
+      </w:r>
+      <w:r>
+        <w:rPr>
+          <w:lang w:val="en-GB"/>
+        </w:rPr>
+        <w:t>randomly</w:t>
+      </w:r>
+      <w:r>
+        <w:rPr>
+          <w:lang w:val="en-GB"/>
+        </w:rPr>
+        <w:t>”</w:t>
+      </w:r>
+      <w:r>
+        <w:rPr>
+          <w:lang w:val="en-GB"/>
+        </w:rPr>
+        <w:t xml:space="preserve">. According to a study by Standard &amp; Poor's (SPIVA Report, 2021), which examined more than 25,000 active funds over a 10-year period, </w:t>
       </w:r>
       <w:r>
         <w:rPr>
@@ -1798,7 +1822,19 @@
         <w:rPr>
           <w:lang w:val="en-GB"/>
         </w:rPr>
-        <w:t>% of the fund managers were able to achieve their goal of beating the benchmark after costs</w:t>
+        <w:t>% of the fund managers were able to achieve their goal of beating the</w:t>
+      </w:r>
+      <w:r>
+        <w:rPr>
+          <w:lang w:val="en-GB"/>
+        </w:rPr>
+        <w:t>ir</w:t>
+      </w:r>
+      <w:r>
+        <w:rPr>
+          <w:lang w:val="en-GB"/>
+        </w:rPr>
+        <w:t xml:space="preserve"> benchmark after costs</w:t>
       </w:r>
       <w:r>
         <w:rPr>
@@ -1834,19 +1870,7 @@
         <w:rPr>
           <w:lang w:val="en-GB"/>
         </w:rPr>
-        <w:t xml:space="preserve"> </w:t>
-      </w:r>
-      <w:r>
-        <w:rPr>
-          <w:lang w:val="en-GB"/>
-        </w:rPr>
-        <w:t xml:space="preserve">base </w:t>
-      </w:r>
-      <w:r>
-        <w:rPr>
-          <w:lang w:val="en-GB"/>
-        </w:rPr>
-        <w:t>model presented in this paper provide</w:t>
+        <w:t xml:space="preserve"> model presented in this paper provide</w:t>
       </w:r>
       <w:r>
         <w:rPr>
@@ -2145,51 +2169,73 @@
         <w:jc w:val="both"/>
       </w:pPr>
       <w:r>
-        <w:t xml:space="preserve">Although many finance theories and models assume that stock returns follow a normal distribution, </w:t>
-      </w:r>
-      <w:proofErr w:type="gramStart"/>
-      <w:r>
-        <w:t>in reality</w:t>
-      </w:r>
-      <w:r>
-        <w:t>,</w:t>
+        <w:t>SPY3 is a hybrid strategy that adapts to market conditions by shifting between short-dated U.S. Treasur</w:t>
+      </w:r>
+      <w:r>
+        <w:t xml:space="preserve">ies </w:t>
+      </w:r>
+      <w:r>
+        <w:t xml:space="preserve">and </w:t>
+      </w:r>
+      <w:r>
+        <w:t>the</w:t>
+      </w:r>
+      <w:r>
+        <w:t xml:space="preserve"> S&amp;P500. </w:t>
+      </w:r>
+      <w:r>
+        <w:t>R</w:t>
+      </w:r>
+      <w:r>
+        <w:t>isk-on or risk-off signals</w:t>
+      </w:r>
+      <w:r>
+        <w:t xml:space="preserve"> are</w:t>
+      </w:r>
+      <w:r>
+        <w:t xml:space="preserve"> based on three quantitative factors: risk, momentum, and mean reversion. </w:t>
+      </w:r>
+      <w:r>
+        <w:t>Through its downside protection</w:t>
+      </w:r>
+      <w:r>
+        <w:t xml:space="preserve">, SPY3 </w:t>
+      </w:r>
+      <w:r>
+        <w:t>offers</w:t>
       </w:r>
       <w:r>
         <w:t xml:space="preserve"> </w:t>
       </w:r>
       <w:r>
-        <w:t>these</w:t>
-      </w:r>
-      <w:proofErr w:type="gramEnd"/>
-      <w:r>
-        <w:t xml:space="preserve"> returns are </w:t>
-      </w:r>
-      <w:r>
-        <w:t xml:space="preserve">usually </w:t>
-      </w:r>
-      <w:r>
-        <w:t xml:space="preserve">skewed. They rise steadily and </w:t>
-      </w:r>
-      <w:r>
-        <w:t>slowly</w:t>
-      </w:r>
-      <w:r>
-        <w:t xml:space="preserve"> but</w:t>
-      </w:r>
-      <w:r>
-        <w:t xml:space="preserve"> fall quickly and rapidly. The negative </w:t>
-      </w:r>
-      <w:r>
-        <w:t>skew</w:t>
-      </w:r>
-      <w:r>
-        <w:t>ness</w:t>
+        <w:t>a</w:t>
+      </w:r>
+      <w:r>
+        <w:t>n attractive and</w:t>
+      </w:r>
+      <w:r>
+        <w:t xml:space="preserve"> cost-efficient</w:t>
       </w:r>
       <w:r>
         <w:t xml:space="preserve"> </w:t>
       </w:r>
       <w:r>
-        <w:t>indicates that an investor can expect frequent small gains and few large losses, so-called fat-tails.</w:t>
+        <w:t>alternative</w:t>
+      </w:r>
+      <w:r>
+        <w:t xml:space="preserve"> </w:t>
+      </w:r>
+      <w:r>
+        <w:t xml:space="preserve">to </w:t>
+      </w:r>
+      <w:r>
+        <w:t xml:space="preserve">both </w:t>
+      </w:r>
+      <w:r>
+        <w:t xml:space="preserve">active and passive strategies </w:t>
+      </w:r>
+      <w:r>
+        <w:t xml:space="preserve">– particularly for risk-averse investors. </w:t>
       </w:r>
     </w:p>
     <w:p>
@@ -2197,474 +2243,21 @@
         <w:pStyle w:val="berschrift2"/>
       </w:pPr>
       <w:r>
+        <w:rPr>
+          <w:noProof/>
+        </w:rPr>
         <w:lastRenderedPageBreak/>
-        <w:t>Risk Management</w:t>
-      </w:r>
-    </w:p>
-    <w:p>
-      <w:pPr>
-        <w:pStyle w:val="Text"/>
-      </w:pPr>
-      <w:r>
-        <w:t>Value-at-Risk (</w:t>
-      </w:r>
-      <w:proofErr w:type="spellStart"/>
-      <w:r>
-        <w:t>VaR</w:t>
-      </w:r>
-      <w:proofErr w:type="spellEnd"/>
-      <w:r>
-        <w:t xml:space="preserve">) is the </w:t>
-      </w:r>
-      <w:proofErr w:type="gramStart"/>
-      <w:r>
-        <w:t>most commonly used</w:t>
-      </w:r>
-      <w:proofErr w:type="gramEnd"/>
-      <w:r>
-        <w:t xml:space="preserve"> statistics to </w:t>
-      </w:r>
-      <w:r>
-        <w:t>assess</w:t>
-      </w:r>
-      <w:r>
-        <w:t xml:space="preserve"> the downside risk of a financial asset over a given period based on its historical</w:t>
-      </w:r>
-      <w:r>
-        <w:t xml:space="preserve"> </w:t>
-      </w:r>
-      <w:r>
-        <w:rPr>
-          <w:lang w:val="en-GB"/>
-        </w:rPr>
-        <w:t>volatility</w:t>
-      </w:r>
-      <w:r>
-        <w:t xml:space="preserve">. </w:t>
-      </w:r>
-      <w:proofErr w:type="spellStart"/>
-      <w:r>
-        <w:t>VaR</w:t>
-      </w:r>
-      <w:proofErr w:type="spellEnd"/>
-      <w:r>
-        <w:t xml:space="preserve"> is a measure of potential loss over a given </w:t>
-      </w:r>
-      <w:proofErr w:type="gramStart"/>
-      <w:r>
-        <w:t>time period</w:t>
-      </w:r>
-      <w:proofErr w:type="gramEnd"/>
-      <w:r>
-        <w:t xml:space="preserve"> and represents the 1-α %-percentile loss. The SPY3 model calculates the daily </w:t>
-      </w:r>
-      <w:proofErr w:type="spellStart"/>
-      <w:r>
-        <w:t>VaR</w:t>
-      </w:r>
-      <w:proofErr w:type="spellEnd"/>
-      <w:r>
-        <w:t xml:space="preserve"> with a 99% confidence level and a </w:t>
-      </w:r>
-      <w:r>
-        <w:t>9</w:t>
-      </w:r>
-      <w:r>
-        <w:t xml:space="preserve">0-day observation period. </w:t>
-      </w:r>
-      <w:r>
-        <w:t>If</w:t>
-      </w:r>
-      <w:r>
-        <w:t xml:space="preserve"> the daily 99% </w:t>
-      </w:r>
-      <w:proofErr w:type="spellStart"/>
-      <w:r>
-        <w:t>VaR</w:t>
-      </w:r>
-      <w:proofErr w:type="spellEnd"/>
-      <w:r>
-        <w:t xml:space="preserve"> remains below 2%, </w:t>
-      </w:r>
-      <w:r>
-        <w:t>the model signals</w:t>
-      </w:r>
-      <w:r>
-        <w:t xml:space="preserve"> risk-on. Conversely, a </w:t>
-      </w:r>
-      <w:proofErr w:type="spellStart"/>
-      <w:r>
-        <w:t>VaR</w:t>
-      </w:r>
-      <w:proofErr w:type="spellEnd"/>
-      <w:r>
-        <w:t xml:space="preserve"> above 5% serves as </w:t>
-      </w:r>
-      <w:r>
-        <w:t>our</w:t>
-      </w:r>
-      <w:r>
-        <w:t xml:space="preserve"> risk threshold that prevents the model from investing in </w:t>
-      </w:r>
-      <w:proofErr w:type="gramStart"/>
-      <w:r>
-        <w:t>the</w:t>
-      </w:r>
-      <w:r>
-        <w:t xml:space="preserve"> </w:t>
-      </w:r>
-      <w:r>
-        <w:t>S</w:t>
-      </w:r>
-      <w:proofErr w:type="gramEnd"/>
-      <w:r>
-        <w:t xml:space="preserve">&amp;P500, as it signals a </w:t>
-      </w:r>
-      <w:r>
-        <w:t xml:space="preserve">relatively </w:t>
-      </w:r>
-      <w:r>
-        <w:t xml:space="preserve">unfavorable </w:t>
-      </w:r>
-      <w:r>
-        <w:t>risk</w:t>
-      </w:r>
-      <w:r>
-        <w:t>/</w:t>
-      </w:r>
-      <w:r>
-        <w:t xml:space="preserve">reward ratio </w:t>
-      </w:r>
-      <w:r>
-        <w:t>for equity investments</w:t>
-      </w:r>
-      <w:r>
-        <w:t>.</w:t>
-      </w:r>
-    </w:p>
-    <w:p>
-      <w:pPr>
-        <w:pStyle w:val="berschrift2"/>
-      </w:pPr>
-      <w:r>
-        <w:t>Momentum</w:t>
-      </w:r>
-    </w:p>
-    <w:p>
-      <w:pPr>
-        <w:pStyle w:val="Text"/>
-      </w:pPr>
-      <w:r>
-        <w:t xml:space="preserve">We are </w:t>
-      </w:r>
-      <w:r>
-        <w:t>t</w:t>
-      </w:r>
-      <w:r>
-        <w:t>rend-</w:t>
-      </w:r>
-      <w:r>
-        <w:t>f</w:t>
-      </w:r>
-      <w:r>
-        <w:t>ollowers and therefore, we want to stay invested in upward trends and be cautious in downturn trends. For this reason, our</w:t>
-      </w:r>
-      <w:r>
-        <w:t xml:space="preserve"> momentum factor consists of two moving averages</w:t>
-      </w:r>
-      <w:r>
-        <w:t xml:space="preserve"> (MA)</w:t>
-      </w:r>
-      <w:r>
-        <w:t xml:space="preserve">, </w:t>
-      </w:r>
-      <w:r>
-        <w:t xml:space="preserve">35-day and 200-day. The model detects upward trends </w:t>
-      </w:r>
-      <w:proofErr w:type="gramStart"/>
-      <w:r>
-        <w:t>as long as</w:t>
-      </w:r>
-      <w:proofErr w:type="gramEnd"/>
-      <w:r>
-        <w:t xml:space="preserve"> the short-dated</w:t>
-      </w:r>
-      <w:r>
-        <w:t xml:space="preserve"> </w:t>
-      </w:r>
-      <w:r>
-        <w:t xml:space="preserve">MA </w:t>
-      </w:r>
-      <w:r>
-        <w:t>remains</w:t>
-      </w:r>
-      <w:r>
-        <w:t xml:space="preserve"> above the </w:t>
-      </w:r>
-      <w:r>
-        <w:t>long-dated MA</w:t>
-      </w:r>
-      <w:r>
-        <w:t xml:space="preserve"> (“trending”), and vice versa for down</w:t>
-      </w:r>
-      <w:r>
-        <w:t>turn</w:t>
-      </w:r>
-      <w:r>
-        <w:t xml:space="preserve"> trends (“countertrending”). The strategy </w:t>
-      </w:r>
-      <w:r>
-        <w:t xml:space="preserve">capitalizes on </w:t>
-      </w:r>
-      <w:r>
-        <w:t>medium</w:t>
-      </w:r>
-      <w:r>
-        <w:t xml:space="preserve"> </w:t>
-      </w:r>
-      <w:r>
-        <w:t>term market trends, while actively avoiding downside trends</w:t>
-      </w:r>
-      <w:r>
-        <w:t xml:space="preserve"> in the short</w:t>
-      </w:r>
-      <w:r>
-        <w:t xml:space="preserve"> </w:t>
-      </w:r>
-      <w:r>
-        <w:t>term</w:t>
-      </w:r>
-      <w:r>
-        <w:t>. This approach provides a simple yet effective way to assess and respond to market dynamics.</w:t>
-      </w:r>
-      <w:r>
-        <w:t xml:space="preserve"> </w:t>
-      </w:r>
-    </w:p>
-    <w:p>
-      <w:pPr>
-        <w:pStyle w:val="berschrift2"/>
-      </w:pPr>
-      <w:r>
-        <w:t>Mean-Reversion</w:t>
-      </w:r>
-    </w:p>
-    <w:p>
-      <w:pPr>
-        <w:pStyle w:val="Text"/>
-        <w:ind w:firstLine="144"/>
-      </w:pPr>
-      <w:r>
-        <w:t xml:space="preserve">Mean reversion refers to the tendency of asset prices to revert to their mean level over time, with extreme price movements correcting in the short term. The buy signal is triggered when the current price of the S&amp;P500 index is 30% below its </w:t>
-      </w:r>
-      <w:r>
-        <w:t>200</w:t>
-      </w:r>
-      <w:r>
-        <w:t xml:space="preserve">-day high. This factor aims to exploit market exaggerations caused by </w:t>
-      </w:r>
-      <w:r>
-        <w:t>herd</w:t>
-      </w:r>
-      <w:r>
-        <w:t xml:space="preserve"> behavior and excessive deviation from the prior equilibrium. Empirical data </w:t>
-      </w:r>
-      <w:r>
-        <w:t>shows</w:t>
-      </w:r>
-      <w:r>
-        <w:t xml:space="preserve"> that</w:t>
-      </w:r>
-      <w:r>
-        <w:t xml:space="preserve"> equity</w:t>
-      </w:r>
-      <w:r>
-        <w:t xml:space="preserve"> markets tend to revert to their mean and recover in the short term, offering investors the opportunity to benefit from significant price discounts and capture potential gains when markets rally and rebound in the short term.</w:t>
-      </w:r>
-    </w:p>
-    <w:p>
-      <w:pPr>
-        <w:pStyle w:val="berschrift2"/>
-      </w:pPr>
-      <w:r>
-        <w:t>Results</w:t>
-      </w:r>
-    </w:p>
-    <w:p>
-      <w:pPr>
-        <w:pStyle w:val="Text"/>
-      </w:pPr>
-      <w:r>
-        <w:t>The</w:t>
-      </w:r>
-      <w:r>
-        <w:t xml:space="preserve"> SPY3 base</w:t>
-      </w:r>
-      <w:r>
-        <w:t xml:space="preserve"> </w:t>
-      </w:r>
-      <w:r>
-        <w:t>model</w:t>
-      </w:r>
-      <w:r>
-        <w:t xml:space="preserve"> </w:t>
-      </w:r>
-      <w:proofErr w:type="gramStart"/>
-      <w:r>
-        <w:t xml:space="preserve">is </w:t>
-      </w:r>
-      <w:r>
-        <w:t>able</w:t>
-      </w:r>
-      <w:r>
-        <w:t xml:space="preserve"> to</w:t>
-      </w:r>
-      <w:proofErr w:type="gramEnd"/>
-      <w:r>
-        <w:t xml:space="preserve"> </w:t>
-      </w:r>
-      <w:r>
-        <w:t xml:space="preserve">capture </w:t>
-      </w:r>
-      <w:r>
-        <w:t>bull markets, avoid large drawdowns</w:t>
-      </w:r>
-      <w:r>
-        <w:t xml:space="preserve"> and </w:t>
-      </w:r>
-      <w:r>
-        <w:t>deliver more stable and consistent returns. The primary goal</w:t>
-      </w:r>
-      <w:r>
-        <w:t xml:space="preserve"> </w:t>
-      </w:r>
-      <w:r>
-        <w:t xml:space="preserve">is to </w:t>
-      </w:r>
-      <w:r>
-        <w:t xml:space="preserve">maximize the </w:t>
-      </w:r>
-      <w:r>
-        <w:t>Sharpe</w:t>
-      </w:r>
-      <w:r>
-        <w:t xml:space="preserve"> ratio and </w:t>
-      </w:r>
-      <w:r>
-        <w:t>minimize drawdowns</w:t>
-      </w:r>
-      <w:r>
-        <w:t xml:space="preserve">. </w:t>
-      </w:r>
-      <w:r>
-        <w:t>Historically, the fund achieved</w:t>
-      </w:r>
-      <w:r>
-        <w:t xml:space="preserve"> </w:t>
-      </w:r>
-      <w:r>
-        <w:t>an annualized return of 1</w:t>
-      </w:r>
-      <w:r>
-        <w:t>3</w:t>
-      </w:r>
-      <w:r>
-        <w:t>.</w:t>
-      </w:r>
-      <w:r>
-        <w:t>4</w:t>
-      </w:r>
-      <w:r>
-        <w:t>% since 2000 with a Sharpe Ratio</w:t>
-      </w:r>
-      <w:r>
-        <w:t xml:space="preserve"> of 1.01 </w:t>
-      </w:r>
-      <w:r>
-        <w:t>and an annual alpha of 4.</w:t>
-      </w:r>
-      <w:r>
-        <w:t>4</w:t>
-      </w:r>
-      <w:r>
-        <w:t xml:space="preserve">%. </w:t>
-      </w:r>
-    </w:p>
-    <w:p>
-      <w:pPr>
-        <w:pStyle w:val="Text"/>
-        <w:rPr>
-          <w:sz w:val="10"/>
-          <w:szCs w:val="10"/>
-        </w:rPr>
-      </w:pPr>
-    </w:p>
-    <w:p>
-      <w:pPr>
-        <w:pStyle w:val="Text"/>
-        <w:ind w:firstLine="0"/>
-      </w:pPr>
-      <w:r>
-        <w:rPr>
-          <w:noProof/>
-        </w:rPr>
         <w:drawing>
-          <wp:inline distT="0" distB="0" distL="0" distR="0" wp14:anchorId="75C10C75" wp14:editId="579B7947">
-            <wp:extent cx="3195320" cy="2578735"/>
-            <wp:effectExtent l="0" t="0" r="5080" b="0"/>
-            <wp:docPr id="1686697057" name="Grafik 1" descr="Ein Bild, das Text, Screenshot, Zahl, Schrift enthält.&#10;&#10;KI-generierte Inhalte können fehlerhaft sein."/>
-            <wp:cNvGraphicFramePr>
-              <a:graphicFrameLocks xmlns:a="http://schemas.openxmlformats.org/drawingml/2006/main" noChangeAspect="1"/>
-            </wp:cNvGraphicFramePr>
-            <a:graphic xmlns:a="http://schemas.openxmlformats.org/drawingml/2006/main">
-              <a:graphicData uri="http://schemas.openxmlformats.org/drawingml/2006/picture">
-                <pic:pic xmlns:pic="http://schemas.openxmlformats.org/drawingml/2006/picture">
-                  <pic:nvPicPr>
-                    <pic:cNvPr id="1686697057" name="Grafik 1" descr="Ein Bild, das Text, Screenshot, Zahl, Schrift enthält.&#10;&#10;KI-generierte Inhalte können fehlerhaft sein."/>
-                    <pic:cNvPicPr/>
-                  </pic:nvPicPr>
-                  <pic:blipFill>
-                    <a:blip r:embed="rId8"/>
-                    <a:stretch>
-                      <a:fillRect/>
-                    </a:stretch>
-                  </pic:blipFill>
-                  <pic:spPr>
-                    <a:xfrm>
-                      <a:off x="0" y="0"/>
-                      <a:ext cx="3195320" cy="2578735"/>
-                    </a:xfrm>
-                    <a:prstGeom prst="rect">
-                      <a:avLst/>
-                    </a:prstGeom>
-                  </pic:spPr>
-                </pic:pic>
-              </a:graphicData>
-            </a:graphic>
-          </wp:inline>
-        </w:drawing>
-      </w:r>
-    </w:p>
-    <w:p>
-      <w:pPr>
-        <w:pStyle w:val="Text"/>
-        <w:ind w:firstLine="0"/>
-      </w:pPr>
-      <w:r>
-        <w:rPr>
-          <w:noProof/>
-        </w:rPr>
-        <w:drawing>
-          <wp:anchor distT="0" distB="0" distL="114300" distR="114300" simplePos="0" relativeHeight="251657728" behindDoc="0" locked="0" layoutInCell="1" allowOverlap="1" wp14:anchorId="712A490C" wp14:editId="10521E46">
+          <wp:anchor distT="0" distB="0" distL="114300" distR="114300" simplePos="0" relativeHeight="251657728" behindDoc="0" locked="0" layoutInCell="1" allowOverlap="1" wp14:anchorId="712A490C" wp14:editId="0DA1C916">
             <wp:simplePos x="0" y="0"/>
             <wp:positionH relativeFrom="column">
-              <wp:posOffset>36195</wp:posOffset>
+              <wp:posOffset>3502025</wp:posOffset>
             </wp:positionH>
             <wp:positionV relativeFrom="paragraph">
-              <wp:posOffset>-42545</wp:posOffset>
+              <wp:posOffset>-21167</wp:posOffset>
             </wp:positionV>
             <wp:extent cx="3152775" cy="2017395"/>
-            <wp:effectExtent l="0" t="0" r="0" b="0"/>
+            <wp:effectExtent l="0" t="0" r="9525" b="1905"/>
             <wp:wrapNone/>
             <wp:docPr id="2" name="Diagramm 1"/>
             <wp:cNvGraphicFramePr>
@@ -2680,7 +2273,7 @@
                     </pic:cNvPicPr>
                   </pic:nvPicPr>
                   <pic:blipFill>
-                    <a:blip r:embed="rId9">
+                    <a:blip r:embed="rId8">
                       <a:extLst>
                         <a:ext uri="{28A0092B-C50C-407E-A947-70E740481C1C}">
                           <a14:useLocalDpi xmlns:a14="http://schemas.microsoft.com/office/drawing/2010/main" val="0"/>
@@ -2717,6 +2310,498 @@
           </wp:anchor>
         </w:drawing>
       </w:r>
+      <w:r>
+        <w:t>Risk Management</w:t>
+      </w:r>
+    </w:p>
+    <w:p>
+      <w:pPr>
+        <w:pStyle w:val="Text"/>
+      </w:pPr>
+      <w:r>
+        <w:t>Value-at-Risk (</w:t>
+      </w:r>
+      <w:proofErr w:type="spellStart"/>
+      <w:r>
+        <w:t>VaR</w:t>
+      </w:r>
+      <w:proofErr w:type="spellEnd"/>
+      <w:r>
+        <w:t xml:space="preserve">) is the </w:t>
+      </w:r>
+      <w:proofErr w:type="gramStart"/>
+      <w:r>
+        <w:t>most commonly used</w:t>
+      </w:r>
+      <w:proofErr w:type="gramEnd"/>
+      <w:r>
+        <w:t xml:space="preserve"> statistics to </w:t>
+      </w:r>
+      <w:r>
+        <w:t>assess</w:t>
+      </w:r>
+      <w:r>
+        <w:t xml:space="preserve"> the downside risk of a financial asset over a given period based on its historical</w:t>
+      </w:r>
+      <w:r>
+        <w:t xml:space="preserve"> </w:t>
+      </w:r>
+      <w:r>
+        <w:rPr>
+          <w:lang w:val="en-GB"/>
+        </w:rPr>
+        <w:t>volatility</w:t>
+      </w:r>
+      <w:r>
+        <w:t xml:space="preserve">. </w:t>
+      </w:r>
+      <w:proofErr w:type="spellStart"/>
+      <w:r>
+        <w:t>VaR</w:t>
+      </w:r>
+      <w:proofErr w:type="spellEnd"/>
+      <w:r>
+        <w:t xml:space="preserve"> is a measure of potential loss over a given </w:t>
+      </w:r>
+      <w:proofErr w:type="gramStart"/>
+      <w:r>
+        <w:t>time period</w:t>
+      </w:r>
+      <w:proofErr w:type="gramEnd"/>
+      <w:r>
+        <w:t xml:space="preserve"> and represents the 1-α %-percentile loss. The SPY3 model calculates the daily </w:t>
+      </w:r>
+      <w:proofErr w:type="spellStart"/>
+      <w:r>
+        <w:t>VaR</w:t>
+      </w:r>
+      <w:proofErr w:type="spellEnd"/>
+      <w:r>
+        <w:t xml:space="preserve"> with a 99% confidence level and a </w:t>
+      </w:r>
+      <w:r>
+        <w:t>9</w:t>
+      </w:r>
+      <w:r>
+        <w:t xml:space="preserve">0-day observation period. </w:t>
+      </w:r>
+      <w:r>
+        <w:t>If</w:t>
+      </w:r>
+      <w:r>
+        <w:t xml:space="preserve"> the daily 99% </w:t>
+      </w:r>
+      <w:proofErr w:type="spellStart"/>
+      <w:r>
+        <w:t>VaR</w:t>
+      </w:r>
+      <w:proofErr w:type="spellEnd"/>
+      <w:r>
+        <w:t xml:space="preserve"> remains below 2%, </w:t>
+      </w:r>
+      <w:r>
+        <w:t>the model signals</w:t>
+      </w:r>
+      <w:r>
+        <w:t xml:space="preserve"> risk-on. Conversely, a </w:t>
+      </w:r>
+      <w:proofErr w:type="spellStart"/>
+      <w:r>
+        <w:t>VaR</w:t>
+      </w:r>
+      <w:proofErr w:type="spellEnd"/>
+      <w:r>
+        <w:t xml:space="preserve"> above 5% serves as </w:t>
+      </w:r>
+      <w:r>
+        <w:t>our</w:t>
+      </w:r>
+      <w:r>
+        <w:t xml:space="preserve"> risk </w:t>
+      </w:r>
+      <w:r>
+        <w:t>limit</w:t>
+      </w:r>
+      <w:r>
+        <w:t xml:space="preserve"> that prevents the model from investing in the</w:t>
+      </w:r>
+      <w:r>
+        <w:t xml:space="preserve"> </w:t>
+      </w:r>
+      <w:r>
+        <w:t xml:space="preserve">S&amp;P500, as it signals a </w:t>
+      </w:r>
+      <w:r>
+        <w:t xml:space="preserve">relatively </w:t>
+      </w:r>
+      <w:r>
+        <w:t xml:space="preserve">unfavorable </w:t>
+      </w:r>
+      <w:r>
+        <w:t>risk</w:t>
+      </w:r>
+      <w:r>
+        <w:t>/</w:t>
+      </w:r>
+      <w:r>
+        <w:t xml:space="preserve">reward ratio </w:t>
+      </w:r>
+      <w:r>
+        <w:t>for equity investments</w:t>
+      </w:r>
+      <w:r>
+        <w:t>.</w:t>
+      </w:r>
+    </w:p>
+    <w:p>
+      <w:pPr>
+        <w:pStyle w:val="berschrift2"/>
+      </w:pPr>
+      <w:r>
+        <w:t>Momentum</w:t>
+      </w:r>
+    </w:p>
+    <w:p>
+      <w:pPr>
+        <w:pStyle w:val="Text"/>
+      </w:pPr>
+      <w:r>
+        <w:t xml:space="preserve">We are </w:t>
+      </w:r>
+      <w:r>
+        <w:t>t</w:t>
+      </w:r>
+      <w:r>
+        <w:t>rend-</w:t>
+      </w:r>
+      <w:r>
+        <w:t>f</w:t>
+      </w:r>
+      <w:r>
+        <w:t>ollowers and therefore, we want to stay invested in upward trends and be cautious in downturn trends. For this reason, our</w:t>
+      </w:r>
+      <w:r>
+        <w:t xml:space="preserve"> momentum factor consists of two moving averages</w:t>
+      </w:r>
+      <w:r>
+        <w:t xml:space="preserve"> (MA)</w:t>
+      </w:r>
+      <w:r>
+        <w:t xml:space="preserve">, </w:t>
+      </w:r>
+      <w:r>
+        <w:t xml:space="preserve">35-day and 200-day. The model detects upward trends </w:t>
+      </w:r>
+      <w:proofErr w:type="gramStart"/>
+      <w:r>
+        <w:t>as long as</w:t>
+      </w:r>
+      <w:proofErr w:type="gramEnd"/>
+      <w:r>
+        <w:t xml:space="preserve"> the short-dated</w:t>
+      </w:r>
+      <w:r>
+        <w:t xml:space="preserve"> </w:t>
+      </w:r>
+      <w:r>
+        <w:t xml:space="preserve">MA </w:t>
+      </w:r>
+      <w:r>
+        <w:t>remains</w:t>
+      </w:r>
+      <w:r>
+        <w:t xml:space="preserve"> above the </w:t>
+      </w:r>
+      <w:r>
+        <w:t>long-dated MA</w:t>
+      </w:r>
+      <w:r>
+        <w:t xml:space="preserve"> (“trending”), and vice versa for down</w:t>
+      </w:r>
+      <w:r>
+        <w:t>turn</w:t>
+      </w:r>
+      <w:r>
+        <w:t xml:space="preserve"> trends (“countertrending”). The strategy </w:t>
+      </w:r>
+      <w:r>
+        <w:t xml:space="preserve">capitalizes on </w:t>
+      </w:r>
+      <w:r>
+        <w:t>medium</w:t>
+      </w:r>
+      <w:r>
+        <w:t xml:space="preserve"> </w:t>
+      </w:r>
+      <w:r>
+        <w:t xml:space="preserve">term market trends, while actively avoiding </w:t>
+      </w:r>
+      <w:r>
+        <w:t>downturn</w:t>
+      </w:r>
+      <w:r>
+        <w:t xml:space="preserve"> trends</w:t>
+      </w:r>
+      <w:r>
+        <w:t xml:space="preserve"> in the short</w:t>
+      </w:r>
+      <w:r>
+        <w:t xml:space="preserve"> </w:t>
+      </w:r>
+      <w:r>
+        <w:t>run</w:t>
+      </w:r>
+      <w:r>
+        <w:t>. This approach provides a simple yet effective way to assess and respond to market dynamics.</w:t>
+      </w:r>
+      <w:r>
+        <w:t xml:space="preserve"> </w:t>
+      </w:r>
+    </w:p>
+    <w:p>
+      <w:pPr>
+        <w:pStyle w:val="berschrift2"/>
+      </w:pPr>
+      <w:r>
+        <w:t>Mean-Reversion</w:t>
+      </w:r>
+    </w:p>
+    <w:p>
+      <w:pPr>
+        <w:pStyle w:val="Text"/>
+        <w:ind w:firstLine="144"/>
+      </w:pPr>
+      <w:r>
+        <w:t xml:space="preserve">Mean reversion refers to the tendency of asset prices to revert to their mean level over time, with extreme price movements correcting in the short term. The buy signal is triggered when the current price of the S&amp;P500 index is 30% below its </w:t>
+      </w:r>
+      <w:r>
+        <w:t>200</w:t>
+      </w:r>
+      <w:r>
+        <w:t xml:space="preserve">-day high. This factor aims to exploit market exaggerations caused by </w:t>
+      </w:r>
+      <w:r>
+        <w:t>herd</w:t>
+      </w:r>
+      <w:r>
+        <w:t xml:space="preserve"> behavior and excessive deviation from the prior equilibrium. Empirical data </w:t>
+      </w:r>
+      <w:r>
+        <w:t>shows</w:t>
+      </w:r>
+      <w:r>
+        <w:t xml:space="preserve"> that</w:t>
+      </w:r>
+      <w:r>
+        <w:t xml:space="preserve"> </w:t>
+      </w:r>
+      <w:r>
+        <w:t>markets tend to revert to their mean and recover in the short term, offering investors the opportunity to benefit from significant price discounts and capture potential gains when markets rally and rebound in the short term</w:t>
+      </w:r>
+      <w:r>
+        <w:t xml:space="preserve"> thereafter</w:t>
+      </w:r>
+      <w:r>
+        <w:t>.</w:t>
+      </w:r>
+    </w:p>
+    <w:p>
+      <w:pPr>
+        <w:pStyle w:val="berschrift2"/>
+      </w:pPr>
+      <w:r>
+        <w:t>Results</w:t>
+      </w:r>
+    </w:p>
+    <w:p>
+      <w:pPr>
+        <w:pStyle w:val="Text"/>
+      </w:pPr>
+      <w:r>
+        <w:t xml:space="preserve">The SPY3 model </w:t>
+      </w:r>
+      <w:proofErr w:type="gramStart"/>
+      <w:r>
+        <w:t>is able to</w:t>
+      </w:r>
+      <w:proofErr w:type="gramEnd"/>
+      <w:r>
+        <w:t xml:space="preserve"> </w:t>
+      </w:r>
+      <w:r>
+        <w:t>capture bull</w:t>
+      </w:r>
+      <w:r>
+        <w:t xml:space="preserve"> markets</w:t>
+      </w:r>
+      <w:r>
+        <w:t>,</w:t>
+      </w:r>
+      <w:r>
+        <w:t xml:space="preserve"> a</w:t>
+      </w:r>
+      <w:r>
+        <w:t xml:space="preserve">void </w:t>
+      </w:r>
+      <w:r>
+        <w:t>big losses</w:t>
+      </w:r>
+      <w:r>
+        <w:t>,</w:t>
+      </w:r>
+      <w:r>
+        <w:t xml:space="preserve"> and deliver </w:t>
+      </w:r>
+      <w:r>
+        <w:t>more</w:t>
+      </w:r>
+      <w:r>
+        <w:t xml:space="preserve"> stable and</w:t>
+      </w:r>
+      <w:r>
+        <w:t xml:space="preserve"> consistent returns</w:t>
+      </w:r>
+      <w:r>
+        <w:t xml:space="preserve">, </w:t>
+      </w:r>
+      <w:r>
+        <w:t xml:space="preserve">by </w:t>
+      </w:r>
+      <w:r>
+        <w:t xml:space="preserve">actively </w:t>
+      </w:r>
+      <w:r>
+        <w:t>shifting between risky and safety assets</w:t>
+      </w:r>
+      <w:r>
+        <w:t xml:space="preserve">. </w:t>
+      </w:r>
+      <w:r>
+        <w:t xml:space="preserve">The </w:t>
+      </w:r>
+      <w:r>
+        <w:t>main</w:t>
+      </w:r>
+      <w:r>
+        <w:t xml:space="preserve"> goal</w:t>
+      </w:r>
+      <w:r>
+        <w:t xml:space="preserve"> </w:t>
+      </w:r>
+      <w:r>
+        <w:t xml:space="preserve">is to </w:t>
+      </w:r>
+      <w:r>
+        <w:t xml:space="preserve">maximize the </w:t>
+      </w:r>
+      <w:r>
+        <w:t>Sharpe</w:t>
+      </w:r>
+      <w:r>
+        <w:t xml:space="preserve"> ratio and </w:t>
+      </w:r>
+      <w:r>
+        <w:t>minimize drawdowns</w:t>
+      </w:r>
+      <w:r>
+        <w:t xml:space="preserve">. </w:t>
+      </w:r>
+      <w:r>
+        <w:t>Historically, the fund achieved</w:t>
+      </w:r>
+      <w:r>
+        <w:t xml:space="preserve"> </w:t>
+      </w:r>
+      <w:r>
+        <w:t>an annualized return of 1</w:t>
+      </w:r>
+      <w:r>
+        <w:t>3</w:t>
+      </w:r>
+      <w:r>
+        <w:t>.</w:t>
+      </w:r>
+      <w:r>
+        <w:t>4</w:t>
+      </w:r>
+      <w:r>
+        <w:t>% since 2000 with a Sharpe Ratio</w:t>
+      </w:r>
+      <w:r>
+        <w:t xml:space="preserve"> of 1.01 </w:t>
+      </w:r>
+      <w:r>
+        <w:t>and an annual alpha of 4.</w:t>
+      </w:r>
+      <w:r>
+        <w:t>4</w:t>
+      </w:r>
+      <w:r>
+        <w:t xml:space="preserve">%. </w:t>
+      </w:r>
+    </w:p>
+    <w:p>
+      <w:pPr>
+        <w:pStyle w:val="Text"/>
+        <w:ind w:firstLine="0"/>
+        <w:rPr>
+          <w:sz w:val="10"/>
+          <w:szCs w:val="10"/>
+        </w:rPr>
+      </w:pPr>
+    </w:p>
+    <w:p>
+      <w:pPr>
+        <w:pStyle w:val="Text"/>
+        <w:ind w:firstLine="0"/>
+        <w:jc w:val="center"/>
+      </w:pPr>
+      <w:r>
+        <w:rPr>
+          <w:noProof/>
+        </w:rPr>
+        <w:drawing>
+          <wp:inline distT="0" distB="0" distL="0" distR="0" wp14:anchorId="75C10C75" wp14:editId="56786563">
+            <wp:extent cx="3088574" cy="2492587"/>
+            <wp:effectExtent l="0" t="0" r="0" b="3175"/>
+            <wp:docPr id="1686697057" name="Grafik 1" descr="Ein Bild, das Text, Screenshot, Zahl, Schrift enthält.&#10;&#10;KI-generierte Inhalte können fehlerhaft sein."/>
+            <wp:cNvGraphicFramePr>
+              <a:graphicFrameLocks xmlns:a="http://schemas.openxmlformats.org/drawingml/2006/main" noChangeAspect="1"/>
+            </wp:cNvGraphicFramePr>
+            <a:graphic xmlns:a="http://schemas.openxmlformats.org/drawingml/2006/main">
+              <a:graphicData uri="http://schemas.openxmlformats.org/drawingml/2006/picture">
+                <pic:pic xmlns:pic="http://schemas.openxmlformats.org/drawingml/2006/picture">
+                  <pic:nvPicPr>
+                    <pic:cNvPr id="1686697057" name="Grafik 1" descr="Ein Bild, das Text, Screenshot, Zahl, Schrift enthält.&#10;&#10;KI-generierte Inhalte können fehlerhaft sein."/>
+                    <pic:cNvPicPr/>
+                  </pic:nvPicPr>
+                  <pic:blipFill>
+                    <a:blip r:embed="rId9"/>
+                    <a:stretch>
+                      <a:fillRect/>
+                    </a:stretch>
+                  </pic:blipFill>
+                  <pic:spPr>
+                    <a:xfrm>
+                      <a:off x="0" y="0"/>
+                      <a:ext cx="3088574" cy="2492587"/>
+                    </a:xfrm>
+                    <a:prstGeom prst="rect">
+                      <a:avLst/>
+                    </a:prstGeom>
+                  </pic:spPr>
+                </pic:pic>
+              </a:graphicData>
+            </a:graphic>
+          </wp:inline>
+        </w:drawing>
+      </w:r>
+    </w:p>
+    <w:p>
+      <w:pPr>
+        <w:pStyle w:val="Text"/>
+        <w:ind w:firstLine="0"/>
+      </w:pPr>
     </w:p>
     <w:p>
       <w:pPr>
@@ -3391,7 +3476,15 @@
     <w:p>
       <w:pPr>
         <w:pStyle w:val="References"/>
-        <w:rPr>
+        <w:numPr>
+          <w:ilvl w:val="0"/>
+          <w:numId w:val="0"/>
+        </w:numPr>
+        <w:rPr>
+          <w:b/>
+          <w:bCs/>
+          <w:sz w:val="20"/>
+          <w:szCs w:val="20"/>
           <w:lang w:val="en-GB"/>
         </w:rPr>
       </w:pPr>
@@ -3407,7 +3500,15 @@
           <w:iCs/>
           <w:lang w:val="en-GB"/>
         </w:rPr>
-        <w:t xml:space="preserve"> Journal of Economic Perspectives 17(4)</w:t>
+        <w:t xml:space="preserve"> Journal of Economic Perspectives 17(4</w:t>
+      </w:r>
+      <w:r>
+        <w:rPr>
+          <w:i/>
+          <w:iCs/>
+          <w:lang w:val="en-GB"/>
+        </w:rPr>
+        <w:t>)</w:t>
       </w:r>
     </w:p>
     <w:sectPr>
@@ -3415,10 +3516,10 @@
       <w:headerReference w:type="default" r:id="rId11"/>
       <w:footerReference w:type="even" r:id="rId12"/>
       <w:footerReference w:type="default" r:id="rId13"/>
-      <w:type w:val="continuous"/>
       <w:pgSz w:w="11907" w:h="16839" w:code="9"/>
       <w:pgMar w:top="993" w:right="708" w:bottom="851" w:left="709" w:header="187" w:footer="216" w:gutter="0"/>
       <w:cols w:num="2" w:space="426"/>
+      <w:docGrid w:linePitch="272"/>
     </w:sectPr>
   </w:body>
 </w:document>
@@ -3584,7 +3685,7 @@
           <wp:extent cx="1066800" cy="533400"/>
           <wp:effectExtent l="0" t="0" r="0" b="0"/>
           <wp:wrapSquare wrapText="bothSides"/>
-          <wp:docPr id="1544536041" name="Bild 4"/>
+          <wp:docPr id="1848887710" name="Bild 4"/>
           <wp:cNvGraphicFramePr>
             <a:graphicFrameLocks xmlns:a="http://schemas.openxmlformats.org/drawingml/2006/main" noChangeAspect="1"/>
           </wp:cNvGraphicFramePr>
@@ -3821,7 +3922,7 @@
           <wp:extent cx="1541780" cy="452120"/>
           <wp:effectExtent l="0" t="0" r="0" b="0"/>
           <wp:wrapNone/>
-          <wp:docPr id="1425825544" name="Bild 6"/>
+          <wp:docPr id="166994751" name="Bild 6"/>
           <wp:cNvGraphicFramePr>
             <a:graphicFrameLocks xmlns:a="http://schemas.openxmlformats.org/drawingml/2006/main" noChangeAspect="1"/>
           </wp:cNvGraphicFramePr>
@@ -4839,7 +4940,6 @@
   <w:style w:type="character" w:default="1" w:styleId="Absatz-Standardschriftart">
     <w:name w:val="Default Paragraph Font"/>
     <w:uiPriority w:val="1"/>
-    <w:semiHidden/>
     <w:unhideWhenUsed/>
   </w:style>
   <w:style w:type="table" w:default="1" w:styleId="NormaleTabelle">

--- a/assets/spy3-whitepaper.docx
+++ b/assets/spy3-whitepaper.docx
@@ -2193,7 +2193,13 @@
         <w:t xml:space="preserve"> are</w:t>
       </w:r>
       <w:r>
-        <w:t xml:space="preserve"> based on three quantitative factors: risk, momentum, and mean reversion. </w:t>
+        <w:t xml:space="preserve"> based on</w:t>
+      </w:r>
+      <w:r>
+        <w:t xml:space="preserve"> the following</w:t>
+      </w:r>
+      <w:r>
+        <w:t xml:space="preserve"> three quantitative factors: risk, momentum, and mean reversion. </w:t>
       </w:r>
       <w:r>
         <w:t>Through its downside protection</w:t>
@@ -2202,7 +2208,10 @@
         <w:t xml:space="preserve">, SPY3 </w:t>
       </w:r>
       <w:r>
-        <w:t>offers</w:t>
+        <w:t>aims to</w:t>
+      </w:r>
+      <w:r>
+        <w:t xml:space="preserve"> offer</w:t>
       </w:r>
       <w:r>
         <w:t xml:space="preserve"> </w:t>
@@ -4940,6 +4949,7 @@
   <w:style w:type="character" w:default="1" w:styleId="Absatz-Standardschriftart">
     <w:name w:val="Default Paragraph Font"/>
     <w:uiPriority w:val="1"/>
+    <w:semiHidden/>
     <w:unhideWhenUsed/>
   </w:style>
   <w:style w:type="table" w:default="1" w:styleId="NormaleTabelle">

--- a/assets/spy3-whitepaper.docx
+++ b/assets/spy3-whitepaper.docx
@@ -2252,18 +2252,510 @@
         <w:pStyle w:val="berschrift2"/>
       </w:pPr>
       <w:r>
+        <w:lastRenderedPageBreak/>
+        <w:t>Risk Management</w:t>
+      </w:r>
+    </w:p>
+    <w:p>
+      <w:pPr>
+        <w:pStyle w:val="Text"/>
+      </w:pPr>
+      <w:r>
+        <w:t>Value-at-Risk (</w:t>
+      </w:r>
+      <w:proofErr w:type="spellStart"/>
+      <w:r>
+        <w:t>VaR</w:t>
+      </w:r>
+      <w:proofErr w:type="spellEnd"/>
+      <w:r>
+        <w:t xml:space="preserve">) is the </w:t>
+      </w:r>
+      <w:proofErr w:type="gramStart"/>
+      <w:r>
+        <w:t>most commonly used</w:t>
+      </w:r>
+      <w:proofErr w:type="gramEnd"/>
+      <w:r>
+        <w:t xml:space="preserve"> statistics to </w:t>
+      </w:r>
+      <w:r>
+        <w:t>assess</w:t>
+      </w:r>
+      <w:r>
+        <w:t xml:space="preserve"> the downside risk of a financial asset over a given period based on its historical</w:t>
+      </w:r>
+      <w:r>
+        <w:t xml:space="preserve"> </w:t>
+      </w:r>
+      <w:r>
+        <w:rPr>
+          <w:lang w:val="en-GB"/>
+        </w:rPr>
+        <w:t>volatility</w:t>
+      </w:r>
+      <w:r>
+        <w:t xml:space="preserve">. </w:t>
+      </w:r>
+      <w:proofErr w:type="spellStart"/>
+      <w:r>
+        <w:t>VaR</w:t>
+      </w:r>
+      <w:proofErr w:type="spellEnd"/>
+      <w:r>
+        <w:t xml:space="preserve"> is a measure of potential loss over a given </w:t>
+      </w:r>
+      <w:proofErr w:type="gramStart"/>
+      <w:r>
+        <w:t>time period</w:t>
+      </w:r>
+      <w:proofErr w:type="gramEnd"/>
+      <w:r>
+        <w:t xml:space="preserve"> and represents the 1-α %-percentile loss. The SPY3 model calculates the daily </w:t>
+      </w:r>
+      <w:proofErr w:type="spellStart"/>
+      <w:r>
+        <w:t>VaR</w:t>
+      </w:r>
+      <w:proofErr w:type="spellEnd"/>
+      <w:r>
+        <w:t xml:space="preserve"> with a 99% confidence level and a </w:t>
+      </w:r>
+      <w:r>
+        <w:t>9</w:t>
+      </w:r>
+      <w:r>
+        <w:t xml:space="preserve">0-day observation period. </w:t>
+      </w:r>
+      <w:r>
+        <w:t>If</w:t>
+      </w:r>
+      <w:r>
+        <w:t xml:space="preserve"> the daily 99% </w:t>
+      </w:r>
+      <w:proofErr w:type="spellStart"/>
+      <w:r>
+        <w:t>VaR</w:t>
+      </w:r>
+      <w:proofErr w:type="spellEnd"/>
+      <w:r>
+        <w:t xml:space="preserve"> remains below 2%, </w:t>
+      </w:r>
+      <w:r>
+        <w:t>the model signals</w:t>
+      </w:r>
+      <w:r>
+        <w:t xml:space="preserve"> risk-on. Conversely, a </w:t>
+      </w:r>
+      <w:proofErr w:type="spellStart"/>
+      <w:r>
+        <w:t>VaR</w:t>
+      </w:r>
+      <w:proofErr w:type="spellEnd"/>
+      <w:r>
+        <w:t xml:space="preserve"> above 5% serves as </w:t>
+      </w:r>
+      <w:r>
+        <w:t>our</w:t>
+      </w:r>
+      <w:r>
+        <w:t xml:space="preserve"> risk </w:t>
+      </w:r>
+      <w:r>
+        <w:t>limit</w:t>
+      </w:r>
+      <w:r>
+        <w:t xml:space="preserve"> that prevents the model from investing in the</w:t>
+      </w:r>
+      <w:r>
+        <w:t xml:space="preserve"> </w:t>
+      </w:r>
+      <w:r>
+        <w:t xml:space="preserve">S&amp;P500, as it signals a </w:t>
+      </w:r>
+      <w:r>
+        <w:t xml:space="preserve">relatively </w:t>
+      </w:r>
+      <w:r>
+        <w:t xml:space="preserve">unfavorable </w:t>
+      </w:r>
+      <w:r>
+        <w:t>risk</w:t>
+      </w:r>
+      <w:r>
+        <w:t>/</w:t>
+      </w:r>
+      <w:r>
+        <w:t xml:space="preserve">reward ratio </w:t>
+      </w:r>
+      <w:r>
+        <w:t>for equity investments</w:t>
+      </w:r>
+      <w:r>
+        <w:t>.</w:t>
+      </w:r>
+    </w:p>
+    <w:p>
+      <w:pPr>
+        <w:pStyle w:val="berschrift2"/>
+      </w:pPr>
+      <w:r>
+        <w:t>Momentum</w:t>
+      </w:r>
+    </w:p>
+    <w:p>
+      <w:pPr>
+        <w:pStyle w:val="Text"/>
+      </w:pPr>
+      <w:r>
+        <w:t xml:space="preserve">We are </w:t>
+      </w:r>
+      <w:r>
+        <w:t>t</w:t>
+      </w:r>
+      <w:r>
+        <w:t>rend-</w:t>
+      </w:r>
+      <w:r>
+        <w:t>f</w:t>
+      </w:r>
+      <w:r>
+        <w:t>ollowers and therefore, we want to stay invested in upward trends and be cautious in downturn trends. For this reason, our</w:t>
+      </w:r>
+      <w:r>
+        <w:t xml:space="preserve"> momentum factor consists of two moving averages</w:t>
+      </w:r>
+      <w:r>
+        <w:t xml:space="preserve"> (MA)</w:t>
+      </w:r>
+      <w:r>
+        <w:t xml:space="preserve">, </w:t>
+      </w:r>
+      <w:r>
+        <w:t xml:space="preserve">35-day and 200-day. The model detects upward trends </w:t>
+      </w:r>
+      <w:proofErr w:type="gramStart"/>
+      <w:r>
+        <w:t>as long as</w:t>
+      </w:r>
+      <w:proofErr w:type="gramEnd"/>
+      <w:r>
+        <w:t xml:space="preserve"> the short-dated</w:t>
+      </w:r>
+      <w:r>
+        <w:t xml:space="preserve"> </w:t>
+      </w:r>
+      <w:r>
+        <w:t xml:space="preserve">MA </w:t>
+      </w:r>
+      <w:r>
+        <w:t>remains</w:t>
+      </w:r>
+      <w:r>
+        <w:t xml:space="preserve"> above the </w:t>
+      </w:r>
+      <w:r>
+        <w:t>long-dated MA</w:t>
+      </w:r>
+      <w:r>
+        <w:t xml:space="preserve"> (“trending”), and vice versa for down</w:t>
+      </w:r>
+      <w:r>
+        <w:t>turn</w:t>
+      </w:r>
+      <w:r>
+        <w:t xml:space="preserve"> trends (“countertrending”). The strategy </w:t>
+      </w:r>
+      <w:r>
+        <w:t xml:space="preserve">capitalizes on </w:t>
+      </w:r>
+      <w:r>
+        <w:t>medium</w:t>
+      </w:r>
+      <w:r>
+        <w:t xml:space="preserve"> </w:t>
+      </w:r>
+      <w:r>
+        <w:t xml:space="preserve">term market trends, while actively avoiding </w:t>
+      </w:r>
+      <w:r>
+        <w:t>downturn</w:t>
+      </w:r>
+      <w:r>
+        <w:t xml:space="preserve"> trends</w:t>
+      </w:r>
+      <w:r>
+        <w:t xml:space="preserve"> in the short</w:t>
+      </w:r>
+      <w:r>
+        <w:t xml:space="preserve"> </w:t>
+      </w:r>
+      <w:r>
+        <w:t>run</w:t>
+      </w:r>
+      <w:r>
+        <w:t>. This approach provides a simple yet effective way to assess and respond to market dynamics.</w:t>
+      </w:r>
+      <w:r>
+        <w:t xml:space="preserve"> </w:t>
+      </w:r>
+    </w:p>
+    <w:p>
+      <w:pPr>
+        <w:pStyle w:val="berschrift2"/>
+      </w:pPr>
+      <w:r>
+        <w:t>Mean-Reversion</w:t>
+      </w:r>
+    </w:p>
+    <w:p>
+      <w:pPr>
+        <w:pStyle w:val="Text"/>
+        <w:ind w:firstLine="144"/>
+      </w:pPr>
+      <w:r>
+        <w:t xml:space="preserve">Mean reversion refers to the tendency of asset prices to revert to their mean level over time, with extreme price movements correcting in the short term. The buy signal is triggered when the current price of the S&amp;P500 index is 30% below its </w:t>
+      </w:r>
+      <w:r>
+        <w:t>200</w:t>
+      </w:r>
+      <w:r>
+        <w:t xml:space="preserve">-day high. This factor aims to exploit market exaggerations caused by </w:t>
+      </w:r>
+      <w:r>
+        <w:t>herd</w:t>
+      </w:r>
+      <w:r>
+        <w:t xml:space="preserve"> behavior and excessive deviation from the prior equilibrium. Empirical data </w:t>
+      </w:r>
+      <w:r>
+        <w:t>shows</w:t>
+      </w:r>
+      <w:r>
+        <w:t xml:space="preserve"> that</w:t>
+      </w:r>
+      <w:r>
+        <w:t xml:space="preserve"> </w:t>
+      </w:r>
+      <w:r>
+        <w:t>markets tend to revert to their mean and recover in the short term, offering investors the opportunity to benefit from significant price discounts and capture potential gains when markets rally and rebound in the short term</w:t>
+      </w:r>
+      <w:r>
+        <w:t xml:space="preserve"> thereafter</w:t>
+      </w:r>
+      <w:r>
+        <w:t>.</w:t>
+      </w:r>
+    </w:p>
+    <w:p>
+      <w:pPr>
+        <w:pStyle w:val="berschrift2"/>
+      </w:pPr>
+      <w:r>
+        <w:t>Results</w:t>
+      </w:r>
+    </w:p>
+    <w:p>
+      <w:pPr>
+        <w:pStyle w:val="Text"/>
+      </w:pPr>
+      <w:r>
+        <w:t xml:space="preserve">The SPY3 model </w:t>
+      </w:r>
+      <w:proofErr w:type="gramStart"/>
+      <w:r>
+        <w:t>is able to</w:t>
+      </w:r>
+      <w:proofErr w:type="gramEnd"/>
+      <w:r>
+        <w:t xml:space="preserve"> </w:t>
+      </w:r>
+      <w:r>
+        <w:t>capture bull</w:t>
+      </w:r>
+      <w:r>
+        <w:t xml:space="preserve"> markets</w:t>
+      </w:r>
+      <w:r>
+        <w:t>,</w:t>
+      </w:r>
+      <w:r>
+        <w:t xml:space="preserve"> a</w:t>
+      </w:r>
+      <w:r>
+        <w:t xml:space="preserve">void </w:t>
+      </w:r>
+      <w:r>
+        <w:t>big losses</w:t>
+      </w:r>
+      <w:r>
+        <w:t>,</w:t>
+      </w:r>
+      <w:r>
+        <w:t xml:space="preserve"> and deliver </w:t>
+      </w:r>
+      <w:r>
+        <w:t>more</w:t>
+      </w:r>
+      <w:r>
+        <w:t xml:space="preserve"> stable and</w:t>
+      </w:r>
+      <w:r>
+        <w:t xml:space="preserve"> consistent returns</w:t>
+      </w:r>
+      <w:r>
+        <w:t xml:space="preserve">, </w:t>
+      </w:r>
+      <w:r>
+        <w:t xml:space="preserve">by </w:t>
+      </w:r>
+      <w:r>
+        <w:t xml:space="preserve">actively </w:t>
+      </w:r>
+      <w:r>
+        <w:t>shifting between risky and safety assets</w:t>
+      </w:r>
+      <w:r>
+        <w:t xml:space="preserve">. </w:t>
+      </w:r>
+      <w:r>
+        <w:t xml:space="preserve">The </w:t>
+      </w:r>
+      <w:r>
+        <w:t>main</w:t>
+      </w:r>
+      <w:r>
+        <w:t xml:space="preserve"> goal</w:t>
+      </w:r>
+      <w:r>
+        <w:t xml:space="preserve"> </w:t>
+      </w:r>
+      <w:r>
+        <w:t xml:space="preserve">is to </w:t>
+      </w:r>
+      <w:r>
+        <w:t xml:space="preserve">maximize the </w:t>
+      </w:r>
+      <w:r>
+        <w:t>Sharpe</w:t>
+      </w:r>
+      <w:r>
+        <w:t xml:space="preserve"> ratio and </w:t>
+      </w:r>
+      <w:r>
+        <w:t>minimize drawdowns</w:t>
+      </w:r>
+      <w:r>
+        <w:t xml:space="preserve">. </w:t>
+      </w:r>
+      <w:r>
+        <w:t>Historically, the fund achieved</w:t>
+      </w:r>
+      <w:r>
+        <w:t xml:space="preserve"> </w:t>
+      </w:r>
+      <w:r>
+        <w:t>an annualized return of 1</w:t>
+      </w:r>
+      <w:r>
+        <w:t>3</w:t>
+      </w:r>
+      <w:r>
+        <w:t>.</w:t>
+      </w:r>
+      <w:r>
+        <w:t>4</w:t>
+      </w:r>
+      <w:r>
+        <w:t>% since 2000 with a Sharpe Ratio</w:t>
+      </w:r>
+      <w:r>
+        <w:t xml:space="preserve"> of 1.01 </w:t>
+      </w:r>
+      <w:r>
+        <w:t>and an annual alpha of 4.</w:t>
+      </w:r>
+      <w:r>
+        <w:t>4</w:t>
+      </w:r>
+      <w:r>
+        <w:t xml:space="preserve">%. </w:t>
+      </w:r>
+    </w:p>
+    <w:p>
+      <w:pPr>
+        <w:pStyle w:val="Text"/>
+        <w:ind w:firstLine="0"/>
+        <w:rPr>
+          <w:sz w:val="10"/>
+          <w:szCs w:val="10"/>
+        </w:rPr>
+      </w:pPr>
+    </w:p>
+    <w:p>
+      <w:pPr>
+        <w:pStyle w:val="Text"/>
+        <w:ind w:firstLine="0"/>
+        <w:jc w:val="center"/>
+      </w:pPr>
+      <w:r>
         <w:rPr>
           <w:noProof/>
         </w:rPr>
-        <w:lastRenderedPageBreak/>
         <w:drawing>
-          <wp:anchor distT="0" distB="0" distL="114300" distR="114300" simplePos="0" relativeHeight="251657728" behindDoc="0" locked="0" layoutInCell="1" allowOverlap="1" wp14:anchorId="712A490C" wp14:editId="0DA1C916">
+          <wp:inline distT="0" distB="0" distL="0" distR="0" wp14:anchorId="75C10C75" wp14:editId="56786563">
+            <wp:extent cx="3088574" cy="2492587"/>
+            <wp:effectExtent l="0" t="0" r="0" b="3175"/>
+            <wp:docPr id="1686697057" name="Grafik 1" descr="Ein Bild, das Text, Screenshot, Zahl, Schrift enthält.&#10;&#10;KI-generierte Inhalte können fehlerhaft sein."/>
+            <wp:cNvGraphicFramePr>
+              <a:graphicFrameLocks xmlns:a="http://schemas.openxmlformats.org/drawingml/2006/main" noChangeAspect="1"/>
+            </wp:cNvGraphicFramePr>
+            <a:graphic xmlns:a="http://schemas.openxmlformats.org/drawingml/2006/main">
+              <a:graphicData uri="http://schemas.openxmlformats.org/drawingml/2006/picture">
+                <pic:pic xmlns:pic="http://schemas.openxmlformats.org/drawingml/2006/picture">
+                  <pic:nvPicPr>
+                    <pic:cNvPr id="1686697057" name="Grafik 1" descr="Ein Bild, das Text, Screenshot, Zahl, Schrift enthält.&#10;&#10;KI-generierte Inhalte können fehlerhaft sein."/>
+                    <pic:cNvPicPr/>
+                  </pic:nvPicPr>
+                  <pic:blipFill>
+                    <a:blip r:embed="rId8"/>
+                    <a:stretch>
+                      <a:fillRect/>
+                    </a:stretch>
+                  </pic:blipFill>
+                  <pic:spPr>
+                    <a:xfrm>
+                      <a:off x="0" y="0"/>
+                      <a:ext cx="3088574" cy="2492587"/>
+                    </a:xfrm>
+                    <a:prstGeom prst="rect">
+                      <a:avLst/>
+                    </a:prstGeom>
+                  </pic:spPr>
+                </pic:pic>
+              </a:graphicData>
+            </a:graphic>
+          </wp:inline>
+        </w:drawing>
+      </w:r>
+    </w:p>
+    <w:p>
+      <w:pPr>
+        <w:pStyle w:val="Text"/>
+        <w:ind w:firstLine="0"/>
+      </w:pPr>
+      <w:r>
+        <w:rPr>
+          <w:noProof/>
+        </w:rPr>
+        <w:drawing>
+          <wp:anchor distT="0" distB="0" distL="114300" distR="114300" simplePos="0" relativeHeight="251657728" behindDoc="0" locked="0" layoutInCell="1" allowOverlap="1" wp14:anchorId="712A490C" wp14:editId="0093DDAA">
             <wp:simplePos x="0" y="0"/>
             <wp:positionH relativeFrom="column">
-              <wp:posOffset>3502025</wp:posOffset>
+              <wp:posOffset>36195</wp:posOffset>
             </wp:positionH>
             <wp:positionV relativeFrom="paragraph">
-              <wp:posOffset>-21167</wp:posOffset>
+              <wp:posOffset>26714</wp:posOffset>
             </wp:positionV>
             <wp:extent cx="3152775" cy="2017395"/>
             <wp:effectExtent l="0" t="0" r="9525" b="1905"/>
@@ -2282,7 +2774,7 @@
                     </pic:cNvPicPr>
                   </pic:nvPicPr>
                   <pic:blipFill>
-                    <a:blip r:embed="rId8">
+                    <a:blip r:embed="rId9">
                       <a:extLst>
                         <a:ext uri="{28A0092B-C50C-407E-A947-70E740481C1C}">
                           <a14:useLocalDpi xmlns:a14="http://schemas.microsoft.com/office/drawing/2010/main" val="0"/>
@@ -2319,492 +2811,18 @@
           </wp:anchor>
         </w:drawing>
       </w:r>
-      <w:r>
-        <w:t>Risk Management</w:t>
-      </w:r>
-    </w:p>
-    <w:p>
-      <w:pPr>
-        <w:pStyle w:val="Text"/>
-      </w:pPr>
-      <w:r>
-        <w:t>Value-at-Risk (</w:t>
-      </w:r>
-      <w:proofErr w:type="spellStart"/>
-      <w:r>
-        <w:t>VaR</w:t>
-      </w:r>
-      <w:proofErr w:type="spellEnd"/>
-      <w:r>
-        <w:t xml:space="preserve">) is the </w:t>
-      </w:r>
-      <w:proofErr w:type="gramStart"/>
-      <w:r>
-        <w:t>most commonly used</w:t>
-      </w:r>
-      <w:proofErr w:type="gramEnd"/>
-      <w:r>
-        <w:t xml:space="preserve"> statistics to </w:t>
-      </w:r>
-      <w:r>
-        <w:t>assess</w:t>
-      </w:r>
-      <w:r>
-        <w:t xml:space="preserve"> the downside risk of a financial asset over a given period based on its historical</w:t>
-      </w:r>
-      <w:r>
-        <w:t xml:space="preserve"> </w:t>
-      </w:r>
-      <w:r>
-        <w:rPr>
-          <w:lang w:val="en-GB"/>
-        </w:rPr>
-        <w:t>volatility</w:t>
-      </w:r>
-      <w:r>
-        <w:t xml:space="preserve">. </w:t>
-      </w:r>
-      <w:proofErr w:type="spellStart"/>
-      <w:r>
-        <w:t>VaR</w:t>
-      </w:r>
-      <w:proofErr w:type="spellEnd"/>
-      <w:r>
-        <w:t xml:space="preserve"> is a measure of potential loss over a given </w:t>
-      </w:r>
-      <w:proofErr w:type="gramStart"/>
-      <w:r>
-        <w:t>time period</w:t>
-      </w:r>
-      <w:proofErr w:type="gramEnd"/>
-      <w:r>
-        <w:t xml:space="preserve"> and represents the 1-α %-percentile loss. The SPY3 model calculates the daily </w:t>
-      </w:r>
-      <w:proofErr w:type="spellStart"/>
-      <w:r>
-        <w:t>VaR</w:t>
-      </w:r>
-      <w:proofErr w:type="spellEnd"/>
-      <w:r>
-        <w:t xml:space="preserve"> with a 99% confidence level and a </w:t>
-      </w:r>
-      <w:r>
-        <w:t>9</w:t>
-      </w:r>
-      <w:r>
-        <w:t xml:space="preserve">0-day observation period. </w:t>
-      </w:r>
-      <w:r>
-        <w:t>If</w:t>
-      </w:r>
-      <w:r>
-        <w:t xml:space="preserve"> the daily 99% </w:t>
-      </w:r>
-      <w:proofErr w:type="spellStart"/>
-      <w:r>
-        <w:t>VaR</w:t>
-      </w:r>
-      <w:proofErr w:type="spellEnd"/>
-      <w:r>
-        <w:t xml:space="preserve"> remains below 2%, </w:t>
-      </w:r>
-      <w:r>
-        <w:t>the model signals</w:t>
-      </w:r>
-      <w:r>
-        <w:t xml:space="preserve"> risk-on. Conversely, a </w:t>
-      </w:r>
-      <w:proofErr w:type="spellStart"/>
-      <w:r>
-        <w:t>VaR</w:t>
-      </w:r>
-      <w:proofErr w:type="spellEnd"/>
-      <w:r>
-        <w:t xml:space="preserve"> above 5% serves as </w:t>
-      </w:r>
-      <w:r>
-        <w:t>our</w:t>
-      </w:r>
-      <w:r>
-        <w:t xml:space="preserve"> risk </w:t>
-      </w:r>
-      <w:r>
-        <w:t>limit</w:t>
-      </w:r>
-      <w:r>
-        <w:t xml:space="preserve"> that prevents the model from investing in the</w:t>
-      </w:r>
-      <w:r>
-        <w:t xml:space="preserve"> </w:t>
-      </w:r>
-      <w:r>
-        <w:t xml:space="preserve">S&amp;P500, as it signals a </w:t>
-      </w:r>
-      <w:r>
-        <w:t xml:space="preserve">relatively </w:t>
-      </w:r>
-      <w:r>
-        <w:t xml:space="preserve">unfavorable </w:t>
-      </w:r>
-      <w:r>
-        <w:t>risk</w:t>
-      </w:r>
-      <w:r>
-        <w:t>/</w:t>
-      </w:r>
-      <w:r>
-        <w:t xml:space="preserve">reward ratio </w:t>
-      </w:r>
-      <w:r>
-        <w:t>for equity investments</w:t>
-      </w:r>
-      <w:r>
-        <w:t>.</w:t>
-      </w:r>
-    </w:p>
-    <w:p>
-      <w:pPr>
-        <w:pStyle w:val="berschrift2"/>
-      </w:pPr>
-      <w:r>
-        <w:t>Momentum</w:t>
-      </w:r>
-    </w:p>
-    <w:p>
-      <w:pPr>
-        <w:pStyle w:val="Text"/>
-      </w:pPr>
-      <w:r>
-        <w:t xml:space="preserve">We are </w:t>
-      </w:r>
-      <w:r>
-        <w:t>t</w:t>
-      </w:r>
-      <w:r>
-        <w:t>rend-</w:t>
-      </w:r>
-      <w:r>
-        <w:t>f</w:t>
-      </w:r>
-      <w:r>
-        <w:t>ollowers and therefore, we want to stay invested in upward trends and be cautious in downturn trends. For this reason, our</w:t>
-      </w:r>
-      <w:r>
-        <w:t xml:space="preserve"> momentum factor consists of two moving averages</w:t>
-      </w:r>
-      <w:r>
-        <w:t xml:space="preserve"> (MA)</w:t>
-      </w:r>
-      <w:r>
-        <w:t xml:space="preserve">, </w:t>
-      </w:r>
-      <w:r>
-        <w:t xml:space="preserve">35-day and 200-day. The model detects upward trends </w:t>
-      </w:r>
-      <w:proofErr w:type="gramStart"/>
-      <w:r>
-        <w:t>as long as</w:t>
-      </w:r>
-      <w:proofErr w:type="gramEnd"/>
-      <w:r>
-        <w:t xml:space="preserve"> the short-dated</w:t>
-      </w:r>
-      <w:r>
-        <w:t xml:space="preserve"> </w:t>
-      </w:r>
-      <w:r>
-        <w:t xml:space="preserve">MA </w:t>
-      </w:r>
-      <w:r>
-        <w:t>remains</w:t>
-      </w:r>
-      <w:r>
-        <w:t xml:space="preserve"> above the </w:t>
-      </w:r>
-      <w:r>
-        <w:t>long-dated MA</w:t>
-      </w:r>
-      <w:r>
-        <w:t xml:space="preserve"> (“trending”), and vice versa for down</w:t>
-      </w:r>
-      <w:r>
-        <w:t>turn</w:t>
-      </w:r>
-      <w:r>
-        <w:t xml:space="preserve"> trends (“countertrending”). The strategy </w:t>
-      </w:r>
-      <w:r>
-        <w:t xml:space="preserve">capitalizes on </w:t>
-      </w:r>
-      <w:r>
-        <w:t>medium</w:t>
-      </w:r>
-      <w:r>
-        <w:t xml:space="preserve"> </w:t>
-      </w:r>
-      <w:r>
-        <w:t xml:space="preserve">term market trends, while actively avoiding </w:t>
-      </w:r>
-      <w:r>
-        <w:t>downturn</w:t>
-      </w:r>
-      <w:r>
-        <w:t xml:space="preserve"> trends</w:t>
-      </w:r>
-      <w:r>
-        <w:t xml:space="preserve"> in the short</w:t>
-      </w:r>
-      <w:r>
-        <w:t xml:space="preserve"> </w:t>
-      </w:r>
-      <w:r>
-        <w:t>run</w:t>
-      </w:r>
-      <w:r>
-        <w:t>. This approach provides a simple yet effective way to assess and respond to market dynamics.</w:t>
-      </w:r>
-      <w:r>
-        <w:t xml:space="preserve"> </w:t>
-      </w:r>
-    </w:p>
-    <w:p>
-      <w:pPr>
-        <w:pStyle w:val="berschrift2"/>
-      </w:pPr>
-      <w:r>
-        <w:t>Mean-Reversion</w:t>
-      </w:r>
-    </w:p>
-    <w:p>
-      <w:pPr>
-        <w:pStyle w:val="Text"/>
-        <w:ind w:firstLine="144"/>
-      </w:pPr>
-      <w:r>
-        <w:t xml:space="preserve">Mean reversion refers to the tendency of asset prices to revert to their mean level over time, with extreme price movements correcting in the short term. The buy signal is triggered when the current price of the S&amp;P500 index is 30% below its </w:t>
-      </w:r>
-      <w:r>
-        <w:t>200</w:t>
-      </w:r>
-      <w:r>
-        <w:t xml:space="preserve">-day high. This factor aims to exploit market exaggerations caused by </w:t>
-      </w:r>
-      <w:r>
-        <w:t>herd</w:t>
-      </w:r>
-      <w:r>
-        <w:t xml:space="preserve"> behavior and excessive deviation from the prior equilibrium. Empirical data </w:t>
-      </w:r>
-      <w:r>
-        <w:t>shows</w:t>
-      </w:r>
-      <w:r>
-        <w:t xml:space="preserve"> that</w:t>
-      </w:r>
-      <w:r>
-        <w:t xml:space="preserve"> </w:t>
-      </w:r>
-      <w:r>
-        <w:t>markets tend to revert to their mean and recover in the short term, offering investors the opportunity to benefit from significant price discounts and capture potential gains when markets rally and rebound in the short term</w:t>
-      </w:r>
-      <w:r>
-        <w:t xml:space="preserve"> thereafter</w:t>
-      </w:r>
-      <w:r>
-        <w:t>.</w:t>
-      </w:r>
-    </w:p>
-    <w:p>
-      <w:pPr>
-        <w:pStyle w:val="berschrift2"/>
-      </w:pPr>
-      <w:r>
-        <w:t>Results</w:t>
-      </w:r>
-    </w:p>
-    <w:p>
-      <w:pPr>
-        <w:pStyle w:val="Text"/>
-      </w:pPr>
-      <w:r>
-        <w:t xml:space="preserve">The SPY3 model </w:t>
-      </w:r>
-      <w:proofErr w:type="gramStart"/>
-      <w:r>
-        <w:t>is able to</w:t>
-      </w:r>
-      <w:proofErr w:type="gramEnd"/>
-      <w:r>
-        <w:t xml:space="preserve"> </w:t>
-      </w:r>
-      <w:r>
-        <w:t>capture bull</w:t>
-      </w:r>
-      <w:r>
-        <w:t xml:space="preserve"> markets</w:t>
-      </w:r>
-      <w:r>
-        <w:t>,</w:t>
-      </w:r>
-      <w:r>
-        <w:t xml:space="preserve"> a</w:t>
-      </w:r>
-      <w:r>
-        <w:t xml:space="preserve">void </w:t>
-      </w:r>
-      <w:r>
-        <w:t>big losses</w:t>
-      </w:r>
-      <w:r>
-        <w:t>,</w:t>
-      </w:r>
-      <w:r>
-        <w:t xml:space="preserve"> and deliver </w:t>
-      </w:r>
-      <w:r>
-        <w:t>more</w:t>
-      </w:r>
-      <w:r>
-        <w:t xml:space="preserve"> stable and</w:t>
-      </w:r>
-      <w:r>
-        <w:t xml:space="preserve"> consistent returns</w:t>
-      </w:r>
-      <w:r>
-        <w:t xml:space="preserve">, </w:t>
-      </w:r>
-      <w:r>
-        <w:t xml:space="preserve">by </w:t>
-      </w:r>
-      <w:r>
-        <w:t xml:space="preserve">actively </w:t>
-      </w:r>
-      <w:r>
-        <w:t>shifting between risky and safety assets</w:t>
-      </w:r>
-      <w:r>
-        <w:t xml:space="preserve">. </w:t>
-      </w:r>
-      <w:r>
-        <w:t xml:space="preserve">The </w:t>
-      </w:r>
-      <w:r>
-        <w:t>main</w:t>
-      </w:r>
-      <w:r>
-        <w:t xml:space="preserve"> goal</w:t>
-      </w:r>
-      <w:r>
-        <w:t xml:space="preserve"> </w:t>
-      </w:r>
-      <w:r>
-        <w:t xml:space="preserve">is to </w:t>
-      </w:r>
-      <w:r>
-        <w:t xml:space="preserve">maximize the </w:t>
-      </w:r>
-      <w:r>
-        <w:t>Sharpe</w:t>
-      </w:r>
-      <w:r>
-        <w:t xml:space="preserve"> ratio and </w:t>
-      </w:r>
-      <w:r>
-        <w:t>minimize drawdowns</w:t>
-      </w:r>
-      <w:r>
-        <w:t xml:space="preserve">. </w:t>
-      </w:r>
-      <w:r>
-        <w:t>Historically, the fund achieved</w:t>
-      </w:r>
-      <w:r>
-        <w:t xml:space="preserve"> </w:t>
-      </w:r>
-      <w:r>
-        <w:t>an annualized return of 1</w:t>
-      </w:r>
-      <w:r>
-        <w:t>3</w:t>
-      </w:r>
-      <w:r>
-        <w:t>.</w:t>
-      </w:r>
-      <w:r>
-        <w:t>4</w:t>
-      </w:r>
-      <w:r>
-        <w:t>% since 2000 with a Sharpe Ratio</w:t>
-      </w:r>
-      <w:r>
-        <w:t xml:space="preserve"> of 1.01 </w:t>
-      </w:r>
-      <w:r>
-        <w:t>and an annual alpha of 4.</w:t>
-      </w:r>
-      <w:r>
-        <w:t>4</w:t>
-      </w:r>
-      <w:r>
-        <w:t xml:space="preserve">%. </w:t>
-      </w:r>
     </w:p>
     <w:p>
       <w:pPr>
         <w:pStyle w:val="Text"/>
         <w:ind w:firstLine="0"/>
-        <w:rPr>
-          <w:sz w:val="10"/>
-          <w:szCs w:val="10"/>
-        </w:rPr>
       </w:pPr>
     </w:p>
     <w:p>
       <w:pPr>
         <w:pStyle w:val="Text"/>
         <w:ind w:firstLine="0"/>
-        <w:jc w:val="center"/>
-      </w:pPr>
-      <w:r>
-        <w:rPr>
-          <w:noProof/>
-        </w:rPr>
-        <w:drawing>
-          <wp:inline distT="0" distB="0" distL="0" distR="0" wp14:anchorId="75C10C75" wp14:editId="56786563">
-            <wp:extent cx="3088574" cy="2492587"/>
-            <wp:effectExtent l="0" t="0" r="0" b="3175"/>
-            <wp:docPr id="1686697057" name="Grafik 1" descr="Ein Bild, das Text, Screenshot, Zahl, Schrift enthält.&#10;&#10;KI-generierte Inhalte können fehlerhaft sein."/>
-            <wp:cNvGraphicFramePr>
-              <a:graphicFrameLocks xmlns:a="http://schemas.openxmlformats.org/drawingml/2006/main" noChangeAspect="1"/>
-            </wp:cNvGraphicFramePr>
-            <a:graphic xmlns:a="http://schemas.openxmlformats.org/drawingml/2006/main">
-              <a:graphicData uri="http://schemas.openxmlformats.org/drawingml/2006/picture">
-                <pic:pic xmlns:pic="http://schemas.openxmlformats.org/drawingml/2006/picture">
-                  <pic:nvPicPr>
-                    <pic:cNvPr id="1686697057" name="Grafik 1" descr="Ein Bild, das Text, Screenshot, Zahl, Schrift enthält.&#10;&#10;KI-generierte Inhalte können fehlerhaft sein."/>
-                    <pic:cNvPicPr/>
-                  </pic:nvPicPr>
-                  <pic:blipFill>
-                    <a:blip r:embed="rId9"/>
-                    <a:stretch>
-                      <a:fillRect/>
-                    </a:stretch>
-                  </pic:blipFill>
-                  <pic:spPr>
-                    <a:xfrm>
-                      <a:off x="0" y="0"/>
-                      <a:ext cx="3088574" cy="2492587"/>
-                    </a:xfrm>
-                    <a:prstGeom prst="rect">
-                      <a:avLst/>
-                    </a:prstGeom>
-                  </pic:spPr>
-                </pic:pic>
-              </a:graphicData>
-            </a:graphic>
-          </wp:inline>
-        </w:drawing>
-      </w:r>
+      </w:pPr>
     </w:p>
     <w:p>
       <w:pPr>
@@ -2864,18 +2882,10 @@
       <w:pPr>
         <w:pStyle w:val="Text"/>
         <w:ind w:firstLine="0"/>
-      </w:pPr>
-    </w:p>
-    <w:p>
-      <w:pPr>
-        <w:pStyle w:val="Text"/>
-        <w:ind w:firstLine="0"/>
-      </w:pPr>
-    </w:p>
-    <w:p>
-      <w:pPr>
-        <w:pStyle w:val="Text"/>
-        <w:ind w:firstLine="0"/>
+        <w:rPr>
+          <w:sz w:val="18"/>
+          <w:szCs w:val="18"/>
+        </w:rPr>
       </w:pPr>
     </w:p>
     <w:p>
@@ -3123,15 +3133,11 @@
         </w:numPr>
         <w:rPr>
           <w:bCs/>
-          <w:sz w:val="18"/>
-          <w:szCs w:val="18"/>
         </w:rPr>
       </w:pPr>
       <w:r>
         <w:rPr>
           <w:bCs/>
-          <w:sz w:val="18"/>
-          <w:szCs w:val="18"/>
         </w:rPr>
         <w:t xml:space="preserve">Harvey, C., R. (2021), “Why Is Systematic Investing Important?”, </w:t>
       </w:r>
@@ -3140,16 +3146,12 @@
           <w:bCs/>
           <w:i/>
           <w:iCs/>
-          <w:sz w:val="18"/>
-          <w:szCs w:val="18"/>
         </w:rPr>
         <w:t>Journal of Systematic Investing, 2-6</w:t>
       </w:r>
       <w:r>
         <w:rPr>
           <w:bCs/>
-          <w:sz w:val="18"/>
-          <w:szCs w:val="18"/>
         </w:rPr>
         <w:t>.</w:t>
       </w:r>
@@ -3164,10 +3166,16 @@
       <w:r>
         <w:rPr>
           <w:bCs/>
-          <w:sz w:val="18"/>
-          <w:szCs w:val="18"/>
-        </w:rPr>
-        <w:t>Richardson, S., A. (2022), “Systematic Fixed Income: An Investor’s Guide”, Wiley, 41-56</w:t>
+        </w:rPr>
+        <w:t xml:space="preserve">Richardson, S., A. (2022), “Systematic Fixed Income: An Investor’s Guide”, </w:t>
+      </w:r>
+      <w:r>
+        <w:rPr>
+          <w:bCs/>
+          <w:i/>
+          <w:iCs/>
+        </w:rPr>
+        <w:t>Wiley, 41-56</w:t>
       </w:r>
     </w:p>
     <w:p>
@@ -3180,8 +3188,6 @@
       <w:r>
         <w:rPr>
           <w:bCs/>
-          <w:sz w:val="18"/>
-          <w:szCs w:val="18"/>
         </w:rPr>
         <w:t>Fama, E. F. (1970), „Efficient Capital Markets: A Review of Theory and Empirical Work”, The Journal of Finance 25(2)</w:t>
       </w:r>
@@ -3485,15 +3491,7 @@
     <w:p>
       <w:pPr>
         <w:pStyle w:val="References"/>
-        <w:numPr>
-          <w:ilvl w:val="0"/>
-          <w:numId w:val="0"/>
-        </w:numPr>
-        <w:rPr>
-          <w:b/>
-          <w:bCs/>
-          <w:sz w:val="20"/>
-          <w:szCs w:val="20"/>
+        <w:rPr>
           <w:lang w:val="en-GB"/>
         </w:rPr>
       </w:pPr>
@@ -3683,7 +3681,7 @@
         <w:noProof/>
       </w:rPr>
       <w:drawing>
-        <wp:anchor distT="0" distB="0" distL="114300" distR="114300" simplePos="0" relativeHeight="251657216" behindDoc="0" locked="0" layoutInCell="1" allowOverlap="1" wp14:anchorId="3F4E33DA" wp14:editId="378AEC35">
+        <wp:anchor distT="0" distB="0" distL="114300" distR="114300" simplePos="0" relativeHeight="251657216" behindDoc="0" locked="0" layoutInCell="1" allowOverlap="1" wp14:anchorId="3F4E33DA" wp14:editId="7D348CA1">
           <wp:simplePos x="0" y="0"/>
           <wp:positionH relativeFrom="column">
             <wp:posOffset>2543175</wp:posOffset>
@@ -3694,7 +3692,7 @@
           <wp:extent cx="1066800" cy="533400"/>
           <wp:effectExtent l="0" t="0" r="0" b="0"/>
           <wp:wrapSquare wrapText="bothSides"/>
-          <wp:docPr id="1848887710" name="Bild 4"/>
+          <wp:docPr id="1848887710" name="Bild 4" descr="Cumulative Return over Time"/>
           <wp:cNvGraphicFramePr>
             <a:graphicFrameLocks xmlns:a="http://schemas.openxmlformats.org/drawingml/2006/main" noChangeAspect="1"/>
           </wp:cNvGraphicFramePr>
@@ -3702,7 +3700,7 @@
             <a:graphicData uri="http://schemas.openxmlformats.org/drawingml/2006/picture">
               <pic:pic xmlns:pic="http://schemas.openxmlformats.org/drawingml/2006/picture">
                 <pic:nvPicPr>
-                  <pic:cNvPr id="0" name="Picture 4"/>
+                  <pic:cNvPr id="1848887710" name="Bild 4" descr="Cumulative Return over Time"/>
                   <pic:cNvPicPr>
                     <a:picLocks noChangeAspect="1" noChangeArrowheads="1"/>
                   </pic:cNvPicPr>
@@ -3907,7 +3905,6 @@
       <w:jc w:val="center"/>
       <w:rPr>
         <w:b/>
-        <w:color w:val="7F7F7F"/>
         <w:sz w:val="16"/>
         <w:szCs w:val="16"/>
       </w:rPr>
@@ -3985,7 +3982,6 @@
     <w:r>
       <w:rPr>
         <w:b/>
-        <w:color w:val="7F7F7F"/>
         <w:sz w:val="16"/>
         <w:szCs w:val="16"/>
       </w:rPr>
@@ -4000,7 +3996,6 @@
       <w:ind w:right="360"/>
       <w:rPr>
         <w:b/>
-        <w:color w:val="7F7F7F"/>
         <w:sz w:val="16"/>
         <w:szCs w:val="16"/>
       </w:rPr>
@@ -4008,7 +4003,6 @@
     <w:r>
       <w:rPr>
         <w:b/>
-        <w:color w:val="7F7F7F"/>
         <w:sz w:val="16"/>
         <w:szCs w:val="16"/>
       </w:rPr>
@@ -4023,7 +4017,6 @@
       <w:ind w:right="360"/>
       <w:rPr>
         <w:b/>
-        <w:color w:val="7F7F7F"/>
         <w:sz w:val="16"/>
         <w:szCs w:val="16"/>
       </w:rPr>
@@ -4031,7 +4024,6 @@
     <w:r>
       <w:rPr>
         <w:b/>
-        <w:color w:val="7F7F7F"/>
         <w:sz w:val="16"/>
         <w:szCs w:val="16"/>
       </w:rPr>

--- a/assets/spy3-whitepaper.docx
+++ b/assets/spy3-whitepaper.docx
@@ -3996,6 +3996,7 @@
       <w:ind w:right="360"/>
       <w:rPr>
         <w:b/>
+        <w:color w:val="808080" w:themeColor="background1" w:themeShade="80"/>
         <w:sz w:val="16"/>
         <w:szCs w:val="16"/>
       </w:rPr>
@@ -4003,6 +4004,7 @@
     <w:r>
       <w:rPr>
         <w:b/>
+        <w:color w:val="808080" w:themeColor="background1" w:themeShade="80"/>
         <w:sz w:val="16"/>
         <w:szCs w:val="16"/>
       </w:rPr>
@@ -4017,6 +4019,7 @@
       <w:ind w:right="360"/>
       <w:rPr>
         <w:b/>
+        <w:color w:val="808080" w:themeColor="background1" w:themeShade="80"/>
         <w:sz w:val="16"/>
         <w:szCs w:val="16"/>
       </w:rPr>
@@ -4024,6 +4027,7 @@
     <w:r>
       <w:rPr>
         <w:b/>
+        <w:color w:val="808080" w:themeColor="background1" w:themeShade="80"/>
         <w:sz w:val="16"/>
         <w:szCs w:val="16"/>
       </w:rPr>

--- a/assets/spy3-whitepaper.docx
+++ b/assets/spy3-whitepaper.docx
@@ -2560,101 +2560,96 @@
         <w:pStyle w:val="Text"/>
       </w:pPr>
       <w:r>
-        <w:t xml:space="preserve">The SPY3 model </w:t>
-      </w:r>
-      <w:proofErr w:type="gramStart"/>
-      <w:r>
-        <w:t>is able to</w:t>
-      </w:r>
-      <w:proofErr w:type="gramEnd"/>
+        <w:t>The SPY3 model has consistently outperformed the S&amp;P 500</w:t>
+      </w:r>
+      <w:r>
+        <w:t xml:space="preserve"> since 2000</w:t>
+      </w:r>
       <w:r>
         <w:t xml:space="preserve"> </w:t>
       </w:r>
       <w:r>
-        <w:t>capture bull</w:t>
-      </w:r>
-      <w:r>
-        <w:t xml:space="preserve"> markets</w:t>
-      </w:r>
-      <w:r>
-        <w:t>,</w:t>
-      </w:r>
-      <w:r>
-        <w:t xml:space="preserve"> a</w:t>
-      </w:r>
-      <w:r>
-        <w:t xml:space="preserve">void </w:t>
-      </w:r>
-      <w:r>
-        <w:t>big losses</w:t>
-      </w:r>
-      <w:r>
-        <w:t>,</w:t>
-      </w:r>
-      <w:r>
-        <w:t xml:space="preserve"> and deliver </w:t>
-      </w:r>
-      <w:r>
-        <w:t>more</w:t>
-      </w:r>
-      <w:r>
-        <w:t xml:space="preserve"> stable and</w:t>
-      </w:r>
-      <w:r>
-        <w:t xml:space="preserve"> consistent returns</w:t>
-      </w:r>
-      <w:r>
-        <w:t xml:space="preserve">, </w:t>
-      </w:r>
-      <w:r>
-        <w:t xml:space="preserve">by </w:t>
+        <w:t>by</w:t>
+      </w:r>
+      <w:r>
+        <w:t xml:space="preserve"> </w:t>
       </w:r>
       <w:r>
         <w:t xml:space="preserve">actively </w:t>
       </w:r>
       <w:r>
-        <w:t>shifting between risky and safety assets</w:t>
+        <w:t xml:space="preserve">shifting between </w:t>
+      </w:r>
+      <w:r>
+        <w:t>risky</w:t>
+      </w:r>
+      <w:r>
+        <w:t xml:space="preserve"> and </w:t>
+      </w:r>
+      <w:r>
+        <w:t>safety</w:t>
+      </w:r>
+      <w:r>
+        <w:t xml:space="preserve"> </w:t>
+      </w:r>
+      <w:r>
+        <w:t>assets</w:t>
+      </w:r>
+      <w:r>
+        <w:t>.</w:t>
+      </w:r>
+      <w:r>
+        <w:t xml:space="preserve"> This dynamic approach effectively navigates</w:t>
+      </w:r>
+      <w:r>
+        <w:t xml:space="preserve"> through</w:t>
+      </w:r>
+      <w:r>
+        <w:t xml:space="preserve"> </w:t>
+      </w:r>
+      <w:r>
+        <w:t>different market cycles.</w:t>
+      </w:r>
+      <w:r>
+        <w:t xml:space="preserve"> </w:t>
+      </w:r>
+      <w:r>
+        <w:t xml:space="preserve">The </w:t>
+      </w:r>
+      <w:r>
+        <w:t>primary</w:t>
+      </w:r>
+      <w:r>
+        <w:t xml:space="preserve"> goal</w:t>
+      </w:r>
+      <w:r>
+        <w:t xml:space="preserve"> </w:t>
+      </w:r>
+      <w:r>
+        <w:t xml:space="preserve">is to </w:t>
+      </w:r>
+      <w:r>
+        <w:t xml:space="preserve">maximize the </w:t>
+      </w:r>
+      <w:r>
+        <w:t>Sharpe</w:t>
+      </w:r>
+      <w:r>
+        <w:t xml:space="preserve"> ratio and </w:t>
+      </w:r>
+      <w:r>
+        <w:t>minimize drawdowns</w:t>
       </w:r>
       <w:r>
         <w:t xml:space="preserve">. </w:t>
       </w:r>
       <w:r>
-        <w:t xml:space="preserve">The </w:t>
-      </w:r>
-      <w:r>
-        <w:t>main</w:t>
-      </w:r>
-      <w:r>
-        <w:t xml:space="preserve"> goal</w:t>
+        <w:t>Historically, the fund achieved</w:t>
       </w:r>
       <w:r>
         <w:t xml:space="preserve"> </w:t>
       </w:r>
       <w:r>
-        <w:t xml:space="preserve">is to </w:t>
-      </w:r>
-      <w:r>
-        <w:t xml:space="preserve">maximize the </w:t>
-      </w:r>
-      <w:r>
-        <w:t>Sharpe</w:t>
-      </w:r>
-      <w:r>
-        <w:t xml:space="preserve"> ratio and </w:t>
-      </w:r>
-      <w:r>
-        <w:t>minimize drawdowns</w:t>
-      </w:r>
-      <w:r>
-        <w:t xml:space="preserve">. </w:t>
-      </w:r>
-      <w:r>
-        <w:t>Historically, the fund achieved</w:t>
-      </w:r>
-      <w:r>
-        <w:t xml:space="preserve"> </w:t>
-      </w:r>
-      <w:r>
         <w:t>an annualized return of 1</w:t>
       </w:r>
       <w:r>
@@ -2673,10 +2668,22 @@
         <w:t xml:space="preserve"> of 1.01 </w:t>
       </w:r>
       <w:r>
-        <w:t>and an annual alpha of 4.</w:t>
-      </w:r>
-      <w:r>
-        <w:t>4</w:t>
+        <w:t>and a</w:t>
+      </w:r>
+      <w:r>
+        <w:t xml:space="preserve">n annual Jensen’s </w:t>
+      </w:r>
+      <w:r>
+        <w:t xml:space="preserve">alpha of </w:t>
+      </w:r>
+      <w:r>
+        <w:t>6</w:t>
+      </w:r>
+      <w:r>
+        <w:t>.</w:t>
+      </w:r>
+      <w:r>
+        <w:t>8</w:t>
       </w:r>
       <w:r>
         <w:t xml:space="preserve">%. </w:t>
@@ -4945,7 +4952,6 @@
   <w:style w:type="character" w:default="1" w:styleId="Absatz-Standardschriftart">
     <w:name w:val="Default Paragraph Font"/>
     <w:uiPriority w:val="1"/>
-    <w:semiHidden/>
     <w:unhideWhenUsed/>
   </w:style>
   <w:style w:type="table" w:default="1" w:styleId="NormaleTabelle">

--- a/assets/spy3-whitepaper.docx
+++ b/assets/spy3-whitepaper.docx
@@ -522,12 +522,24 @@
         <w:rPr>
           <w:iCs/>
         </w:rPr>
-        <w:t>Management, Portfolio Allocatio</w:t>
+        <w:t xml:space="preserve">Management, </w:t>
       </w:r>
       <w:r>
         <w:rPr>
           <w:iCs/>
         </w:rPr>
+        <w:t xml:space="preserve">Financial Markets, </w:t>
+      </w:r>
+      <w:r>
+        <w:rPr>
+          <w:iCs/>
+        </w:rPr>
+        <w:t>Portfolio Allocatio</w:t>
+      </w:r>
+      <w:r>
+        <w:rPr>
+          <w:iCs/>
+        </w:rPr>
         <w:t>n</w:t>
       </w:r>
       <w:r>
@@ -540,13 +552,13 @@
         <w:rPr>
           <w:iCs/>
         </w:rPr>
-        <w:t>, Financial Markets</w:t>
+        <w:t xml:space="preserve">, </w:t>
       </w:r>
       <w:r>
         <w:rPr>
           <w:iCs/>
         </w:rPr>
-        <w:t xml:space="preserve">, Systematic </w:t>
+        <w:t xml:space="preserve">Systematic </w:t>
       </w:r>
       <w:r>
         <w:rPr>
@@ -1271,21 +1283,7 @@
         <w:rPr>
           <w:lang w:val="en-GB"/>
         </w:rPr>
-        <w:t>. These findings argue that the EMH cannot be valid since it ignores irrational and emotional behaviour (</w:t>
-      </w:r>
-      <w:proofErr w:type="spellStart"/>
-      <w:r>
-        <w:rPr>
-          <w:lang w:val="en-GB"/>
-        </w:rPr>
-        <w:t>Asness</w:t>
-      </w:r>
-      <w:proofErr w:type="spellEnd"/>
-      <w:r>
-        <w:rPr>
-          <w:lang w:val="en-GB"/>
-        </w:rPr>
-        <w:t>, 2014). Due to psychological hurdles and limited information-processing capabilities, market participants have only bounded rationality (Thaler, 2008). One prominent example of such a heuristic is the disposition effect</w:t>
+        <w:t>. These findings argue that the EMH cannot be valid since it ignores irrational and emotional behaviour (Asness, 2014). Due to psychological hurdles and limited information-processing capabilities, market participants have only bounded rationality (Thaler, 2008). One prominent example of such a heuristic is the disposition effect</w:t>
       </w:r>
       <w:r>
         <w:rPr>
@@ -1498,7 +1496,7 @@
         <w:rPr>
           <w:lang w:val="en-GB"/>
         </w:rPr>
-        <w:t xml:space="preserve">Let’s illustrate this market </w:t>
+        <w:t xml:space="preserve">Let’s illustrate this </w:t>
       </w:r>
       <w:r>
         <w:rPr>
@@ -1540,21 +1538,7 @@
         <w:rPr>
           <w:lang w:val="en-GB"/>
         </w:rPr>
-        <w:t xml:space="preserve">, even though the EMH assumes that all investors are rational, </w:t>
-      </w:r>
-      <w:proofErr w:type="gramStart"/>
-      <w:r>
-        <w:rPr>
-          <w:lang w:val="en-GB"/>
-        </w:rPr>
-        <w:t>in reality investors</w:t>
-      </w:r>
-      <w:proofErr w:type="gramEnd"/>
-      <w:r>
-        <w:rPr>
-          <w:lang w:val="en-GB"/>
-        </w:rPr>
-        <w:t xml:space="preserve"> are subject to their own psychological biases, such as the status quo bias, in which people fall into lazy decision making and prefer not to change the situation even if market conditions changed and adjustment</w:t>
+        <w:t>, even though the EMH assumes that all investors are rational, in reality investors are subject to their own psychological biases, such as the status quo bias, in which people fall into lazy decision making and prefer not to change the situation even if market conditions changed and adjustment</w:t>
       </w:r>
       <w:r>
         <w:rPr>
@@ -1914,12 +1898,10 @@
         <w:pStyle w:val="berschrift2"/>
       </w:pPr>
       <w:bookmarkStart w:id="1" w:name="_Toc122008198"/>
-      <w:proofErr w:type="spellStart"/>
       <w:r>
         <w:t>Backtesting</w:t>
       </w:r>
       <w:bookmarkEnd w:id="1"/>
-      <w:proofErr w:type="spellEnd"/>
     </w:p>
     <w:p>
       <w:pPr>
@@ -1933,21 +1915,7 @@
         <w:rPr>
           <w:lang w:val="en-GB"/>
         </w:rPr>
-        <w:t xml:space="preserve">An important part of developing a systematic trading strategy, involves </w:t>
-      </w:r>
-      <w:proofErr w:type="spellStart"/>
-      <w:r>
-        <w:rPr>
-          <w:lang w:val="en-GB"/>
-        </w:rPr>
-        <w:t>backtesting</w:t>
-      </w:r>
-      <w:proofErr w:type="spellEnd"/>
-      <w:r>
-        <w:rPr>
-          <w:lang w:val="en-GB"/>
-        </w:rPr>
-        <w:t>, which is the process of studying the behaviour of a</w:t>
+        <w:t>An important part of developing a systematic trading strategy, involves backtesting, which is the process of studying the behaviour of a</w:t>
       </w:r>
       <w:r>
         <w:rPr>
@@ -1971,16 +1939,8 @@
         <w:rPr>
           <w:lang w:val="en-GB"/>
         </w:rPr>
-        <w:t xml:space="preserve">he underlying idea of </w:t>
-      </w:r>
-      <w:proofErr w:type="spellStart"/>
-      <w:r>
-        <w:rPr>
-          <w:lang w:val="en-GB"/>
-        </w:rPr>
-        <w:t>backtesting</w:t>
-      </w:r>
-      <w:proofErr w:type="spellEnd"/>
+        <w:t>he underlying idea of backtesting</w:t>
+      </w:r>
       <w:r>
         <w:rPr>
           <w:lang w:val="en-GB"/>
@@ -2003,21 +1963,7 @@
         <w:rPr>
           <w:lang w:val="en-GB"/>
         </w:rPr>
-        <w:t xml:space="preserve"> strategy that performed well in the past is likely to do so again in the future, and vice versa.  There are several statistical biases that need special attention in the process of developing a viable </w:t>
-      </w:r>
-      <w:proofErr w:type="spellStart"/>
-      <w:r>
-        <w:rPr>
-          <w:lang w:val="en-GB"/>
-        </w:rPr>
-        <w:t>backtesting</w:t>
-      </w:r>
-      <w:proofErr w:type="spellEnd"/>
-      <w:r>
-        <w:rPr>
-          <w:lang w:val="en-GB"/>
-        </w:rPr>
-        <w:t xml:space="preserve">. Survivorship bias, look-ahead bias, and data snooping are the most common ones. </w:t>
+        <w:t xml:space="preserve"> strategy that performed well in the past is likely to do so again in the future, and vice versa.  There are several statistical biases that need special attention in the process of developing a viable backtesting. Survivorship bias, look-ahead bias, and data snooping are the most common ones. </w:t>
       </w:r>
       <w:r>
         <w:rPr>
@@ -2086,7 +2032,6 @@
         </w:rPr>
         <w:t xml:space="preserve"> Although historical data does not guarantee future performance, it helps to evaluate a strategy and to understand its performance in different periods. The level of confidence depends on the stability of the </w:t>
       </w:r>
-      <w:proofErr w:type="spellStart"/>
       <w:r>
         <w:rPr>
           <w:lang w:val="en-GB"/>
@@ -2097,14 +2042,7 @@
         <w:rPr>
           <w:lang w:val="en-GB"/>
         </w:rPr>
-        <w:t>test</w:t>
-      </w:r>
-      <w:proofErr w:type="spellEnd"/>
-      <w:r>
-        <w:rPr>
-          <w:lang w:val="en-GB"/>
-        </w:rPr>
-        <w:t xml:space="preserve"> result</w:t>
+        <w:t>test result</w:t>
       </w:r>
       <w:r>
         <w:rPr>
@@ -2116,7 +2054,19 @@
         <w:rPr>
           <w:lang w:val="en-GB"/>
         </w:rPr>
-        <w:t xml:space="preserve"> and further out-of-sample tests. Such out-of-sample tests confirm the effectiveness of the systematic strategy and reveal a system's genuine capabilities before actual money is on the line. </w:t>
+        <w:t xml:space="preserve"> and further out-of-sample tests. Such out-of-sample tests confirm the effectiveness of the systematic strategy and reveal a system</w:t>
+      </w:r>
+      <w:r>
+        <w:rPr>
+          <w:lang w:val="en-GB"/>
+        </w:rPr>
+        <w:t>'</w:t>
+      </w:r>
+      <w:r>
+        <w:rPr>
+          <w:lang w:val="en-GB"/>
+        </w:rPr>
+        <w:t xml:space="preserve">s genuine capabilities before actual money is on the line. </w:t>
       </w:r>
     </w:p>
     <w:p>
@@ -2261,23 +2211,7 @@
         <w:pStyle w:val="Text"/>
       </w:pPr>
       <w:r>
-        <w:t>Value-at-Risk (</w:t>
-      </w:r>
-      <w:proofErr w:type="spellStart"/>
-      <w:r>
-        <w:t>VaR</w:t>
-      </w:r>
-      <w:proofErr w:type="spellEnd"/>
-      <w:r>
-        <w:t xml:space="preserve">) is the </w:t>
-      </w:r>
-      <w:proofErr w:type="gramStart"/>
-      <w:r>
-        <w:t>most commonly used</w:t>
-      </w:r>
-      <w:proofErr w:type="gramEnd"/>
-      <w:r>
-        <w:t xml:space="preserve"> statistics to </w:t>
+        <w:t xml:space="preserve">Value-at-Risk (VaR) is the most commonly used statistics to </w:t>
       </w:r>
       <w:r>
         <w:t>assess</w:t>
@@ -2297,29 +2231,8 @@
       <w:r>
         <w:t xml:space="preserve">. </w:t>
       </w:r>
-      <w:proofErr w:type="spellStart"/>
-      <w:r>
-        <w:t>VaR</w:t>
-      </w:r>
-      <w:proofErr w:type="spellEnd"/>
-      <w:r>
-        <w:t xml:space="preserve"> is a measure of potential loss over a given </w:t>
-      </w:r>
-      <w:proofErr w:type="gramStart"/>
-      <w:r>
-        <w:t>time period</w:t>
-      </w:r>
-      <w:proofErr w:type="gramEnd"/>
-      <w:r>
-        <w:t xml:space="preserve"> and represents the 1-α %-percentile loss. The SPY3 model calculates the daily </w:t>
-      </w:r>
-      <w:proofErr w:type="spellStart"/>
-      <w:r>
-        <w:t>VaR</w:t>
-      </w:r>
-      <w:proofErr w:type="spellEnd"/>
-      <w:r>
-        <w:t xml:space="preserve"> with a 99% confidence level and a </w:t>
+      <w:r>
+        <w:t xml:space="preserve">VaR is a measure of potential loss over a given time period and represents the 1-α %-percentile loss. The SPY3 model calculates the daily VaR with a 99% confidence level and a </w:t>
       </w:r>
       <w:r>
         <w:t>9</w:t>
@@ -2331,29 +2244,13 @@
         <w:t>If</w:t>
       </w:r>
       <w:r>
-        <w:t xml:space="preserve"> the daily 99% </w:t>
-      </w:r>
-      <w:proofErr w:type="spellStart"/>
-      <w:r>
-        <w:t>VaR</w:t>
-      </w:r>
-      <w:proofErr w:type="spellEnd"/>
-      <w:r>
-        <w:t xml:space="preserve"> remains below 2%, </w:t>
+        <w:t xml:space="preserve"> the daily 99% VaR remains below 2%, </w:t>
       </w:r>
       <w:r>
         <w:t>the model signals</w:t>
       </w:r>
       <w:r>
-        <w:t xml:space="preserve"> risk-on. Conversely, a </w:t>
-      </w:r>
-      <w:proofErr w:type="spellStart"/>
-      <w:r>
-        <w:t>VaR</w:t>
-      </w:r>
-      <w:proofErr w:type="spellEnd"/>
-      <w:r>
-        <w:t xml:space="preserve"> above 5% serves as </w:t>
+        <w:t xml:space="preserve"> risk-on. Conversely, a VaR above 5% serves as </w:t>
       </w:r>
       <w:r>
         <w:t>our</w:t>
@@ -2434,13 +2331,8 @@
       <w:r>
         <w:t xml:space="preserve">35-day and 200-day. The model detects upward trends </w:t>
       </w:r>
-      <w:proofErr w:type="gramStart"/>
-      <w:r>
-        <w:t>as long as</w:t>
-      </w:r>
-      <w:proofErr w:type="gramEnd"/>
-      <w:r>
-        <w:t xml:space="preserve"> the short-dated</w:t>
+      <w:r>
+        <w:t>as long as the short-dated</w:t>
       </w:r>
       <w:r>
         <w:t xml:space="preserve"> </w:t>
@@ -2756,16 +2648,16 @@
           <w:noProof/>
         </w:rPr>
         <w:drawing>
-          <wp:anchor distT="0" distB="0" distL="114300" distR="114300" simplePos="0" relativeHeight="251657728" behindDoc="0" locked="0" layoutInCell="1" allowOverlap="1" wp14:anchorId="712A490C" wp14:editId="0093DDAA">
+          <wp:anchor distT="0" distB="0" distL="114300" distR="114300" simplePos="0" relativeHeight="251657728" behindDoc="0" locked="0" layoutInCell="1" allowOverlap="1" wp14:anchorId="712A490C" wp14:editId="4A3AB117">
             <wp:simplePos x="0" y="0"/>
             <wp:positionH relativeFrom="column">
-              <wp:posOffset>36195</wp:posOffset>
+              <wp:posOffset>35845</wp:posOffset>
             </wp:positionH>
             <wp:positionV relativeFrom="paragraph">
-              <wp:posOffset>26714</wp:posOffset>
+              <wp:posOffset>26342</wp:posOffset>
             </wp:positionV>
-            <wp:extent cx="3152775" cy="2017395"/>
-            <wp:effectExtent l="0" t="0" r="9525" b="1905"/>
+            <wp:extent cx="3210910" cy="2049517"/>
+            <wp:effectExtent l="0" t="0" r="8890" b="8255"/>
             <wp:wrapNone/>
             <wp:docPr id="2" name="Diagramm 1"/>
             <wp:cNvGraphicFramePr>
@@ -2796,7 +2688,7 @@
                   <pic:spPr bwMode="auto">
                     <a:xfrm>
                       <a:off x="0" y="0"/>
-                      <a:ext cx="3152775" cy="2017395"/>
+                      <a:ext cx="3214069" cy="2051533"/>
                     </a:xfrm>
                     <a:prstGeom prst="rect">
                       <a:avLst/>
@@ -2930,15 +2822,7 @@
         <w:t xml:space="preserve">most </w:t>
       </w:r>
       <w:r>
-        <w:t xml:space="preserve">quantitative investment strategies look very opaque from the outside and resemble a black box, </w:t>
-      </w:r>
-      <w:proofErr w:type="gramStart"/>
-      <w:r>
-        <w:t>in reality these</w:t>
-      </w:r>
-      <w:proofErr w:type="gramEnd"/>
-      <w:r>
-        <w:t xml:space="preserve"> models can be very transparent and </w:t>
+        <w:t xml:space="preserve">quantitative investment strategies look very opaque from the outside and resemble a black box, in reality these models can be very transparent and </w:t>
       </w:r>
       <w:r>
         <w:t>easily understandable</w:t>
@@ -2971,40 +2855,22 @@
         <w:t xml:space="preserve"> already </w:t>
       </w:r>
       <w:r>
-        <w:t xml:space="preserve">beats </w:t>
-      </w:r>
-      <w:proofErr w:type="gramStart"/>
-      <w:r>
-        <w:t>the</w:t>
+        <w:t>beats the</w:t>
       </w:r>
       <w:r>
         <w:t xml:space="preserve"> </w:t>
       </w:r>
       <w:r>
-        <w:t>S</w:t>
-      </w:r>
-      <w:proofErr w:type="gramEnd"/>
-      <w:r>
-        <w:t>&amp;P500</w:t>
+        <w:t>S&amp;P500</w:t>
       </w:r>
       <w:r>
         <w:t xml:space="preserve"> by both, limiting risk and generating steady excess return. </w:t>
       </w:r>
-      <w:proofErr w:type="gramStart"/>
       <w:r>
         <w:t>In regard to</w:t>
       </w:r>
-      <w:proofErr w:type="gramEnd"/>
-      <w:r>
-        <w:t xml:space="preserve"> </w:t>
-      </w:r>
-      <w:proofErr w:type="spellStart"/>
-      <w:r>
-        <w:t>backtesting</w:t>
-      </w:r>
-      <w:proofErr w:type="spellEnd"/>
-      <w:r>
-        <w:t xml:space="preserve">, </w:t>
+      <w:r>
+        <w:t xml:space="preserve"> backtesting, </w:t>
       </w:r>
       <w:r>
         <w:t xml:space="preserve">we </w:t>
@@ -3196,7 +3062,21 @@
         <w:rPr>
           <w:bCs/>
         </w:rPr>
-        <w:t>Fama, E. F. (1970), „Efficient Capital Markets: A Review of Theory and Empirical Work”, The Journal of Finance 25(2)</w:t>
+        <w:t xml:space="preserve">Fama, E. F. (1970), „Efficient Capital Markets: A Review of Theory and Empirical Work”, </w:t>
+      </w:r>
+      <w:r>
+        <w:rPr>
+          <w:bCs/>
+          <w:i/>
+          <w:iCs/>
+        </w:rPr>
+        <w:t>The Journal of Finance 25</w:t>
+      </w:r>
+      <w:r>
+        <w:rPr>
+          <w:bCs/>
+        </w:rPr>
+        <w:t>(2)</w:t>
       </w:r>
     </w:p>
     <w:p>
@@ -3378,19 +3258,11 @@
           <w:lang w:val="en-GB"/>
         </w:rPr>
       </w:pPr>
-      <w:proofErr w:type="spellStart"/>
-      <w:r>
-        <w:rPr>
-          <w:lang w:val="en-GB"/>
-        </w:rPr>
-        <w:t>Asness</w:t>
-      </w:r>
-      <w:proofErr w:type="spellEnd"/>
-      <w:r>
-        <w:rPr>
-          <w:lang w:val="en-GB"/>
-        </w:rPr>
-        <w:t xml:space="preserve">, C., Moskowitz, T. J. and Pedersen, L. H. (2013), „Value and Momentum Everywhere”, </w:t>
+      <w:r>
+        <w:rPr>
+          <w:lang w:val="en-GB"/>
+        </w:rPr>
+        <w:t xml:space="preserve">Asness, C., Moskowitz, T. J. and Pedersen, L. H. (2013), „Value and Momentum Everywhere”, </w:t>
       </w:r>
       <w:r>
         <w:rPr>
@@ -3492,7 +3364,13 @@
           <w:iCs/>
           <w:lang w:val="en-GB"/>
         </w:rPr>
-        <w:t>e 19(3)</w:t>
+        <w:t>e 19</w:t>
+      </w:r>
+      <w:r>
+        <w:rPr>
+          <w:lang w:val="en-GB"/>
+        </w:rPr>
+        <w:t>(3)</w:t>
       </w:r>
     </w:p>
     <w:p>
@@ -3514,12 +3392,16 @@
           <w:iCs/>
           <w:lang w:val="en-GB"/>
         </w:rPr>
-        <w:t xml:space="preserve"> Journal of Economic Perspectives 17(4</w:t>
-      </w:r>
-      <w:r>
-        <w:rPr>
-          <w:i/>
-          <w:iCs/>
+        <w:t xml:space="preserve"> Journal of Economic Perspectives 17</w:t>
+      </w:r>
+      <w:r>
+        <w:rPr>
+          <w:lang w:val="en-GB"/>
+        </w:rPr>
+        <w:t>(4</w:t>
+      </w:r>
+      <w:r>
+        <w:rPr>
           <w:lang w:val="en-GB"/>
         </w:rPr>
         <w:t>)</w:t>
@@ -4952,6 +4834,7 @@
   <w:style w:type="character" w:default="1" w:styleId="Absatz-Standardschriftart">
     <w:name w:val="Default Paragraph Font"/>
     <w:uiPriority w:val="1"/>
+    <w:semiHidden/>
     <w:unhideWhenUsed/>
   </w:style>
   <w:style w:type="table" w:default="1" w:styleId="NormaleTabelle">

--- a/assets/spy3-whitepaper.docx
+++ b/assets/spy3-whitepaper.docx
@@ -586,6 +586,9 @@
       <w:pPr>
         <w:pStyle w:val="Text"/>
         <w:ind w:firstLine="0"/>
+        <w:rPr>
+          <w:lang w:val="en-GB"/>
+        </w:rPr>
       </w:pPr>
       <w:r>
         <w:rPr>
@@ -729,31 +732,19 @@
         <w:rPr>
           <w:lang w:val="en-GB"/>
         </w:rPr>
-        <w:t xml:space="preserve"> Our algorithmic approach leverages the benefits of </w:t>
-      </w:r>
-      <w:r>
-        <w:rPr>
-          <w:lang w:val="en-GB"/>
-        </w:rPr>
-        <w:t>algorithmic real-time</w:t>
-      </w:r>
-      <w:r>
-        <w:rPr>
-          <w:lang w:val="en-GB"/>
-        </w:rPr>
-        <w:t xml:space="preserve"> execution and </w:t>
-      </w:r>
-      <w:r>
-        <w:rPr>
-          <w:lang w:val="en-GB"/>
-        </w:rPr>
-        <w:t>empirical</w:t>
-      </w:r>
-      <w:r>
-        <w:rPr>
-          <w:lang w:val="en-GB"/>
-        </w:rPr>
-        <w:t xml:space="preserve"> insights from the return distribution function of public assets. </w:t>
+        <w:t xml:space="preserve"> Our algorithmic approach leverages the benefits of</w:t>
+      </w:r>
+      <w:r>
+        <w:rPr>
+          <w:lang w:val="en-GB"/>
+        </w:rPr>
+        <w:t xml:space="preserve"> </w:t>
+      </w:r>
+      <w:r>
+        <w:rPr>
+          <w:lang w:val="en-GB"/>
+        </w:rPr>
+        <w:t>an automated execution infrastructure and empirical insights derived from the return distribution function of public assets.</w:t>
       </w:r>
     </w:p>
     <w:p>
@@ -2262,34 +2253,46 @@
         <w:t>limit</w:t>
       </w:r>
       <w:r>
-        <w:t xml:space="preserve"> that prevents the model from investing in the</w:t>
+        <w:t xml:space="preserve"> that prevents the model from investing in </w:t>
+      </w:r>
+      <w:r>
+        <w:t>equities</w:t>
+      </w:r>
+      <w:r>
+        <w:t xml:space="preserve">, as it signals a </w:t>
+      </w:r>
+      <w:r>
+        <w:t xml:space="preserve">relatively </w:t>
+      </w:r>
+      <w:r>
+        <w:t xml:space="preserve">unfavorable </w:t>
+      </w:r>
+      <w:r>
+        <w:t>risk</w:t>
+      </w:r>
+      <w:r>
+        <w:t>/</w:t>
+      </w:r>
+      <w:r>
+        <w:t xml:space="preserve">reward ratio </w:t>
+      </w:r>
+      <w:r>
+        <w:t xml:space="preserve">for </w:t>
+      </w:r>
+      <w:r>
+        <w:t>this asset class and shifts to bonds</w:t>
       </w:r>
       <w:r>
         <w:t xml:space="preserve"> </w:t>
       </w:r>
       <w:r>
-        <w:t xml:space="preserve">S&amp;P500, as it signals a </w:t>
-      </w:r>
-      <w:r>
-        <w:t xml:space="preserve">relatively </w:t>
-      </w:r>
-      <w:r>
-        <w:t xml:space="preserve">unfavorable </w:t>
-      </w:r>
-      <w:r>
-        <w:t>risk</w:t>
-      </w:r>
-      <w:r>
-        <w:t>/</w:t>
-      </w:r>
-      <w:r>
-        <w:t xml:space="preserve">reward ratio </w:t>
-      </w:r>
-      <w:r>
-        <w:t>for equity investments</w:t>
-      </w:r>
-      <w:r>
-        <w:t>.</w:t>
+        <w:t xml:space="preserve">– and hedge against rising </w:t>
+      </w:r>
+      <w:r>
+        <w:t>equity volatility</w:t>
+      </w:r>
+      <w:r>
+        <w:t xml:space="preserve">. </w:t>
       </w:r>
     </w:p>
     <w:p>
@@ -2406,7 +2409,19 @@
         <w:ind w:firstLine="144"/>
       </w:pPr>
       <w:r>
-        <w:t xml:space="preserve">Mean reversion refers to the tendency of asset prices to revert to their mean level over time, with extreme price movements correcting in the short term. The buy signal is triggered when the current price of the S&amp;P500 index is 30% below its </w:t>
+        <w:t xml:space="preserve">Mean reversion refers to the tendency of asset prices to revert to their mean level over time, with extreme price movements correcting in the short term. The buy signal is triggered when the current price of the S&amp;P500 index </w:t>
+      </w:r>
+      <w:r>
+        <w:t>drops to at least</w:t>
+      </w:r>
+      <w:r>
+        <w:t xml:space="preserve"> 30% </w:t>
+      </w:r>
+      <w:r>
+        <w:t>of</w:t>
+      </w:r>
+      <w:r>
+        <w:t xml:space="preserve"> its </w:t>
       </w:r>
       <w:r>
         <w:t>200</w:t>
@@ -2876,16 +2891,25 @@
         <w:t xml:space="preserve">we </w:t>
       </w:r>
       <w:r>
-        <w:t xml:space="preserve">stay humble </w:t>
-      </w:r>
-      <w:r>
-        <w:t xml:space="preserve">and </w:t>
+        <w:t>stay</w:t>
+      </w:r>
+      <w:r>
+        <w:t xml:space="preserve"> </w:t>
       </w:r>
       <w:r>
         <w:t>aware</w:t>
       </w:r>
       <w:r>
-        <w:t xml:space="preserve"> of the fact that historical data cannot predict future results. However, to quote Mark Twain: “History never repeats itself, but it often rhymes”. </w:t>
+        <w:t xml:space="preserve"> of the fact that historical data cannot predict future results</w:t>
+      </w:r>
+      <w:r>
+        <w:t xml:space="preserve"> perfectly. </w:t>
+      </w:r>
+      <w:r>
+        <w:t>However, to</w:t>
+      </w:r>
+      <w:r>
+        <w:t xml:space="preserve"> quote Mark Twain: “History never repeats itself, but it often rhymes”. </w:t>
       </w:r>
       <w:r>
         <w:t>Our SPY3</w:t>
@@ -2903,13 +2927,37 @@
         <w:t>paper</w:t>
       </w:r>
       <w:r>
-        <w:t xml:space="preserve"> applies a similar attitude. </w:t>
-      </w:r>
-      <w:r>
-        <w:rPr>
-          <w:lang w:val="en-GB"/>
-        </w:rPr>
-        <w:t xml:space="preserve">Even though the weak form of the EMH already states that no outperformance can be achieved through historical data, the </w:t>
+        <w:t xml:space="preserve"> applies a similar </w:t>
+      </w:r>
+      <w:r>
+        <w:t xml:space="preserve">humble </w:t>
+      </w:r>
+      <w:r>
+        <w:t xml:space="preserve">attitude. </w:t>
+      </w:r>
+      <w:r>
+        <w:rPr>
+          <w:lang w:val="en-GB"/>
+        </w:rPr>
+        <w:t>E</w:t>
+      </w:r>
+      <w:r>
+        <w:rPr>
+          <w:lang w:val="en-GB"/>
+        </w:rPr>
+        <w:t xml:space="preserve">ven though the weak form of the EMH already states that no outperformance can be achieved </w:t>
+      </w:r>
+      <w:r>
+        <w:rPr>
+          <w:lang w:val="en-GB"/>
+        </w:rPr>
+        <w:t xml:space="preserve">solely </w:t>
+      </w:r>
+      <w:r>
+        <w:rPr>
+          <w:lang w:val="en-GB"/>
+        </w:rPr>
+        <w:t xml:space="preserve">through historical data, the </w:t>
       </w:r>
       <w:r>
         <w:rPr>

--- a/assets/spy3-whitepaper.docx
+++ b/assets/spy3-whitepaper.docx
@@ -204,7 +204,13 @@
         <w:rPr>
           <w:i/>
         </w:rPr>
-        <w:t>past information</w:t>
+        <w:t>historical</w:t>
+      </w:r>
+      <w:r>
+        <w:rPr>
+          <w:i/>
+        </w:rPr>
+        <w:t xml:space="preserve"> information</w:t>
       </w:r>
       <w:r>
         <w:rPr>
@@ -2152,7 +2158,10 @@
         <w:t>aims to</w:t>
       </w:r>
       <w:r>
-        <w:t xml:space="preserve"> offer</w:t>
+        <w:t xml:space="preserve"> </w:t>
+      </w:r>
+      <w:r>
+        <w:t>provide</w:t>
       </w:r>
       <w:r>
         <w:t xml:space="preserve"> </w:t>
@@ -2179,7 +2188,13 @@
         <w:t xml:space="preserve">to </w:t>
       </w:r>
       <w:r>
-        <w:t xml:space="preserve">both </w:t>
+        <w:t>both</w:t>
+      </w:r>
+      <w:r>
+        <w:t>,</w:t>
+      </w:r>
+      <w:r>
+        <w:t xml:space="preserve"> </w:t>
       </w:r>
       <w:r>
         <w:t xml:space="preserve">active and passive strategies </w:t>

--- a/assets/spy3-whitepaper.docx
+++ b/assets/spy3-whitepaper.docx
@@ -1294,7 +1294,13 @@
         <w:rPr>
           <w:lang w:val="en-GB"/>
         </w:rPr>
-        <w:t xml:space="preserve">which states that people prefer to maintain the status quo and are reluctant to part with assets that have lost value (Burton &amp; Shah, 2013). </w:t>
+        <w:t>which states that people prefer to maintain the status quo and are reluctant to part with assets that have lost value</w:t>
+      </w:r>
+      <w:r>
+        <w:rPr>
+          <w:lang w:val="en-GB"/>
+        </w:rPr>
+        <w:t xml:space="preserve">. </w:t>
       </w:r>
       <w:r>
         <w:rPr>
@@ -1839,7 +1845,19 @@
         <w:rPr>
           <w:lang w:val="en-GB"/>
         </w:rPr>
-        <w:t xml:space="preserve">outperform the market consistently. However, even if most fund managers fail to beat their benchmark, the </w:t>
+        <w:t>outperform the market consistently. However, even if most</w:t>
+      </w:r>
+      <w:r>
+        <w:rPr>
+          <w:lang w:val="en-GB"/>
+        </w:rPr>
+        <w:t xml:space="preserve"> active</w:t>
+      </w:r>
+      <w:r>
+        <w:rPr>
+          <w:lang w:val="en-GB"/>
+        </w:rPr>
+        <w:t xml:space="preserve"> fund managers fail to beat their benchmark, the </w:t>
       </w:r>
       <w:r>
         <w:rPr>
@@ -2846,7 +2864,19 @@
         <w:t>made</w:t>
       </w:r>
       <w:r>
-        <w:t xml:space="preserve"> in a methodological manner. Investment objectives, trading rules and model methodology are transparent and automated, allowing fast, cost-efficient, and rule-based trade execution. Systematic strategies benefit from the absence of psychological biases and the presence of adaptive dynamic and data-driven models. Even if </w:t>
+        <w:t xml:space="preserve"> in a methodological manner. Investment objectives</w:t>
+      </w:r>
+      <w:r>
+        <w:t xml:space="preserve"> and</w:t>
+      </w:r>
+      <w:r>
+        <w:t xml:space="preserve"> trading rules are transparent and automated, allowing fast, cost-efficient, and </w:t>
+      </w:r>
+      <w:r>
+        <w:t>real-time t</w:t>
+      </w:r>
+      <w:r>
+        <w:t xml:space="preserve">rade execution. Systematic strategies benefit from the absence of psychological biases and the presence of adaptive dynamic and data-driven models. Even if </w:t>
       </w:r>
       <w:r>
         <w:t xml:space="preserve">most </w:t>
@@ -3869,7 +3899,7 @@
         <w:szCs w:val="16"/>
       </w:rPr>
       <w:drawing>
-        <wp:anchor distT="0" distB="0" distL="114300" distR="114300" simplePos="0" relativeHeight="251658240" behindDoc="1" locked="0" layoutInCell="1" allowOverlap="1" wp14:anchorId="3628170D" wp14:editId="711A6EEB">
+        <wp:anchor distT="0" distB="0" distL="114300" distR="114300" simplePos="0" relativeHeight="251658240" behindDoc="1" locked="0" layoutInCell="1" allowOverlap="1" wp14:anchorId="3628170D" wp14:editId="2C17BE6D">
           <wp:simplePos x="0" y="0"/>
           <wp:positionH relativeFrom="column">
             <wp:posOffset>4989195</wp:posOffset>
@@ -3878,9 +3908,11 @@
             <wp:posOffset>0</wp:posOffset>
           </wp:positionV>
           <wp:extent cx="1541780" cy="452120"/>
-          <wp:effectExtent l="0" t="0" r="0" b="0"/>
+          <wp:effectExtent l="0" t="0" r="1270" b="5080"/>
           <wp:wrapNone/>
-          <wp:docPr id="166994751" name="Bild 6"/>
+          <wp:docPr id="166994751" name="Bild 6">
+            <a:hlinkClick xmlns:a="http://schemas.openxmlformats.org/drawingml/2006/main" r:id="rId1"/>
+          </wp:docPr>
           <wp:cNvGraphicFramePr>
             <a:graphicFrameLocks xmlns:a="http://schemas.openxmlformats.org/drawingml/2006/main" noChangeAspect="1"/>
           </wp:cNvGraphicFramePr>
@@ -3888,13 +3920,15 @@
             <a:graphicData uri="http://schemas.openxmlformats.org/drawingml/2006/picture">
               <pic:pic xmlns:pic="http://schemas.openxmlformats.org/drawingml/2006/picture">
                 <pic:nvPicPr>
-                  <pic:cNvPr id="0" name="Picture 6"/>
+                  <pic:cNvPr id="166994751" name="Bild 6">
+                    <a:hlinkClick r:id="rId1"/>
+                  </pic:cNvPr>
                   <pic:cNvPicPr>
                     <a:picLocks noChangeAspect="1" noChangeArrowheads="1"/>
                   </pic:cNvPicPr>
                 </pic:nvPicPr>
                 <pic:blipFill>
-                  <a:blip r:embed="rId1">
+                  <a:blip r:embed="rId2">
                     <a:extLst>
                       <a:ext uri="{28A0092B-C50C-407E-A947-70E740481C1C}">
                         <a14:useLocalDpi xmlns:a14="http://schemas.microsoft.com/office/drawing/2010/main" val="0"/>
@@ -3960,7 +3994,7 @@
         <w:sz w:val="16"/>
         <w:szCs w:val="16"/>
       </w:rPr>
-      <w:t xml:space="preserve">This content is for informational purposes only. </w:t>
+      <w:t>This content is for informational purposes only</w:t>
     </w:r>
   </w:p>
   <w:p>

--- a/assets/spy3-whitepaper.docx
+++ b/assets/spy3-whitepaper.docx
@@ -246,7 +246,13 @@
         <w:rPr>
           <w:i/>
         </w:rPr>
-        <w:t xml:space="preserve">shows </w:t>
+        <w:t>has shown</w:t>
+      </w:r>
+      <w:r>
+        <w:rPr>
+          <w:i/>
+        </w:rPr>
+        <w:t xml:space="preserve"> </w:t>
       </w:r>
       <w:r>
         <w:rPr>
@@ -294,49 +300,61 @@
         <w:rPr>
           <w:i/>
         </w:rPr>
+        <w:t>model</w:t>
+      </w:r>
+      <w:r>
+        <w:rPr>
+          <w:i/>
+        </w:rPr>
+        <w:t xml:space="preserve"> </w:t>
+      </w:r>
+      <w:r>
+        <w:rPr>
+          <w:i/>
+        </w:rPr>
+        <w:t>outlined</w:t>
+      </w:r>
+      <w:r>
+        <w:rPr>
+          <w:i/>
+        </w:rPr>
+        <w:t xml:space="preserve"> in this paper</w:t>
+      </w:r>
+      <w:r>
+        <w:rPr>
+          <w:i/>
+        </w:rPr>
+        <w:t xml:space="preserve"> </w:t>
+      </w:r>
+      <w:r>
+        <w:rPr>
+          <w:i/>
+        </w:rPr>
+        <w:t>provides an eas</w:t>
+      </w:r>
+      <w:r>
+        <w:rPr>
+          <w:i/>
+        </w:rPr>
+        <w:t>il</w:t>
+      </w:r>
+      <w:r>
+        <w:rPr>
+          <w:i/>
+        </w:rPr>
+        <w:t xml:space="preserve">y replicable </w:t>
+      </w:r>
+      <w:r>
+        <w:rPr>
+          <w:i/>
+        </w:rPr>
         <w:t>approach</w:t>
       </w:r>
       <w:r>
         <w:rPr>
           <w:i/>
         </w:rPr>
-        <w:t xml:space="preserve"> </w:t>
-      </w:r>
-      <w:r>
-        <w:rPr>
-          <w:i/>
-        </w:rPr>
-        <w:t>outlined</w:t>
-      </w:r>
-      <w:r>
-        <w:rPr>
-          <w:i/>
-        </w:rPr>
-        <w:t xml:space="preserve"> in this paper</w:t>
-      </w:r>
-      <w:r>
-        <w:rPr>
-          <w:i/>
-        </w:rPr>
-        <w:t xml:space="preserve"> </w:t>
-      </w:r>
-      <w:r>
-        <w:rPr>
-          <w:i/>
-        </w:rPr>
-        <w:t>provides an eas</w:t>
-      </w:r>
-      <w:r>
-        <w:rPr>
-          <w:i/>
-        </w:rPr>
-        <w:t>il</w:t>
-      </w:r>
-      <w:r>
-        <w:rPr>
-          <w:i/>
-        </w:rPr>
-        <w:t>y replicable model which</w:t>
+        <w:t xml:space="preserve"> which</w:t>
       </w:r>
       <w:r>
         <w:rPr>
@@ -750,7 +768,13 @@
         <w:rPr>
           <w:lang w:val="en-GB"/>
         </w:rPr>
-        <w:t>an automated execution infrastructure and empirical insights derived from the return distribution function of public assets.</w:t>
+        <w:t xml:space="preserve">dynamic risk management </w:t>
+      </w:r>
+      <w:r>
+        <w:rPr>
+          <w:lang w:val="en-GB"/>
+        </w:rPr>
+        <w:t>and empirical insights derived from the return distribution function of public assets.</w:t>
       </w:r>
     </w:p>
     <w:p>
@@ -1280,7 +1304,21 @@
         <w:rPr>
           <w:lang w:val="en-GB"/>
         </w:rPr>
-        <w:t>. These findings argue that the EMH cannot be valid since it ignores irrational and emotional behaviour (Asness, 2014). Due to psychological hurdles and limited information-processing capabilities, market participants have only bounded rationality (Thaler, 2008). One prominent example of such a heuristic is the disposition effect</w:t>
+        <w:t>. These findings argue that the EMH cannot be valid since it ignores irrational and emotional behaviour (</w:t>
+      </w:r>
+      <w:proofErr w:type="spellStart"/>
+      <w:r>
+        <w:rPr>
+          <w:lang w:val="en-GB"/>
+        </w:rPr>
+        <w:t>Asness</w:t>
+      </w:r>
+      <w:proofErr w:type="spellEnd"/>
+      <w:r>
+        <w:rPr>
+          <w:lang w:val="en-GB"/>
+        </w:rPr>
+        <w:t>, 2014). Due to psychological hurdles and limited information-processing capabilities, market participants have only bounded rationality (Thaler, 2008). One prominent example of such a heuristic is the disposition effect</w:t>
       </w:r>
       <w:r>
         <w:rPr>
@@ -1913,10 +1951,12 @@
         <w:pStyle w:val="berschrift2"/>
       </w:pPr>
       <w:bookmarkStart w:id="1" w:name="_Toc122008198"/>
+      <w:proofErr w:type="spellStart"/>
       <w:r>
         <w:t>Backtesting</w:t>
       </w:r>
       <w:bookmarkEnd w:id="1"/>
+      <w:proofErr w:type="spellEnd"/>
     </w:p>
     <w:p>
       <w:pPr>
@@ -1930,7 +1970,21 @@
         <w:rPr>
           <w:lang w:val="en-GB"/>
         </w:rPr>
-        <w:t>An important part of developing a systematic trading strategy, involves backtesting, which is the process of studying the behaviour of a</w:t>
+        <w:t xml:space="preserve">An important part of developing a systematic trading strategy, involves </w:t>
+      </w:r>
+      <w:proofErr w:type="spellStart"/>
+      <w:r>
+        <w:rPr>
+          <w:lang w:val="en-GB"/>
+        </w:rPr>
+        <w:t>backtesting</w:t>
+      </w:r>
+      <w:proofErr w:type="spellEnd"/>
+      <w:r>
+        <w:rPr>
+          <w:lang w:val="en-GB"/>
+        </w:rPr>
+        <w:t>, which is the process of studying the behaviour of a</w:t>
       </w:r>
       <w:r>
         <w:rPr>
@@ -1954,8 +2008,16 @@
         <w:rPr>
           <w:lang w:val="en-GB"/>
         </w:rPr>
-        <w:t>he underlying idea of backtesting</w:t>
-      </w:r>
+        <w:t xml:space="preserve">he underlying idea of </w:t>
+      </w:r>
+      <w:proofErr w:type="spellStart"/>
+      <w:r>
+        <w:rPr>
+          <w:lang w:val="en-GB"/>
+        </w:rPr>
+        <w:t>backtesting</w:t>
+      </w:r>
+      <w:proofErr w:type="spellEnd"/>
       <w:r>
         <w:rPr>
           <w:lang w:val="en-GB"/>
@@ -1978,13 +2040,39 @@
         <w:rPr>
           <w:lang w:val="en-GB"/>
         </w:rPr>
-        <w:t xml:space="preserve"> strategy that performed well in the past is likely to do so again in the future, and vice versa.  There are several statistical biases that need special attention in the process of developing a viable backtesting. Survivorship bias, look-ahead bias, and data snooping are the most common ones. </w:t>
-      </w:r>
-      <w:r>
-        <w:rPr>
-          <w:lang w:val="en-GB"/>
-        </w:rPr>
-        <w:t>The survivorship bias ignores assets that have disappeared during the test period and only considers investments that are still present at the end of the test period. The look ahead bias occurs, when investment decisions are done based on information, which are not yet available at the time the signal is processed in real-time. For example, if the 200-day moving average triggers a new buy/sell signal based on historical close</w:t>
+        <w:t xml:space="preserve"> strategy that performed well in the past is likely to do so again in the future, and vice versa.  There are several statistical biases that need special attention in the process of developing a viable </w:t>
+      </w:r>
+      <w:proofErr w:type="spellStart"/>
+      <w:r>
+        <w:rPr>
+          <w:lang w:val="en-GB"/>
+        </w:rPr>
+        <w:t>backtesting</w:t>
+      </w:r>
+      <w:proofErr w:type="spellEnd"/>
+      <w:r>
+        <w:rPr>
+          <w:lang w:val="en-GB"/>
+        </w:rPr>
+        <w:t xml:space="preserve">. Survivorship bias, look-ahead bias, and data snooping are the most common ones. </w:t>
+      </w:r>
+      <w:r>
+        <w:rPr>
+          <w:lang w:val="en-GB"/>
+        </w:rPr>
+        <w:t xml:space="preserve">The survivorship bias ignores assets that have disappeared during the test period and only considers investments that are still present at the end of the test period. The look ahead bias occurs, when investment decisions are done based on information, which </w:t>
+      </w:r>
+      <w:r>
+        <w:rPr>
+          <w:lang w:val="en-GB"/>
+        </w:rPr>
+        <w:t>is</w:t>
+      </w:r>
+      <w:r>
+        <w:rPr>
+          <w:lang w:val="en-GB"/>
+        </w:rPr>
+        <w:t xml:space="preserve"> not yet available at the time the signal is processed in real-time. For example, if the 200-day moving average triggers a new buy/sell signal based on historical close</w:t>
       </w:r>
       <w:r>
         <w:rPr>
@@ -2047,6 +2135,7 @@
         </w:rPr>
         <w:t xml:space="preserve"> Although historical data does not guarantee future performance, it helps to evaluate a strategy and to understand its performance in different periods. The level of confidence depends on the stability of the </w:t>
       </w:r>
+      <w:proofErr w:type="spellStart"/>
       <w:r>
         <w:rPr>
           <w:lang w:val="en-GB"/>
@@ -2057,7 +2146,14 @@
         <w:rPr>
           <w:lang w:val="en-GB"/>
         </w:rPr>
-        <w:t>test result</w:t>
+        <w:t>test</w:t>
+      </w:r>
+      <w:proofErr w:type="spellEnd"/>
+      <w:r>
+        <w:rPr>
+          <w:lang w:val="en-GB"/>
+        </w:rPr>
+        <w:t xml:space="preserve"> result</w:t>
       </w:r>
       <w:r>
         <w:rPr>
@@ -2075,13 +2171,41 @@
         <w:rPr>
           <w:lang w:val="en-GB"/>
         </w:rPr>
-        <w:t>'</w:t>
-      </w:r>
-      <w:r>
-        <w:rPr>
-          <w:lang w:val="en-GB"/>
-        </w:rPr>
-        <w:t xml:space="preserve">s genuine capabilities before actual money is on the line. </w:t>
+        <w:t>’</w:t>
+      </w:r>
+      <w:r>
+        <w:rPr>
+          <w:lang w:val="en-GB"/>
+        </w:rPr>
+        <w:t>s</w:t>
+      </w:r>
+      <w:r>
+        <w:rPr>
+          <w:sz w:val="16"/>
+          <w:szCs w:val="16"/>
+          <w:lang w:val="en-GB"/>
+        </w:rPr>
+        <w:t xml:space="preserve"> </w:t>
+      </w:r>
+      <w:r>
+        <w:rPr>
+          <w:lang w:val="en-GB"/>
+        </w:rPr>
+        <w:t>genuine</w:t>
+      </w:r>
+      <w:r>
+        <w:rPr>
+          <w:sz w:val="16"/>
+          <w:szCs w:val="16"/>
+          <w:lang w:val="en-GB"/>
+        </w:rPr>
+        <w:t xml:space="preserve"> </w:t>
+      </w:r>
+      <w:r>
+        <w:rPr>
+          <w:lang w:val="en-GB"/>
+        </w:rPr>
+        <w:t xml:space="preserve">capabilities before actual money is on the line. </w:t>
       </w:r>
     </w:p>
     <w:p>
@@ -2161,10 +2285,10 @@
         <w:t xml:space="preserve"> based on</w:t>
       </w:r>
       <w:r>
-        <w:t xml:space="preserve"> the following</w:t>
-      </w:r>
-      <w:r>
-        <w:t xml:space="preserve"> three quantitative factors: risk, momentum, and mean reversion. </w:t>
+        <w:t xml:space="preserve"> </w:t>
+      </w:r>
+      <w:r>
+        <w:t xml:space="preserve">three quantitative factors: risk, momentum, and mean reversion. </w:t>
       </w:r>
       <w:r>
         <w:t>Through its downside protection</w:t>
@@ -2235,7 +2359,15 @@
         <w:pStyle w:val="Text"/>
       </w:pPr>
       <w:r>
-        <w:t xml:space="preserve">Value-at-Risk (VaR) is the most commonly used statistics to </w:t>
+        <w:t>Value-at-Risk (</w:t>
+      </w:r>
+      <w:proofErr w:type="spellStart"/>
+      <w:r>
+        <w:t>VaR</w:t>
+      </w:r>
+      <w:proofErr w:type="spellEnd"/>
+      <w:r>
+        <w:t xml:space="preserve">) is the most commonly used statistics to </w:t>
       </w:r>
       <w:r>
         <w:t>assess</w:t>
@@ -2255,8 +2387,21 @@
       <w:r>
         <w:t xml:space="preserve">. </w:t>
       </w:r>
-      <w:r>
-        <w:t xml:space="preserve">VaR is a measure of potential loss over a given time period and represents the 1-α %-percentile loss. The SPY3 model calculates the daily VaR with a 99% confidence level and a </w:t>
+      <w:proofErr w:type="spellStart"/>
+      <w:r>
+        <w:t>VaR</w:t>
+      </w:r>
+      <w:proofErr w:type="spellEnd"/>
+      <w:r>
+        <w:t xml:space="preserve"> is a measure of potential loss over a given time period and represents the 1-α %-percentile loss. The SPY3 model calculates the daily </w:t>
+      </w:r>
+      <w:proofErr w:type="spellStart"/>
+      <w:r>
+        <w:t>VaR</w:t>
+      </w:r>
+      <w:proofErr w:type="spellEnd"/>
+      <w:r>
+        <w:t xml:space="preserve"> with a 99% confidence level and a </w:t>
       </w:r>
       <w:r>
         <w:t>9</w:t>
@@ -2268,13 +2413,29 @@
         <w:t>If</w:t>
       </w:r>
       <w:r>
-        <w:t xml:space="preserve"> the daily 99% VaR remains below 2%, </w:t>
+        <w:t xml:space="preserve"> the daily 99% </w:t>
+      </w:r>
+      <w:proofErr w:type="spellStart"/>
+      <w:r>
+        <w:t>VaR</w:t>
+      </w:r>
+      <w:proofErr w:type="spellEnd"/>
+      <w:r>
+        <w:t xml:space="preserve"> remains below 2%, </w:t>
       </w:r>
       <w:r>
         <w:t>the model signals</w:t>
       </w:r>
       <w:r>
-        <w:t xml:space="preserve"> risk-on. Conversely, a VaR above 5% serves as </w:t>
+        <w:t xml:space="preserve"> risk-on. Conversely, a </w:t>
+      </w:r>
+      <w:proofErr w:type="spellStart"/>
+      <w:r>
+        <w:t>VaR</w:t>
+      </w:r>
+      <w:proofErr w:type="spellEnd"/>
+      <w:r>
+        <w:t xml:space="preserve"> above 5% serves as </w:t>
       </w:r>
       <w:r>
         <w:t>our</w:t>
@@ -2350,22 +2511,43 @@
         <w:t>rend-</w:t>
       </w:r>
       <w:r>
-        <w:t>f</w:t>
-      </w:r>
-      <w:r>
-        <w:t>ollowers and therefore, we want to stay invested in upward trends and be cautious in downturn trends. For this reason, our</w:t>
-      </w:r>
-      <w:r>
-        <w:t xml:space="preserve"> momentum factor consists of two moving averages</w:t>
-      </w:r>
-      <w:r>
-        <w:t xml:space="preserve"> (MA)</w:t>
+        <w:t xml:space="preserve">followers; </w:t>
+      </w:r>
+      <w:r>
+        <w:t>therefore, we want to stay invested in upward trends and be cautious in downturn trends. For this reason, our</w:t>
+      </w:r>
+      <w:r>
+        <w:t xml:space="preserve"> momentum factor consists of two moving average</w:t>
+      </w:r>
+      <w:r>
+        <w:t xml:space="preserve"> </w:t>
+      </w:r>
+      <w:r>
+        <w:t>(MA)</w:t>
+      </w:r>
+      <w:r>
+        <w:t xml:space="preserve"> pairs</w:t>
       </w:r>
       <w:r>
         <w:t xml:space="preserve">, </w:t>
       </w:r>
       <w:r>
-        <w:t xml:space="preserve">35-day and 200-day. The model detects upward trends </w:t>
+        <w:t xml:space="preserve">35-day and 200-day. The model </w:t>
+      </w:r>
+      <w:r>
+        <w:t>identifies</w:t>
+      </w:r>
+      <w:r>
+        <w:t xml:space="preserve"> an</w:t>
+      </w:r>
+      <w:r>
+        <w:t xml:space="preserve"> </w:t>
+      </w:r>
+      <w:r>
+        <w:t>upward trend</w:t>
+      </w:r>
+      <w:r>
+        <w:t xml:space="preserve"> </w:t>
       </w:r>
       <w:r>
         <w:t>as long as the short-dated</w:t>
@@ -2930,7 +3112,15 @@
         <w:t>In regard to</w:t>
       </w:r>
       <w:r>
-        <w:t xml:space="preserve"> backtesting, </w:t>
+        <w:t xml:space="preserve"> </w:t>
+      </w:r>
+      <w:proofErr w:type="spellStart"/>
+      <w:r>
+        <w:t>backtesting</w:t>
+      </w:r>
+      <w:proofErr w:type="spellEnd"/>
+      <w:r>
+        <w:t xml:space="preserve">, </w:t>
       </w:r>
       <w:r>
         <w:t xml:space="preserve">we </w:t>
@@ -3351,11 +3541,19 @@
           <w:lang w:val="en-GB"/>
         </w:rPr>
       </w:pPr>
-      <w:r>
-        <w:rPr>
-          <w:lang w:val="en-GB"/>
-        </w:rPr>
-        <w:t xml:space="preserve">Asness, C., Moskowitz, T. J. and Pedersen, L. H. (2013), „Value and Momentum Everywhere”, </w:t>
+      <w:proofErr w:type="spellStart"/>
+      <w:r>
+        <w:rPr>
+          <w:lang w:val="en-GB"/>
+        </w:rPr>
+        <w:t>Asness</w:t>
+      </w:r>
+      <w:proofErr w:type="spellEnd"/>
+      <w:r>
+        <w:rPr>
+          <w:lang w:val="en-GB"/>
+        </w:rPr>
+        <w:t xml:space="preserve">, C., Moskowitz, T. J. and Pedersen, L. H. (2013), „Value and Momentum Everywhere”, </w:t>
       </w:r>
       <w:r>
         <w:rPr>
@@ -4931,7 +5129,6 @@
   <w:style w:type="character" w:default="1" w:styleId="Absatz-Standardschriftart">
     <w:name w:val="Default Paragraph Font"/>
     <w:uiPriority w:val="1"/>
-    <w:semiHidden/>
     <w:unhideWhenUsed/>
   </w:style>
   <w:style w:type="table" w:default="1" w:styleId="NormaleTabelle">
